--- a/entregable_n2/Entregable2_TorresEmiliana.docx
+++ b/entregable_n2/Entregable2_TorresEmiliana.docx
@@ -159,23 +159,13 @@
                                           <w:szCs w:val="28"/>
                                         </w:rPr>
                                       </w:pPr>
-                                      <w:proofErr w:type="spellStart"/>
                                       <w:r>
                                         <w:rPr>
                                           <w:color w:val="FFFFFF" w:themeColor="background1"/>
                                           <w:sz w:val="28"/>
                                           <w:szCs w:val="28"/>
                                         </w:rPr>
-                                        <w:t>Entregable</w:t>
-                                      </w:r>
-                                      <w:proofErr w:type="spellEnd"/>
-                                      <w:r>
-                                        <w:rPr>
-                                          <w:color w:val="FFFFFF" w:themeColor="background1"/>
-                                          <w:sz w:val="28"/>
-                                          <w:szCs w:val="28"/>
-                                        </w:rPr>
-                                        <w:t xml:space="preserve"> n2</w:t>
+                                        <w:t>Entregable n2</w:t>
                                       </w:r>
                                     </w:p>
                                   </w:sdtContent>
@@ -3481,23 +3471,13 @@
                                     <w:szCs w:val="28"/>
                                   </w:rPr>
                                 </w:pPr>
-                                <w:proofErr w:type="spellStart"/>
                                 <w:r>
                                   <w:rPr>
                                     <w:color w:val="FFFFFF" w:themeColor="background1"/>
                                     <w:sz w:val="28"/>
                                     <w:szCs w:val="28"/>
                                   </w:rPr>
-                                  <w:t>Entregable</w:t>
-                                </w:r>
-                                <w:proofErr w:type="spellEnd"/>
-                                <w:r>
-                                  <w:rPr>
-                                    <w:color w:val="FFFFFF" w:themeColor="background1"/>
-                                    <w:sz w:val="28"/>
-                                    <w:szCs w:val="28"/>
-                                  </w:rPr>
-                                  <w:t xml:space="preserve"> n2</w:t>
+                                  <w:t>Entregable n2</w:t>
                                 </w:r>
                               </w:p>
                             </w:sdtContent>
@@ -4000,34 +3980,14 @@
                                     <w:text/>
                                   </w:sdtPr>
                                   <w:sdtContent>
-                                    <w:proofErr w:type="spellStart"/>
                                     <w:r>
                                       <w:rPr>
                                         <w:color w:val="404040" w:themeColor="text1" w:themeTint="BF"/>
                                         <w:sz w:val="36"/>
                                         <w:szCs w:val="36"/>
                                       </w:rPr>
-                                      <w:t>Curso</w:t>
+                                      <w:t>Curso SQL - Coderhouse</w:t>
                                     </w:r>
-                                    <w:proofErr w:type="spellEnd"/>
-                                    <w:r>
-                                      <w:rPr>
-                                        <w:color w:val="404040" w:themeColor="text1" w:themeTint="BF"/>
-                                        <w:sz w:val="36"/>
-                                        <w:szCs w:val="36"/>
-                                      </w:rPr>
-                                      <w:t xml:space="preserve"> SQL - </w:t>
-                                    </w:r>
-                                    <w:proofErr w:type="spellStart"/>
-                                    <w:r>
-                                      <w:rPr>
-                                        <w:color w:val="404040" w:themeColor="text1" w:themeTint="BF"/>
-                                        <w:sz w:val="36"/>
-                                        <w:szCs w:val="36"/>
-                                      </w:rPr>
-                                      <w:t>Coderhouse</w:t>
-                                    </w:r>
-                                    <w:proofErr w:type="spellEnd"/>
                                   </w:sdtContent>
                                 </w:sdt>
                               </w:p>
@@ -4117,34 +4077,14 @@
                               <w:text/>
                             </w:sdtPr>
                             <w:sdtContent>
-                              <w:proofErr w:type="spellStart"/>
                               <w:r>
                                 <w:rPr>
                                   <w:color w:val="404040" w:themeColor="text1" w:themeTint="BF"/>
                                   <w:sz w:val="36"/>
                                   <w:szCs w:val="36"/>
                                 </w:rPr>
-                                <w:t>Curso</w:t>
+                                <w:t>Curso SQL - Coderhouse</w:t>
                               </w:r>
-                              <w:proofErr w:type="spellEnd"/>
-                              <w:r>
-                                <w:rPr>
-                                  <w:color w:val="404040" w:themeColor="text1" w:themeTint="BF"/>
-                                  <w:sz w:val="36"/>
-                                  <w:szCs w:val="36"/>
-                                </w:rPr>
-                                <w:t xml:space="preserve"> SQL - </w:t>
-                              </w:r>
-                              <w:proofErr w:type="spellStart"/>
-                              <w:r>
-                                <w:rPr>
-                                  <w:color w:val="404040" w:themeColor="text1" w:themeTint="BF"/>
-                                  <w:sz w:val="36"/>
-                                  <w:szCs w:val="36"/>
-                                </w:rPr>
-                                <w:t>Coderhouse</w:t>
-                              </w:r>
-                              <w:proofErr w:type="spellEnd"/>
                             </w:sdtContent>
                           </w:sdt>
                         </w:p>
@@ -4166,6 +4106,1091 @@
     </w:sdt>
     <w:p>
       <w:pPr>
+        <w:widowControl w:val="0"/>
+        <w:pBdr>
+          <w:top w:val="nil"/>
+          <w:left w:val="nil"/>
+          <w:bottom w:val="nil"/>
+          <w:right w:val="nil"/>
+          <w:between w:val="nil"/>
+        </w:pBdr>
+        <w:spacing w:after="0" w:line="276" w:lineRule="auto"/>
+        <w:rPr>
+          <w:rFonts w:ascii="Arial" w:eastAsia="Arial" w:hAnsi="Arial" w:cs="Arial"/>
+          <w:b/>
+          <w:bCs/>
+          <w:sz w:val="26"/>
+          <w:szCs w:val="26"/>
+          <w:lang w:val="es-AR"/>
+        </w:rPr>
+      </w:pPr>
+      <w:r>
+        <w:rPr>
+          <w:rFonts w:ascii="Arial" w:eastAsia="Arial" w:hAnsi="Arial" w:cs="Arial"/>
+          <w:b/>
+          <w:bCs/>
+          <w:sz w:val="26"/>
+          <w:szCs w:val="26"/>
+          <w:lang w:val="es-AR"/>
+        </w:rPr>
+        <w:lastRenderedPageBreak/>
+        <w:t xml:space="preserve">INFORME </w:t>
+      </w:r>
+    </w:p>
+    <w:p>
+      <w:pPr>
+        <w:widowControl w:val="0"/>
+        <w:pBdr>
+          <w:top w:val="nil"/>
+          <w:left w:val="nil"/>
+          <w:bottom w:val="nil"/>
+          <w:right w:val="nil"/>
+          <w:between w:val="nil"/>
+        </w:pBdr>
+        <w:spacing w:after="0" w:line="276" w:lineRule="auto"/>
+        <w:rPr>
+          <w:rFonts w:ascii="Arial" w:eastAsia="Arial" w:hAnsi="Arial" w:cs="Arial"/>
+          <w:b/>
+          <w:bCs/>
+          <w:sz w:val="24"/>
+          <w:szCs w:val="24"/>
+          <w:u w:val="single"/>
+          <w:lang w:val="es-AR"/>
+        </w:rPr>
+      </w:pPr>
+    </w:p>
+    <w:p>
+      <w:pPr>
+        <w:widowControl w:val="0"/>
+        <w:pBdr>
+          <w:top w:val="nil"/>
+          <w:left w:val="nil"/>
+          <w:bottom w:val="nil"/>
+          <w:right w:val="nil"/>
+          <w:between w:val="nil"/>
+        </w:pBdr>
+        <w:spacing w:after="0" w:line="276" w:lineRule="auto"/>
+        <w:jc w:val="both"/>
+        <w:rPr>
+          <w:rFonts w:ascii="Arial" w:eastAsia="Arial" w:hAnsi="Arial" w:cs="Arial"/>
+          <w:b/>
+          <w:bCs/>
+          <w:sz w:val="24"/>
+          <w:szCs w:val="24"/>
+          <w:u w:val="single"/>
+          <w:lang w:val="es-AR"/>
+        </w:rPr>
+      </w:pPr>
+      <w:r>
+        <w:rPr>
+          <w:rFonts w:ascii="Arial" w:eastAsia="Arial" w:hAnsi="Arial" w:cs="Arial"/>
+          <w:b/>
+          <w:bCs/>
+          <w:sz w:val="24"/>
+          <w:szCs w:val="24"/>
+          <w:u w:val="single"/>
+          <w:lang w:val="es-AR"/>
+        </w:rPr>
+        <w:t>Introducción</w:t>
+      </w:r>
+    </w:p>
+    <w:p>
+      <w:pPr>
+        <w:widowControl w:val="0"/>
+        <w:pBdr>
+          <w:top w:val="nil"/>
+          <w:left w:val="nil"/>
+          <w:bottom w:val="nil"/>
+          <w:right w:val="nil"/>
+          <w:between w:val="nil"/>
+        </w:pBdr>
+        <w:spacing w:after="0" w:line="276" w:lineRule="auto"/>
+        <w:jc w:val="both"/>
+        <w:rPr>
+          <w:rFonts w:ascii="Arial" w:eastAsia="Arial" w:hAnsi="Arial" w:cs="Arial"/>
+          <w:sz w:val="24"/>
+          <w:szCs w:val="24"/>
+          <w:lang w:val="es-AR"/>
+        </w:rPr>
+      </w:pPr>
+      <w:r>
+        <w:rPr>
+          <w:rFonts w:ascii="Arial" w:eastAsia="Arial" w:hAnsi="Arial" w:cs="Arial"/>
+          <w:sz w:val="24"/>
+          <w:szCs w:val="24"/>
+          <w:lang w:val="es-AR"/>
+        </w:rPr>
+        <w:t>En este documento se presenta la información correspondiente a la base de datos diseñada para su implementación en un gimnasio o box de CrossFit.</w:t>
+      </w:r>
+      <w:r>
+        <w:rPr>
+          <w:rFonts w:ascii="Arial" w:eastAsia="Arial" w:hAnsi="Arial" w:cs="Arial"/>
+          <w:sz w:val="24"/>
+          <w:szCs w:val="24"/>
+          <w:lang w:val="es-AR"/>
+        </w:rPr>
+        <w:br/>
+        <w:t>En ella se gestionan clases de Crossfit, entrenamiento Funcional y Weightlifting. Además, se incluye un análisis descriptivo con una tabla que muestra el contenido detallado de la base de datos, junto con un diagrama esquemático que representa las relaciones entre sus entidades.</w:t>
+      </w:r>
+    </w:p>
+    <w:p>
+      <w:pPr>
+        <w:widowControl w:val="0"/>
+        <w:pBdr>
+          <w:top w:val="nil"/>
+          <w:left w:val="nil"/>
+          <w:bottom w:val="nil"/>
+          <w:right w:val="nil"/>
+          <w:between w:val="nil"/>
+        </w:pBdr>
+        <w:spacing w:after="0" w:line="276" w:lineRule="auto"/>
+        <w:jc w:val="both"/>
+        <w:rPr>
+          <w:rFonts w:ascii="Arial" w:eastAsia="Arial" w:hAnsi="Arial" w:cs="Arial"/>
+          <w:sz w:val="24"/>
+          <w:szCs w:val="24"/>
+          <w:lang w:val="es-AR"/>
+        </w:rPr>
+      </w:pPr>
+    </w:p>
+    <w:p>
+      <w:pPr>
+        <w:widowControl w:val="0"/>
+        <w:spacing w:after="0" w:line="276" w:lineRule="auto"/>
+        <w:jc w:val="both"/>
+        <w:rPr>
+          <w:rFonts w:ascii="Arial" w:eastAsia="Arial" w:hAnsi="Arial" w:cs="Arial"/>
+          <w:sz w:val="24"/>
+          <w:szCs w:val="24"/>
+          <w:lang w:val="es-AR"/>
+        </w:rPr>
+      </w:pPr>
+      <w:r>
+        <w:rPr>
+          <w:rFonts w:ascii="Arial" w:eastAsia="Arial" w:hAnsi="Arial" w:cs="Arial"/>
+          <w:b/>
+          <w:bCs/>
+          <w:sz w:val="24"/>
+          <w:szCs w:val="24"/>
+          <w:u w:val="single"/>
+          <w:lang w:val="es-AR"/>
+        </w:rPr>
+        <w:t>Situación problemática</w:t>
+      </w:r>
+      <w:r>
+        <w:rPr>
+          <w:rFonts w:ascii="Arial" w:eastAsia="Arial" w:hAnsi="Arial" w:cs="Arial"/>
+          <w:sz w:val="24"/>
+          <w:szCs w:val="24"/>
+          <w:lang w:val="es-AR"/>
+        </w:rPr>
+        <w:t xml:space="preserve"> </w:t>
+      </w:r>
+    </w:p>
+    <w:p>
+      <w:pPr>
+        <w:widowControl w:val="0"/>
+        <w:spacing w:after="0" w:line="276" w:lineRule="auto"/>
+        <w:jc w:val="both"/>
+        <w:rPr>
+          <w:rFonts w:ascii="Arial" w:eastAsia="Arial" w:hAnsi="Arial" w:cs="Arial"/>
+          <w:sz w:val="24"/>
+          <w:szCs w:val="24"/>
+          <w:lang w:val="es-AR"/>
+        </w:rPr>
+      </w:pPr>
+      <w:r>
+        <w:rPr>
+          <w:rFonts w:ascii="Arial" w:eastAsia="Arial" w:hAnsi="Arial" w:cs="Arial"/>
+          <w:sz w:val="24"/>
+          <w:szCs w:val="24"/>
+          <w:lang w:val="es-AR"/>
+        </w:rPr>
+        <w:t>En un gimnasio o box especializado en CrossFit, Funcional y Weightlifting, la gestión de forma manual de las inscripciones, reservas de clases, asignación de entrenadores y el control de pagos genera demoras, errores y falta de seguimiento. Por lo tanto, esta situación dificulta tanto el trabajo del personal como la experiencia del cliente.</w:t>
+      </w:r>
+    </w:p>
+    <w:p>
+      <w:pPr>
+        <w:widowControl w:val="0"/>
+        <w:pBdr>
+          <w:top w:val="nil"/>
+          <w:left w:val="nil"/>
+          <w:bottom w:val="nil"/>
+          <w:right w:val="nil"/>
+          <w:between w:val="nil"/>
+        </w:pBdr>
+        <w:spacing w:after="0" w:line="276" w:lineRule="auto"/>
+        <w:jc w:val="both"/>
+        <w:rPr>
+          <w:rFonts w:ascii="Arial" w:eastAsia="Arial" w:hAnsi="Arial" w:cs="Arial"/>
+          <w:sz w:val="24"/>
+          <w:szCs w:val="24"/>
+          <w:lang w:val="es-AR"/>
+        </w:rPr>
+      </w:pPr>
+      <w:r>
+        <w:rPr>
+          <w:rFonts w:ascii="Arial" w:eastAsia="Arial" w:hAnsi="Arial" w:cs="Arial"/>
+          <w:sz w:val="24"/>
+          <w:szCs w:val="24"/>
+          <w:lang w:val="es-AR"/>
+        </w:rPr>
+        <w:t>Por ello, surge la necesidad de diseñar una base de datos que permita centralizar la información, mantener un registro confiable de las operaciones diarias y optimizar la administración del servicio, evitando inconvenientes que puedan surgir por la falta de control o la duplicación de información.</w:t>
+      </w:r>
+    </w:p>
+    <w:p>
+      <w:pPr>
+        <w:widowControl w:val="0"/>
+        <w:pBdr>
+          <w:top w:val="nil"/>
+          <w:left w:val="nil"/>
+          <w:bottom w:val="nil"/>
+          <w:right w:val="nil"/>
+          <w:between w:val="nil"/>
+        </w:pBdr>
+        <w:spacing w:after="0" w:line="276" w:lineRule="auto"/>
+        <w:rPr>
+          <w:rFonts w:ascii="Arial" w:eastAsia="Arial" w:hAnsi="Arial" w:cs="Arial"/>
+          <w:b/>
+          <w:bCs/>
+          <w:sz w:val="24"/>
+          <w:szCs w:val="24"/>
+          <w:u w:val="single"/>
+          <w:lang w:val="es-AR"/>
+        </w:rPr>
+      </w:pPr>
+    </w:p>
+    <w:p>
+      <w:pPr>
+        <w:widowControl w:val="0"/>
+        <w:pBdr>
+          <w:top w:val="nil"/>
+          <w:left w:val="nil"/>
+          <w:bottom w:val="nil"/>
+          <w:right w:val="nil"/>
+          <w:between w:val="nil"/>
+        </w:pBdr>
+        <w:spacing w:after="0" w:line="276" w:lineRule="auto"/>
+        <w:rPr>
+          <w:rFonts w:ascii="Arial" w:eastAsia="Arial" w:hAnsi="Arial" w:cs="Arial"/>
+          <w:b/>
+          <w:bCs/>
+          <w:sz w:val="24"/>
+          <w:szCs w:val="24"/>
+          <w:u w:val="single"/>
+          <w:lang w:val="es-AR"/>
+        </w:rPr>
+      </w:pPr>
+      <w:r>
+        <w:rPr>
+          <w:rFonts w:ascii="Arial" w:eastAsia="Arial" w:hAnsi="Arial" w:cs="Arial"/>
+          <w:b/>
+          <w:bCs/>
+          <w:sz w:val="24"/>
+          <w:szCs w:val="24"/>
+          <w:u w:val="single"/>
+          <w:lang w:val="es-AR"/>
+        </w:rPr>
+        <w:t>Objetivos</w:t>
+      </w:r>
+    </w:p>
+    <w:p>
+      <w:pPr>
+        <w:widowControl w:val="0"/>
+        <w:pBdr>
+          <w:top w:val="nil"/>
+          <w:left w:val="nil"/>
+          <w:bottom w:val="nil"/>
+          <w:right w:val="nil"/>
+          <w:between w:val="nil"/>
+        </w:pBdr>
+        <w:spacing w:after="0" w:line="276" w:lineRule="auto"/>
+        <w:jc w:val="both"/>
+        <w:rPr>
+          <w:rFonts w:ascii="Arial" w:eastAsia="Arial" w:hAnsi="Arial" w:cs="Arial"/>
+          <w:sz w:val="24"/>
+          <w:szCs w:val="24"/>
+          <w:lang w:val="es-AR"/>
+        </w:rPr>
+      </w:pPr>
+      <w:r>
+        <w:rPr>
+          <w:rFonts w:ascii="Arial" w:eastAsia="Arial" w:hAnsi="Arial" w:cs="Arial"/>
+          <w:sz w:val="24"/>
+          <w:szCs w:val="24"/>
+          <w:lang w:val="es-AR"/>
+        </w:rPr>
+        <w:t>El objetivo principal es mejorar la performance del manejo del box, con el fin de tener todo organizado y plasmado en una base de datos.</w:t>
+      </w:r>
+    </w:p>
+    <w:p>
+      <w:pPr>
+        <w:widowControl w:val="0"/>
+        <w:pBdr>
+          <w:top w:val="nil"/>
+          <w:left w:val="nil"/>
+          <w:bottom w:val="nil"/>
+          <w:right w:val="nil"/>
+          <w:between w:val="nil"/>
+        </w:pBdr>
+        <w:spacing w:after="0" w:line="276" w:lineRule="auto"/>
+        <w:jc w:val="both"/>
+        <w:rPr>
+          <w:rFonts w:ascii="Arial" w:eastAsia="Arial" w:hAnsi="Arial" w:cs="Arial"/>
+          <w:sz w:val="24"/>
+          <w:szCs w:val="24"/>
+          <w:lang w:val="es-AR"/>
+        </w:rPr>
+      </w:pPr>
+      <w:r>
+        <w:rPr>
+          <w:rFonts w:ascii="Arial" w:eastAsia="Arial" w:hAnsi="Arial" w:cs="Arial"/>
+          <w:sz w:val="24"/>
+          <w:szCs w:val="24"/>
+          <w:lang w:val="es-AR"/>
+        </w:rPr>
+        <w:t>Implementar una base de datos que ordene y automatice los procesos operativos del box, facilitando la gestión de clases, entrenadores y pagos.</w:t>
+      </w:r>
+    </w:p>
+    <w:p>
+      <w:pPr>
+        <w:widowControl w:val="0"/>
+        <w:pBdr>
+          <w:top w:val="nil"/>
+          <w:left w:val="nil"/>
+          <w:bottom w:val="nil"/>
+          <w:right w:val="nil"/>
+          <w:between w:val="nil"/>
+        </w:pBdr>
+        <w:spacing w:after="0" w:line="276" w:lineRule="auto"/>
+        <w:jc w:val="both"/>
+        <w:rPr>
+          <w:rFonts w:ascii="Arial" w:eastAsia="Arial" w:hAnsi="Arial" w:cs="Arial"/>
+          <w:sz w:val="24"/>
+          <w:szCs w:val="24"/>
+          <w:lang w:val="es-AR"/>
+        </w:rPr>
+      </w:pPr>
+      <w:r>
+        <w:rPr>
+          <w:rFonts w:ascii="Arial" w:eastAsia="Arial" w:hAnsi="Arial" w:cs="Arial"/>
+          <w:sz w:val="24"/>
+          <w:szCs w:val="24"/>
+          <w:lang w:val="es-AR"/>
+        </w:rPr>
+        <w:t>Tener un sistema estructurado y eficiente para mejorar el rendimiento administrativo, asegurar un seguimiento detallado de las actividades y garantizar una experiencia satisfactoria tanto para los clientes como para el personal del gimnasio.</w:t>
+      </w:r>
+    </w:p>
+    <w:p>
+      <w:pPr>
+        <w:widowControl w:val="0"/>
+        <w:pBdr>
+          <w:top w:val="nil"/>
+          <w:left w:val="nil"/>
+          <w:bottom w:val="nil"/>
+          <w:right w:val="nil"/>
+          <w:between w:val="nil"/>
+        </w:pBdr>
+        <w:spacing w:after="0" w:line="276" w:lineRule="auto"/>
+        <w:rPr>
+          <w:rFonts w:ascii="Arial" w:eastAsia="Arial" w:hAnsi="Arial" w:cs="Arial"/>
+          <w:b/>
+          <w:bCs/>
+          <w:sz w:val="24"/>
+          <w:szCs w:val="24"/>
+          <w:u w:val="single"/>
+          <w:lang w:val="es-AR"/>
+        </w:rPr>
+      </w:pPr>
+    </w:p>
+    <w:p>
+      <w:pPr>
+        <w:widowControl w:val="0"/>
+        <w:pBdr>
+          <w:top w:val="nil"/>
+          <w:left w:val="nil"/>
+          <w:bottom w:val="nil"/>
+          <w:right w:val="nil"/>
+          <w:between w:val="nil"/>
+        </w:pBdr>
+        <w:spacing w:after="0" w:line="276" w:lineRule="auto"/>
+        <w:rPr>
+          <w:rFonts w:ascii="Arial" w:eastAsia="Arial" w:hAnsi="Arial" w:cs="Arial"/>
+          <w:b/>
+          <w:bCs/>
+          <w:sz w:val="24"/>
+          <w:szCs w:val="24"/>
+          <w:u w:val="single"/>
+          <w:lang w:val="es-AR"/>
+        </w:rPr>
+      </w:pPr>
+    </w:p>
+    <w:p>
+      <w:pPr>
+        <w:widowControl w:val="0"/>
+        <w:pBdr>
+          <w:top w:val="nil"/>
+          <w:left w:val="nil"/>
+          <w:bottom w:val="nil"/>
+          <w:right w:val="nil"/>
+          <w:between w:val="nil"/>
+        </w:pBdr>
+        <w:spacing w:after="0" w:line="276" w:lineRule="auto"/>
+        <w:rPr>
+          <w:rFonts w:ascii="Arial" w:eastAsia="Arial" w:hAnsi="Arial" w:cs="Arial"/>
+          <w:b/>
+          <w:bCs/>
+          <w:sz w:val="24"/>
+          <w:szCs w:val="24"/>
+          <w:u w:val="single"/>
+          <w:lang w:val="es-AR"/>
+        </w:rPr>
+      </w:pPr>
+    </w:p>
+    <w:p>
+      <w:pPr>
+        <w:widowControl w:val="0"/>
+        <w:pBdr>
+          <w:top w:val="nil"/>
+          <w:left w:val="nil"/>
+          <w:bottom w:val="nil"/>
+          <w:right w:val="nil"/>
+          <w:between w:val="nil"/>
+        </w:pBdr>
+        <w:spacing w:after="0" w:line="276" w:lineRule="auto"/>
+        <w:rPr>
+          <w:rFonts w:ascii="Arial" w:eastAsia="Arial" w:hAnsi="Arial" w:cs="Arial"/>
+          <w:b/>
+          <w:bCs/>
+          <w:sz w:val="24"/>
+          <w:szCs w:val="24"/>
+          <w:u w:val="single"/>
+          <w:lang w:val="es-AR"/>
+        </w:rPr>
+      </w:pPr>
+    </w:p>
+    <w:p>
+      <w:pPr>
+        <w:widowControl w:val="0"/>
+        <w:pBdr>
+          <w:top w:val="nil"/>
+          <w:left w:val="nil"/>
+          <w:bottom w:val="nil"/>
+          <w:right w:val="nil"/>
+          <w:between w:val="nil"/>
+        </w:pBdr>
+        <w:spacing w:after="0" w:line="276" w:lineRule="auto"/>
+        <w:rPr>
+          <w:rFonts w:ascii="Arial" w:eastAsia="Arial" w:hAnsi="Arial" w:cs="Arial"/>
+          <w:b/>
+          <w:bCs/>
+          <w:sz w:val="24"/>
+          <w:szCs w:val="24"/>
+          <w:u w:val="single"/>
+          <w:lang w:val="es-AR"/>
+        </w:rPr>
+      </w:pPr>
+    </w:p>
+    <w:p>
+      <w:pPr>
+        <w:widowControl w:val="0"/>
+        <w:pBdr>
+          <w:top w:val="nil"/>
+          <w:left w:val="nil"/>
+          <w:bottom w:val="nil"/>
+          <w:right w:val="nil"/>
+          <w:between w:val="nil"/>
+        </w:pBdr>
+        <w:spacing w:after="0" w:line="276" w:lineRule="auto"/>
+        <w:rPr>
+          <w:rFonts w:ascii="Arial" w:eastAsia="Arial" w:hAnsi="Arial" w:cs="Arial"/>
+          <w:b/>
+          <w:bCs/>
+          <w:sz w:val="24"/>
+          <w:szCs w:val="24"/>
+          <w:u w:val="single"/>
+          <w:lang w:val="es-AR"/>
+        </w:rPr>
+      </w:pPr>
+    </w:p>
+    <w:p>
+      <w:pPr>
+        <w:widowControl w:val="0"/>
+        <w:pBdr>
+          <w:top w:val="nil"/>
+          <w:left w:val="nil"/>
+          <w:bottom w:val="nil"/>
+          <w:right w:val="nil"/>
+          <w:between w:val="nil"/>
+        </w:pBdr>
+        <w:spacing w:after="0" w:line="276" w:lineRule="auto"/>
+        <w:rPr>
+          <w:rFonts w:ascii="Arial" w:eastAsia="Arial" w:hAnsi="Arial" w:cs="Arial"/>
+          <w:b/>
+          <w:bCs/>
+          <w:sz w:val="24"/>
+          <w:szCs w:val="24"/>
+          <w:u w:val="single"/>
+          <w:lang w:val="es-AR"/>
+        </w:rPr>
+      </w:pPr>
+    </w:p>
+    <w:p>
+      <w:pPr>
+        <w:widowControl w:val="0"/>
+        <w:pBdr>
+          <w:top w:val="nil"/>
+          <w:left w:val="nil"/>
+          <w:bottom w:val="nil"/>
+          <w:right w:val="nil"/>
+          <w:between w:val="nil"/>
+        </w:pBdr>
+        <w:spacing w:after="0" w:line="276" w:lineRule="auto"/>
+        <w:rPr>
+          <w:rFonts w:ascii="Arial" w:eastAsia="Arial" w:hAnsi="Arial" w:cs="Arial"/>
+          <w:b/>
+          <w:bCs/>
+          <w:sz w:val="24"/>
+          <w:szCs w:val="24"/>
+          <w:u w:val="single"/>
+          <w:lang w:val="es-AR"/>
+        </w:rPr>
+      </w:pPr>
+    </w:p>
+    <w:p>
+      <w:pPr>
+        <w:widowControl w:val="0"/>
+        <w:pBdr>
+          <w:top w:val="nil"/>
+          <w:left w:val="nil"/>
+          <w:bottom w:val="nil"/>
+          <w:right w:val="nil"/>
+          <w:between w:val="nil"/>
+        </w:pBdr>
+        <w:spacing w:after="0" w:line="276" w:lineRule="auto"/>
+        <w:rPr>
+          <w:rFonts w:ascii="Arial" w:eastAsia="Arial" w:hAnsi="Arial" w:cs="Arial"/>
+          <w:b/>
+          <w:bCs/>
+          <w:sz w:val="24"/>
+          <w:szCs w:val="24"/>
+          <w:u w:val="single"/>
+          <w:lang w:val="es-AR"/>
+        </w:rPr>
+      </w:pPr>
+    </w:p>
+    <w:p>
+      <w:pPr>
+        <w:widowControl w:val="0"/>
+        <w:pBdr>
+          <w:top w:val="nil"/>
+          <w:left w:val="nil"/>
+          <w:bottom w:val="nil"/>
+          <w:right w:val="nil"/>
+          <w:between w:val="nil"/>
+        </w:pBdr>
+        <w:spacing w:after="0" w:line="276" w:lineRule="auto"/>
+        <w:rPr>
+          <w:rFonts w:ascii="Arial" w:eastAsia="Arial" w:hAnsi="Arial" w:cs="Arial"/>
+          <w:b/>
+          <w:bCs/>
+          <w:sz w:val="24"/>
+          <w:szCs w:val="24"/>
+          <w:u w:val="single"/>
+          <w:lang w:val="es-AR"/>
+        </w:rPr>
+      </w:pPr>
+    </w:p>
+    <w:p>
+      <w:pPr>
+        <w:widowControl w:val="0"/>
+        <w:pBdr>
+          <w:top w:val="nil"/>
+          <w:left w:val="nil"/>
+          <w:bottom w:val="nil"/>
+          <w:right w:val="nil"/>
+          <w:between w:val="nil"/>
+        </w:pBdr>
+        <w:spacing w:after="0" w:line="276" w:lineRule="auto"/>
+        <w:rPr>
+          <w:rFonts w:ascii="Arial" w:eastAsia="Arial" w:hAnsi="Arial" w:cs="Arial"/>
+          <w:b/>
+          <w:bCs/>
+          <w:sz w:val="24"/>
+          <w:szCs w:val="24"/>
+          <w:u w:val="single"/>
+          <w:lang w:val="es-AR"/>
+        </w:rPr>
+      </w:pPr>
+    </w:p>
+    <w:p>
+      <w:pPr>
+        <w:widowControl w:val="0"/>
+        <w:pBdr>
+          <w:top w:val="nil"/>
+          <w:left w:val="nil"/>
+          <w:bottom w:val="nil"/>
+          <w:right w:val="nil"/>
+          <w:between w:val="nil"/>
+        </w:pBdr>
+        <w:spacing w:after="0" w:line="276" w:lineRule="auto"/>
+        <w:rPr>
+          <w:rFonts w:ascii="Arial" w:eastAsia="Arial" w:hAnsi="Arial" w:cs="Arial"/>
+          <w:b/>
+          <w:bCs/>
+          <w:sz w:val="24"/>
+          <w:szCs w:val="24"/>
+          <w:u w:val="single"/>
+        </w:rPr>
+      </w:pPr>
+      <w:r>
+        <w:rPr>
+          <w:rFonts w:ascii="Arial" w:eastAsia="Arial" w:hAnsi="Arial" w:cs="Arial"/>
+          <w:b/>
+          <w:bCs/>
+          <w:sz w:val="24"/>
+          <w:szCs w:val="24"/>
+          <w:u w:val="single"/>
+        </w:rPr>
+        <w:lastRenderedPageBreak/>
+        <w:t>Diagrama Entidad Relación (DER)</w:t>
+      </w:r>
+    </w:p>
+    <w:p>
+      <w:pPr>
+        <w:rPr>
+          <w:lang w:val="es-MX"/>
+        </w:rPr>
+      </w:pPr>
+      <w:r>
+        <w:rPr>
+          <w:noProof/>
+        </w:rPr>
+        <w:drawing>
+          <wp:inline distT="0" distB="0" distL="0" distR="0" wp14:anchorId="247495AC" wp14:editId="313681C2">
+            <wp:extent cx="6585759" cy="3476625"/>
+            <wp:effectExtent l="0" t="0" r="5715" b="0"/>
+            <wp:docPr id="11" name="Imagen 11"/>
+            <wp:cNvGraphicFramePr>
+              <a:graphicFrameLocks xmlns:a="http://schemas.openxmlformats.org/drawingml/2006/main" noChangeAspect="1"/>
+            </wp:cNvGraphicFramePr>
+            <a:graphic xmlns:a="http://schemas.openxmlformats.org/drawingml/2006/main">
+              <a:graphicData uri="http://schemas.openxmlformats.org/drawingml/2006/picture">
+                <pic:pic xmlns:pic="http://schemas.openxmlformats.org/drawingml/2006/picture">
+                  <pic:nvPicPr>
+                    <pic:cNvPr id="1" name=""/>
+                    <pic:cNvPicPr/>
+                  </pic:nvPicPr>
+                  <pic:blipFill rotWithShape="1">
+                    <a:blip r:embed="rId7">
+                      <a:extLst>
+                        <a:ext uri="{BEBA8EAE-BF5A-486C-A8C5-ECC9F3942E4B}">
+                          <a14:imgProps xmlns:a14="http://schemas.microsoft.com/office/drawing/2010/main">
+                            <a14:imgLayer r:embed="rId8">
+                              <a14:imgEffect>
+                                <a14:sharpenSoften amount="50000"/>
+                              </a14:imgEffect>
+                            </a14:imgLayer>
+                          </a14:imgProps>
+                        </a:ext>
+                      </a:extLst>
+                    </a:blip>
+                    <a:srcRect l="15445" t="13282" b="7326"/>
+                    <a:stretch/>
+                  </pic:blipFill>
+                  <pic:spPr bwMode="auto">
+                    <a:xfrm>
+                      <a:off x="0" y="0"/>
+                      <a:ext cx="6607789" cy="3488254"/>
+                    </a:xfrm>
+                    <a:prstGeom prst="rect">
+                      <a:avLst/>
+                    </a:prstGeom>
+                    <a:ln>
+                      <a:noFill/>
+                    </a:ln>
+                    <a:extLst>
+                      <a:ext uri="{53640926-AAD7-44D8-BBD7-CCE9431645EC}">
+                        <a14:shadowObscured xmlns:a14="http://schemas.microsoft.com/office/drawing/2010/main"/>
+                      </a:ext>
+                    </a:extLst>
+                  </pic:spPr>
+                </pic:pic>
+              </a:graphicData>
+            </a:graphic>
+          </wp:inline>
+        </w:drawing>
+      </w:r>
+    </w:p>
+    <w:p>
+      <w:pPr>
+        <w:rPr>
+          <w:b/>
+          <w:bCs/>
+          <w:lang w:val="es-MX"/>
+        </w:rPr>
+      </w:pPr>
+      <w:r>
+        <w:rPr>
+          <w:b/>
+          <w:bCs/>
+          <w:sz w:val="24"/>
+          <w:szCs w:val="24"/>
+          <w:lang w:val="es-MX"/>
+        </w:rPr>
+        <w:t xml:space="preserve">VISTAS </w:t>
+      </w:r>
+    </w:p>
+    <w:p>
+      <w:pPr>
+        <w:pStyle w:val="Prrafodelista"/>
+        <w:numPr>
+          <w:ilvl w:val="0"/>
+          <w:numId w:val="1"/>
+        </w:numPr>
+        <w:rPr>
+          <w:b/>
+          <w:bCs/>
+          <w:lang w:val="es-MX"/>
+        </w:rPr>
+      </w:pPr>
+      <w:r>
+        <w:rPr>
+          <w:b/>
+          <w:bCs/>
+          <w:lang w:val="es-MX"/>
+        </w:rPr>
+        <w:t>Vista_clientes_activos</w:t>
+      </w:r>
+    </w:p>
+    <w:p>
+      <w:pPr>
+        <w:rPr>
+          <w:lang w:val="es-MX"/>
+        </w:rPr>
+      </w:pPr>
+      <w:r>
+        <w:rPr>
+          <w:lang w:val="es-MX"/>
+        </w:rPr>
+        <w:t>El objetivo de esta vista es ver rápidamente los clientes que están habilitados. Nos muestra: Id_cliente, n</w:t>
+      </w:r>
+      <w:r>
+        <w:rPr>
+          <w:lang w:val="es-MX"/>
+        </w:rPr>
+        <w:t>ombre, apellido</w:t>
+      </w:r>
+      <w:r>
+        <w:rPr>
+          <w:lang w:val="es-MX"/>
+        </w:rPr>
+        <w:t>, d</w:t>
+      </w:r>
+      <w:r>
+        <w:rPr>
+          <w:lang w:val="es-MX"/>
+        </w:rPr>
+        <w:t>ni</w:t>
+      </w:r>
+      <w:r>
+        <w:rPr>
+          <w:lang w:val="es-MX"/>
+        </w:rPr>
+        <w:t>, fecha_registro.</w:t>
+      </w:r>
+    </w:p>
+    <w:p>
+      <w:pPr>
+        <w:pStyle w:val="Prrafodelista"/>
+        <w:numPr>
+          <w:ilvl w:val="0"/>
+          <w:numId w:val="1"/>
+        </w:numPr>
+        <w:rPr>
+          <w:b/>
+          <w:bCs/>
+          <w:lang w:val="es-MX"/>
+        </w:rPr>
+      </w:pPr>
+      <w:r>
+        <w:rPr>
+          <w:b/>
+          <w:bCs/>
+          <w:lang w:val="es-MX"/>
+        </w:rPr>
+        <w:t>Vista_clases_completas</w:t>
+      </w:r>
+    </w:p>
+    <w:p>
+      <w:pPr>
+        <w:rPr>
+          <w:lang w:val="es-MX"/>
+        </w:rPr>
+      </w:pPr>
+      <w:r>
+        <w:rPr>
+          <w:lang w:val="es-MX"/>
+        </w:rPr>
+        <w:t>El objetivo es mostrar toda la info relevante de una clase</w:t>
+      </w:r>
+      <w:r>
+        <w:rPr>
+          <w:lang w:val="es-MX"/>
+        </w:rPr>
+        <w:t>, nos puede servir como una agenda diaria</w:t>
+      </w:r>
+      <w:r>
+        <w:rPr>
+          <w:lang w:val="es-MX"/>
+        </w:rPr>
+        <w:t>. Unimos las tablas clases, entrenadores y wods</w:t>
+      </w:r>
+      <w:r>
+        <w:rPr>
+          <w:lang w:val="es-MX"/>
+        </w:rPr>
+        <w:t xml:space="preserve"> con un JOIN</w:t>
+      </w:r>
+      <w:r>
+        <w:rPr>
+          <w:lang w:val="es-MX"/>
+        </w:rPr>
+        <w:t xml:space="preserve">. </w:t>
+      </w:r>
+    </w:p>
+    <w:p>
+      <w:pPr>
+        <w:rPr>
+          <w:lang w:val="es-MX"/>
+        </w:rPr>
+      </w:pPr>
+      <w:r>
+        <w:rPr>
+          <w:lang w:val="es-MX"/>
+        </w:rPr>
+        <w:t>De la tabla clases usamos las columnas</w:t>
+      </w:r>
+      <w:r>
+        <w:rPr>
+          <w:lang w:val="es-MX"/>
+        </w:rPr>
+        <w:t xml:space="preserve"> id_clase,</w:t>
+      </w:r>
+      <w:r>
+        <w:rPr>
+          <w:lang w:val="es-MX"/>
+        </w:rPr>
+        <w:t xml:space="preserve"> fecha, hora</w:t>
+      </w:r>
+      <w:r>
+        <w:rPr>
+          <w:lang w:val="es-MX"/>
+        </w:rPr>
+        <w:t>,</w:t>
+      </w:r>
+      <w:r>
+        <w:rPr>
+          <w:lang w:val="es-MX"/>
+        </w:rPr>
+        <w:t xml:space="preserve"> tipo_clase</w:t>
+      </w:r>
+      <w:r>
+        <w:rPr>
+          <w:lang w:val="es-MX"/>
+        </w:rPr>
+        <w:t xml:space="preserve"> y cupo_maximo</w:t>
+      </w:r>
+      <w:r>
+        <w:rPr>
+          <w:lang w:val="es-MX"/>
+        </w:rPr>
+        <w:t>.</w:t>
+      </w:r>
+    </w:p>
+    <w:p>
+      <w:pPr>
+        <w:rPr>
+          <w:lang w:val="es-MX"/>
+        </w:rPr>
+      </w:pPr>
+      <w:r>
+        <w:rPr>
+          <w:lang w:val="es-MX"/>
+        </w:rPr>
+        <w:t>De la tabla entrenadores usamos las columnas nombre como nombre_entrenador y apellido como apellido_entrenador.</w:t>
+      </w:r>
+    </w:p>
+    <w:p>
+      <w:pPr>
+        <w:rPr>
+          <w:lang w:val="es-MX"/>
+        </w:rPr>
+      </w:pPr>
+      <w:r>
+        <w:rPr>
+          <w:lang w:val="es-MX"/>
+        </w:rPr>
+        <w:t>De la tabla wods usamos las columnas tipo como tipo_wod y duración.</w:t>
+      </w:r>
+    </w:p>
+    <w:p>
+      <w:pPr>
+        <w:pStyle w:val="Prrafodelista"/>
+        <w:numPr>
+          <w:ilvl w:val="0"/>
+          <w:numId w:val="1"/>
+        </w:numPr>
+        <w:rPr>
+          <w:b/>
+          <w:bCs/>
+          <w:lang w:val="es-MX"/>
+        </w:rPr>
+      </w:pPr>
+      <w:r>
+        <w:rPr>
+          <w:b/>
+          <w:bCs/>
+          <w:lang w:val="es-MX"/>
+        </w:rPr>
+        <w:t>Vista_reservas_por_clase</w:t>
+      </w:r>
+    </w:p>
+    <w:p>
+      <w:pPr>
+        <w:rPr>
+          <w:lang w:val="es-MX"/>
+        </w:rPr>
+      </w:pPr>
+      <w:r>
+        <w:rPr>
+          <w:lang w:val="es-MX"/>
+        </w:rPr>
+        <w:t>El objetivo es saber cuántos inscriptos tiene cada clase así nos sirve para controlar cupos</w:t>
+      </w:r>
+      <w:r>
+        <w:rPr>
+          <w:lang w:val="es-MX"/>
+        </w:rPr>
+        <w:t>. Necesito las tablas</w:t>
+      </w:r>
+      <w:r>
+        <w:rPr>
+          <w:lang w:val="es-MX"/>
+        </w:rPr>
+        <w:t xml:space="preserve"> clases y reservas, hacer un JOIN y luego agrupar por clase con un GROUP BY; hacer un count de reservas para que me cuente el número de reservas.</w:t>
+      </w:r>
+    </w:p>
+    <w:p>
+      <w:pPr>
+        <w:rPr>
+          <w:lang w:val="es-MX"/>
+        </w:rPr>
+      </w:pPr>
+      <w:r>
+        <w:rPr>
+          <w:lang w:val="es-MX"/>
+        </w:rPr>
+        <w:t>Necesito de la tabla clases las columnas: id_clase, fecha, hora y tipo_clase.</w:t>
+      </w:r>
+    </w:p>
+    <w:p>
+      <w:pPr>
+        <w:rPr>
+          <w:lang w:val="es-MX"/>
+        </w:rPr>
+      </w:pPr>
+      <w:r>
+        <w:rPr>
+          <w:lang w:val="es-MX"/>
+        </w:rPr>
+        <w:t>De la tabla reservas uso la columna id_reserva para hacer el count.</w:t>
+      </w:r>
+    </w:p>
+    <w:p>
+      <w:pPr>
+        <w:pStyle w:val="Prrafodelista"/>
+        <w:numPr>
+          <w:ilvl w:val="0"/>
+          <w:numId w:val="1"/>
+        </w:numPr>
+        <w:rPr>
+          <w:b/>
+          <w:bCs/>
+          <w:lang w:val="es-MX"/>
+        </w:rPr>
+      </w:pPr>
+      <w:r>
+        <w:rPr>
+          <w:b/>
+          <w:bCs/>
+          <w:lang w:val="es-MX"/>
+        </w:rPr>
+        <w:lastRenderedPageBreak/>
+        <w:t>Vista_clientes_membresias</w:t>
+      </w:r>
+    </w:p>
+    <w:p>
+      <w:pPr>
+        <w:rPr>
+          <w:lang w:val="es-MX"/>
+        </w:rPr>
+      </w:pPr>
+      <w:r>
+        <w:rPr>
+          <w:lang w:val="es-MX"/>
+        </w:rPr>
+        <w:t>El objetivo es ver qué membresía tiene cada cliente. Necesitamos las tablas clientes y membresías.</w:t>
+      </w:r>
+      <w:r>
+        <w:rPr>
+          <w:lang w:val="es-MX"/>
+        </w:rPr>
+        <w:t xml:space="preserve"> Nos sirve para hacer un seguimiento de planes activos.</w:t>
+      </w:r>
+    </w:p>
+    <w:p>
+      <w:pPr>
+        <w:rPr>
+          <w:lang w:val="es-MX"/>
+        </w:rPr>
+      </w:pPr>
+      <w:r>
+        <w:rPr>
+          <w:lang w:val="es-MX"/>
+        </w:rPr>
+        <w:t>De la tabla clientes usamos las columnas id_cliente, nombre, apellido, y de la tabla membresías usamos las columnas nombre como nombre_membresia, precio, duración_dias y limite_clases.</w:t>
+      </w:r>
+      <w:r>
+        <w:rPr>
+          <w:lang w:val="es-MX"/>
+        </w:rPr>
+        <w:t xml:space="preserve"> Hacemos un JOIN de las 2 tablas.</w:t>
+      </w:r>
+    </w:p>
+    <w:p>
+      <w:pPr>
+        <w:rPr>
+          <w:lang w:val="es-MX"/>
+        </w:rPr>
+      </w:pPr>
+    </w:p>
+    <w:p>
+      <w:pPr>
+        <w:rPr>
+          <w:lang w:val="es-MX"/>
+        </w:rPr>
+      </w:pPr>
+    </w:p>
+    <w:p>
+      <w:pPr>
+        <w:rPr>
+          <w:lang w:val="es-MX"/>
+        </w:rPr>
+      </w:pPr>
+    </w:p>
+    <w:p>
+      <w:pPr>
         <w:rPr>
           <w:lang w:val="es-MX"/>
         </w:rPr>
@@ -4181,6 +5206,219 @@
     </w:sectPr>
   </w:body>
 </w:document>
+</file>
+
+<file path=word/numbering.xml><?xml version="1.0" encoding="utf-8"?>
+<w:numbering xmlns:wpc="http://schemas.microsoft.com/office/word/2010/wordprocessingCanvas" xmlns:cx="http://schemas.microsoft.com/office/drawing/2014/chartex" xmlns:cx1="http://schemas.microsoft.com/office/drawing/2015/9/8/chartex" xmlns:cx2="http://schemas.microsoft.com/office/drawing/2015/10/21/chartex" xmlns:cx3="http://schemas.microsoft.com/office/drawing/2016/5/9/chartex" xmlns:cx4="http://schemas.microsoft.com/office/drawing/2016/5/10/chartex" xmlns:cx5="http://schemas.microsoft.com/office/drawing/2016/5/11/chartex" xmlns:cx6="http://schemas.microsoft.com/office/drawing/2016/5/12/chartex" xmlns:cx7="http://schemas.microsoft.com/office/drawing/2016/5/13/chartex" xmlns:cx8="http://schemas.microsoft.com/office/drawing/2016/5/14/chartex" xmlns:mc="http://schemas.openxmlformats.org/markup-compatibility/2006" xmlns:aink="http://schemas.microsoft.com/office/drawing/2016/ink" xmlns:am3d="http://schemas.microsoft.com/office/drawing/2017/model3d" xmlns:o="urn:schemas-microsoft-com:office:office" xmlns:oel="http://schemas.microsoft.com/office/2019/extlst" xmlns:r="http://schemas.openxmlformats.org/officeDocument/2006/relationships" xmlns:m="http://schemas.openxmlformats.org/officeDocument/2006/math" xmlns:v="urn:schemas-microsoft-com:vml" xmlns:wp14="http://schemas.microsoft.com/office/word/2010/wordprocessingDrawing" xmlns:wp="http://schemas.openxmlformats.org/drawingml/2006/wordprocessingDrawing" xmlns:w10="urn:schemas-microsoft-com:office:word" xmlns:w="http://schemas.openxmlformats.org/wordprocessingml/2006/main" xmlns:w14="http://schemas.microsoft.com/office/word/2010/wordml" xmlns:w15="http://schemas.microsoft.com/office/word/2012/wordml" xmlns:w16cex="http://schemas.microsoft.com/office/word/2018/wordml/cex" xmlns:w16cid="http://schemas.microsoft.com/office/word/2016/wordml/cid" xmlns:w16="http://schemas.microsoft.com/office/word/2018/wordml" xmlns:w16sdtdh="http://schemas.microsoft.com/office/word/2020/wordml/sdtdatahash" xmlns:w16se="http://schemas.microsoft.com/office/word/2015/wordml/symex" xmlns:wpg="http://schemas.microsoft.com/office/word/2010/wordprocessingGroup" xmlns:wpi="http://schemas.microsoft.com/office/word/2010/wordprocessingInk" xmlns:wne="http://schemas.microsoft.com/office/word/2006/wordml" xmlns:wps="http://schemas.microsoft.com/office/word/2010/wordprocessingShape" mc:Ignorable="w14 w15 w16se w16cid w16 w16cex w16sdtdh wp14">
+  <w:abstractNum w:abstractNumId="0" w15:restartNumberingAfterBreak="0">
+    <w:nsid w:val="64B36BAC"/>
+    <w:multiLevelType w:val="hybridMultilevel"/>
+    <w:tmpl w:val="5CACBC88"/>
+    <w:lvl w:ilvl="0" w:tplc="2E62EFF6">
+      <w:start w:val="1"/>
+      <w:numFmt w:val="bullet"/>
+      <w:lvlText w:val="-"/>
+      <w:lvlJc w:val="left"/>
+      <w:pPr>
+        <w:ind w:left="720" w:hanging="360"/>
+      </w:pPr>
+      <w:rPr>
+        <w:rFonts w:ascii="Aptos" w:eastAsiaTheme="minorEastAsia" w:hAnsi="Aptos" w:cstheme="minorBidi" w:hint="default"/>
+      </w:rPr>
+    </w:lvl>
+    <w:lvl w:ilvl="1" w:tplc="2C0A0003" w:tentative="1">
+      <w:start w:val="1"/>
+      <w:numFmt w:val="bullet"/>
+      <w:lvlText w:val="o"/>
+      <w:lvlJc w:val="left"/>
+      <w:pPr>
+        <w:ind w:left="1440" w:hanging="360"/>
+      </w:pPr>
+      <w:rPr>
+        <w:rFonts w:ascii="Courier New" w:hAnsi="Courier New" w:cs="Courier New" w:hint="default"/>
+      </w:rPr>
+    </w:lvl>
+    <w:lvl w:ilvl="2" w:tplc="2C0A0005" w:tentative="1">
+      <w:start w:val="1"/>
+      <w:numFmt w:val="bullet"/>
+      <w:lvlText w:val=""/>
+      <w:lvlJc w:val="left"/>
+      <w:pPr>
+        <w:ind w:left="2160" w:hanging="360"/>
+      </w:pPr>
+      <w:rPr>
+        <w:rFonts w:ascii="Wingdings" w:hAnsi="Wingdings" w:hint="default"/>
+      </w:rPr>
+    </w:lvl>
+    <w:lvl w:ilvl="3" w:tplc="2C0A0001" w:tentative="1">
+      <w:start w:val="1"/>
+      <w:numFmt w:val="bullet"/>
+      <w:lvlText w:val=""/>
+      <w:lvlJc w:val="left"/>
+      <w:pPr>
+        <w:ind w:left="2880" w:hanging="360"/>
+      </w:pPr>
+      <w:rPr>
+        <w:rFonts w:ascii="Symbol" w:hAnsi="Symbol" w:hint="default"/>
+      </w:rPr>
+    </w:lvl>
+    <w:lvl w:ilvl="4" w:tplc="2C0A0003" w:tentative="1">
+      <w:start w:val="1"/>
+      <w:numFmt w:val="bullet"/>
+      <w:lvlText w:val="o"/>
+      <w:lvlJc w:val="left"/>
+      <w:pPr>
+        <w:ind w:left="3600" w:hanging="360"/>
+      </w:pPr>
+      <w:rPr>
+        <w:rFonts w:ascii="Courier New" w:hAnsi="Courier New" w:cs="Courier New" w:hint="default"/>
+      </w:rPr>
+    </w:lvl>
+    <w:lvl w:ilvl="5" w:tplc="2C0A0005" w:tentative="1">
+      <w:start w:val="1"/>
+      <w:numFmt w:val="bullet"/>
+      <w:lvlText w:val=""/>
+      <w:lvlJc w:val="left"/>
+      <w:pPr>
+        <w:ind w:left="4320" w:hanging="360"/>
+      </w:pPr>
+      <w:rPr>
+        <w:rFonts w:ascii="Wingdings" w:hAnsi="Wingdings" w:hint="default"/>
+      </w:rPr>
+    </w:lvl>
+    <w:lvl w:ilvl="6" w:tplc="2C0A0001" w:tentative="1">
+      <w:start w:val="1"/>
+      <w:numFmt w:val="bullet"/>
+      <w:lvlText w:val=""/>
+      <w:lvlJc w:val="left"/>
+      <w:pPr>
+        <w:ind w:left="5040" w:hanging="360"/>
+      </w:pPr>
+      <w:rPr>
+        <w:rFonts w:ascii="Symbol" w:hAnsi="Symbol" w:hint="default"/>
+      </w:rPr>
+    </w:lvl>
+    <w:lvl w:ilvl="7" w:tplc="2C0A0003" w:tentative="1">
+      <w:start w:val="1"/>
+      <w:numFmt w:val="bullet"/>
+      <w:lvlText w:val="o"/>
+      <w:lvlJc w:val="left"/>
+      <w:pPr>
+        <w:ind w:left="5760" w:hanging="360"/>
+      </w:pPr>
+      <w:rPr>
+        <w:rFonts w:ascii="Courier New" w:hAnsi="Courier New" w:cs="Courier New" w:hint="default"/>
+      </w:rPr>
+    </w:lvl>
+    <w:lvl w:ilvl="8" w:tplc="2C0A0005" w:tentative="1">
+      <w:start w:val="1"/>
+      <w:numFmt w:val="bullet"/>
+      <w:lvlText w:val=""/>
+      <w:lvlJc w:val="left"/>
+      <w:pPr>
+        <w:ind w:left="6480" w:hanging="360"/>
+      </w:pPr>
+      <w:rPr>
+        <w:rFonts w:ascii="Wingdings" w:hAnsi="Wingdings" w:hint="default"/>
+      </w:rPr>
+    </w:lvl>
+  </w:abstractNum>
+  <w:abstractNum w:abstractNumId="1" w15:restartNumberingAfterBreak="0">
+    <w:nsid w:val="77EB3CF0"/>
+    <w:multiLevelType w:val="hybridMultilevel"/>
+    <w:tmpl w:val="8BB62914"/>
+    <w:lvl w:ilvl="0" w:tplc="2C0A000F">
+      <w:start w:val="1"/>
+      <w:numFmt w:val="decimal"/>
+      <w:lvlText w:val="%1."/>
+      <w:lvlJc w:val="left"/>
+      <w:pPr>
+        <w:ind w:left="720" w:hanging="360"/>
+      </w:pPr>
+      <w:rPr>
+        <w:rFonts w:hint="default"/>
+      </w:rPr>
+    </w:lvl>
+    <w:lvl w:ilvl="1" w:tplc="2C0A0019" w:tentative="1">
+      <w:start w:val="1"/>
+      <w:numFmt w:val="lowerLetter"/>
+      <w:lvlText w:val="%2."/>
+      <w:lvlJc w:val="left"/>
+      <w:pPr>
+        <w:ind w:left="1440" w:hanging="360"/>
+      </w:pPr>
+    </w:lvl>
+    <w:lvl w:ilvl="2" w:tplc="2C0A001B" w:tentative="1">
+      <w:start w:val="1"/>
+      <w:numFmt w:val="lowerRoman"/>
+      <w:lvlText w:val="%3."/>
+      <w:lvlJc w:val="right"/>
+      <w:pPr>
+        <w:ind w:left="2160" w:hanging="180"/>
+      </w:pPr>
+    </w:lvl>
+    <w:lvl w:ilvl="3" w:tplc="2C0A000F" w:tentative="1">
+      <w:start w:val="1"/>
+      <w:numFmt w:val="decimal"/>
+      <w:lvlText w:val="%4."/>
+      <w:lvlJc w:val="left"/>
+      <w:pPr>
+        <w:ind w:left="2880" w:hanging="360"/>
+      </w:pPr>
+    </w:lvl>
+    <w:lvl w:ilvl="4" w:tplc="2C0A0019" w:tentative="1">
+      <w:start w:val="1"/>
+      <w:numFmt w:val="lowerLetter"/>
+      <w:lvlText w:val="%5."/>
+      <w:lvlJc w:val="left"/>
+      <w:pPr>
+        <w:ind w:left="3600" w:hanging="360"/>
+      </w:pPr>
+    </w:lvl>
+    <w:lvl w:ilvl="5" w:tplc="2C0A001B" w:tentative="1">
+      <w:start w:val="1"/>
+      <w:numFmt w:val="lowerRoman"/>
+      <w:lvlText w:val="%6."/>
+      <w:lvlJc w:val="right"/>
+      <w:pPr>
+        <w:ind w:left="4320" w:hanging="180"/>
+      </w:pPr>
+    </w:lvl>
+    <w:lvl w:ilvl="6" w:tplc="2C0A000F" w:tentative="1">
+      <w:start w:val="1"/>
+      <w:numFmt w:val="decimal"/>
+      <w:lvlText w:val="%7."/>
+      <w:lvlJc w:val="left"/>
+      <w:pPr>
+        <w:ind w:left="5040" w:hanging="360"/>
+      </w:pPr>
+    </w:lvl>
+    <w:lvl w:ilvl="7" w:tplc="2C0A0019" w:tentative="1">
+      <w:start w:val="1"/>
+      <w:numFmt w:val="lowerLetter"/>
+      <w:lvlText w:val="%8."/>
+      <w:lvlJc w:val="left"/>
+      <w:pPr>
+        <w:ind w:left="5760" w:hanging="360"/>
+      </w:pPr>
+    </w:lvl>
+    <w:lvl w:ilvl="8" w:tplc="2C0A001B" w:tentative="1">
+      <w:start w:val="1"/>
+      <w:numFmt w:val="lowerRoman"/>
+      <w:lvlText w:val="%9."/>
+      <w:lvlJc w:val="right"/>
+      <w:pPr>
+        <w:ind w:left="6480" w:hanging="180"/>
+      </w:pPr>
+    </w:lvl>
+  </w:abstractNum>
+  <w:num w:numId="1" w16cid:durableId="928780673">
+    <w:abstractNumId w:val="1"/>
+  </w:num>
+  <w:num w:numId="2" w16cid:durableId="1295335615">
+    <w:abstractNumId w:val="0"/>
+  </w:num>
+</w:numbering>
 </file>
 
 <file path=word/styles.xml><?xml version="1.0" encoding="utf-8"?>

--- a/entregable_n2/Entregable2_TorresEmiliana.docx
+++ b/entregable_n2/Entregable2_TorresEmiliana.docx
@@ -159,13 +159,23 @@
                                           <w:szCs w:val="28"/>
                                         </w:rPr>
                                       </w:pPr>
+                                      <w:proofErr w:type="spellStart"/>
                                       <w:r>
                                         <w:rPr>
                                           <w:color w:val="FFFFFF" w:themeColor="background1"/>
                                           <w:sz w:val="28"/>
                                           <w:szCs w:val="28"/>
                                         </w:rPr>
-                                        <w:t>Entregable n2</w:t>
+                                        <w:t>Entregable</w:t>
+                                      </w:r>
+                                      <w:proofErr w:type="spellEnd"/>
+                                      <w:r>
+                                        <w:rPr>
+                                          <w:color w:val="FFFFFF" w:themeColor="background1"/>
+                                          <w:sz w:val="28"/>
+                                          <w:szCs w:val="28"/>
+                                        </w:rPr>
+                                        <w:t xml:space="preserve"> n2</w:t>
                                       </w:r>
                                     </w:p>
                                   </w:sdtContent>
@@ -3471,13 +3481,23 @@
                                     <w:szCs w:val="28"/>
                                   </w:rPr>
                                 </w:pPr>
+                                <w:proofErr w:type="spellStart"/>
                                 <w:r>
                                   <w:rPr>
                                     <w:color w:val="FFFFFF" w:themeColor="background1"/>
                                     <w:sz w:val="28"/>
                                     <w:szCs w:val="28"/>
                                   </w:rPr>
-                                  <w:t>Entregable n2</w:t>
+                                  <w:t>Entregable</w:t>
+                                </w:r>
+                                <w:proofErr w:type="spellEnd"/>
+                                <w:r>
+                                  <w:rPr>
+                                    <w:color w:val="FFFFFF" w:themeColor="background1"/>
+                                    <w:sz w:val="28"/>
+                                    <w:szCs w:val="28"/>
+                                  </w:rPr>
+                                  <w:t xml:space="preserve"> n2</w:t>
                                 </w:r>
                               </w:p>
                             </w:sdtContent>
@@ -3980,14 +4000,34 @@
                                     <w:text/>
                                   </w:sdtPr>
                                   <w:sdtContent>
+                                    <w:proofErr w:type="spellStart"/>
                                     <w:r>
                                       <w:rPr>
                                         <w:color w:val="404040" w:themeColor="text1" w:themeTint="BF"/>
                                         <w:sz w:val="36"/>
                                         <w:szCs w:val="36"/>
                                       </w:rPr>
-                                      <w:t>Curso SQL - Coderhouse</w:t>
+                                      <w:t>Curso</w:t>
                                     </w:r>
+                                    <w:proofErr w:type="spellEnd"/>
+                                    <w:r>
+                                      <w:rPr>
+                                        <w:color w:val="404040" w:themeColor="text1" w:themeTint="BF"/>
+                                        <w:sz w:val="36"/>
+                                        <w:szCs w:val="36"/>
+                                      </w:rPr>
+                                      <w:t xml:space="preserve"> SQL - </w:t>
+                                    </w:r>
+                                    <w:proofErr w:type="spellStart"/>
+                                    <w:r>
+                                      <w:rPr>
+                                        <w:color w:val="404040" w:themeColor="text1" w:themeTint="BF"/>
+                                        <w:sz w:val="36"/>
+                                        <w:szCs w:val="36"/>
+                                      </w:rPr>
+                                      <w:t>Coderhouse</w:t>
+                                    </w:r>
+                                    <w:proofErr w:type="spellEnd"/>
                                   </w:sdtContent>
                                 </w:sdt>
                               </w:p>
@@ -4077,14 +4117,34 @@
                               <w:text/>
                             </w:sdtPr>
                             <w:sdtContent>
+                              <w:proofErr w:type="spellStart"/>
                               <w:r>
                                 <w:rPr>
                                   <w:color w:val="404040" w:themeColor="text1" w:themeTint="BF"/>
                                   <w:sz w:val="36"/>
                                   <w:szCs w:val="36"/>
                                 </w:rPr>
-                                <w:t>Curso SQL - Coderhouse</w:t>
+                                <w:t>Curso</w:t>
                               </w:r>
+                              <w:proofErr w:type="spellEnd"/>
+                              <w:r>
+                                <w:rPr>
+                                  <w:color w:val="404040" w:themeColor="text1" w:themeTint="BF"/>
+                                  <w:sz w:val="36"/>
+                                  <w:szCs w:val="36"/>
+                                </w:rPr>
+                                <w:t xml:space="preserve"> SQL - </w:t>
+                              </w:r>
+                              <w:proofErr w:type="spellStart"/>
+                              <w:r>
+                                <w:rPr>
+                                  <w:color w:val="404040" w:themeColor="text1" w:themeTint="BF"/>
+                                  <w:sz w:val="36"/>
+                                  <w:szCs w:val="36"/>
+                                </w:rPr>
+                                <w:t>Coderhouse</w:t>
+                              </w:r>
+                              <w:proofErr w:type="spellEnd"/>
                             </w:sdtContent>
                           </w:sdt>
                         </w:p>
@@ -4230,7 +4290,27 @@
           <w:lang w:val="es-AR"/>
         </w:rPr>
         <w:br/>
-        <w:t>En ella se gestionan clases de Crossfit, entrenamiento Funcional y Weightlifting. Además, se incluye un análisis descriptivo con una tabla que muestra el contenido detallado de la base de datos, junto con un diagrama esquemático que representa las relaciones entre sus entidades.</w:t>
+        <w:t xml:space="preserve">En ella se gestionan clases de Crossfit, entrenamiento Funcional y </w:t>
+      </w:r>
+      <w:proofErr w:type="spellStart"/>
+      <w:r>
+        <w:rPr>
+          <w:rFonts w:ascii="Arial" w:eastAsia="Arial" w:hAnsi="Arial" w:cs="Arial"/>
+          <w:sz w:val="24"/>
+          <w:szCs w:val="24"/>
+          <w:lang w:val="es-AR"/>
+        </w:rPr>
+        <w:t>Weightlifting</w:t>
+      </w:r>
+      <w:proofErr w:type="spellEnd"/>
+      <w:r>
+        <w:rPr>
+          <w:rFonts w:ascii="Arial" w:eastAsia="Arial" w:hAnsi="Arial" w:cs="Arial"/>
+          <w:sz w:val="24"/>
+          <w:szCs w:val="24"/>
+          <w:lang w:val="es-AR"/>
+        </w:rPr>
+        <w:t>. Además, se incluye un análisis descriptivo con una tabla que muestra el contenido detallado de la base de datos, junto con un diagrama esquemático que representa las relaciones entre sus entidades.</w:t>
       </w:r>
     </w:p>
     <w:p>
@@ -4306,7 +4386,27 @@
           <w:szCs w:val="24"/>
           <w:lang w:val="es-AR"/>
         </w:rPr>
-        <w:t>En un gimnasio o box especializado en CrossFit, Funcional y Weightlifting, la gestión de forma manual de las inscripciones, reservas de clases, asignación de entrenadores y el control de pagos genera demoras, errores y falta de seguimiento. Por lo tanto, esta situación dificulta tanto el trabajo del personal como la experiencia del cliente.</w:t>
+        <w:t xml:space="preserve">En un gimnasio o box especializado en CrossFit, Funcional y </w:t>
+      </w:r>
+      <w:proofErr w:type="spellStart"/>
+      <w:r>
+        <w:rPr>
+          <w:rFonts w:ascii="Arial" w:eastAsia="Arial" w:hAnsi="Arial" w:cs="Arial"/>
+          <w:sz w:val="24"/>
+          <w:szCs w:val="24"/>
+          <w:lang w:val="es-AR"/>
+        </w:rPr>
+        <w:t>Weightlifting</w:t>
+      </w:r>
+      <w:proofErr w:type="spellEnd"/>
+      <w:r>
+        <w:rPr>
+          <w:rFonts w:ascii="Arial" w:eastAsia="Arial" w:hAnsi="Arial" w:cs="Arial"/>
+          <w:sz w:val="24"/>
+          <w:szCs w:val="24"/>
+          <w:lang w:val="es-AR"/>
+        </w:rPr>
+        <w:t>, la gestión de forma manual de las inscripciones, reservas de clases, asignación de entrenadores y el control de pagos genera demoras, errores y falta de seguimiento. Por lo tanto, esta situación dificulta tanto el trabajo del personal como la experiencia del cliente.</w:t>
       </w:r>
     </w:p>
     <w:p>
@@ -4743,6 +4843,7 @@
           <w:u w:val="single"/>
         </w:rPr>
       </w:pPr>
+      <w:proofErr w:type="spellStart"/>
       <w:r>
         <w:rPr>
           <w:rFonts w:ascii="Arial" w:eastAsia="Arial" w:hAnsi="Arial" w:cs="Arial"/>
@@ -4753,7 +4854,67 @@
           <w:u w:val="single"/>
         </w:rPr>
         <w:lastRenderedPageBreak/>
-        <w:t>Diagrama Entidad Relación (DER)</w:t>
+        <w:t>Diagrama</w:t>
+      </w:r>
+      <w:proofErr w:type="spellEnd"/>
+      <w:r>
+        <w:rPr>
+          <w:rFonts w:ascii="Arial" w:eastAsia="Arial" w:hAnsi="Arial" w:cs="Arial"/>
+          <w:b/>
+          <w:bCs/>
+          <w:sz w:val="24"/>
+          <w:szCs w:val="24"/>
+          <w:u w:val="single"/>
+        </w:rPr>
+        <w:t xml:space="preserve"> </w:t>
+      </w:r>
+      <w:proofErr w:type="spellStart"/>
+      <w:r>
+        <w:rPr>
+          <w:rFonts w:ascii="Arial" w:eastAsia="Arial" w:hAnsi="Arial" w:cs="Arial"/>
+          <w:b/>
+          <w:bCs/>
+          <w:sz w:val="24"/>
+          <w:szCs w:val="24"/>
+          <w:u w:val="single"/>
+        </w:rPr>
+        <w:t>Entidad</w:t>
+      </w:r>
+      <w:proofErr w:type="spellEnd"/>
+      <w:r>
+        <w:rPr>
+          <w:rFonts w:ascii="Arial" w:eastAsia="Arial" w:hAnsi="Arial" w:cs="Arial"/>
+          <w:b/>
+          <w:bCs/>
+          <w:sz w:val="24"/>
+          <w:szCs w:val="24"/>
+          <w:u w:val="single"/>
+        </w:rPr>
+        <w:t xml:space="preserve"> </w:t>
+      </w:r>
+      <w:proofErr w:type="spellStart"/>
+      <w:r>
+        <w:rPr>
+          <w:rFonts w:ascii="Arial" w:eastAsia="Arial" w:hAnsi="Arial" w:cs="Arial"/>
+          <w:b/>
+          <w:bCs/>
+          <w:sz w:val="24"/>
+          <w:szCs w:val="24"/>
+          <w:u w:val="single"/>
+        </w:rPr>
+        <w:t>Relación</w:t>
+      </w:r>
+      <w:proofErr w:type="spellEnd"/>
+      <w:r>
+        <w:rPr>
+          <w:rFonts w:ascii="Arial" w:eastAsia="Arial" w:hAnsi="Arial" w:cs="Arial"/>
+          <w:b/>
+          <w:bCs/>
+          <w:sz w:val="24"/>
+          <w:szCs w:val="24"/>
+          <w:u w:val="single"/>
+        </w:rPr>
+        <w:t xml:space="preserve"> (DER)</w:t>
       </w:r>
     </w:p>
     <w:p>
@@ -4825,6 +4986,7 @@
     <w:p>
       <w:pPr>
         <w:rPr>
+          <w:rFonts w:ascii="Arial" w:hAnsi="Arial" w:cs="Arial"/>
           <w:b/>
           <w:bCs/>
           <w:lang w:val="es-MX"/>
@@ -4832,6 +4994,7 @@
       </w:pPr>
       <w:r>
         <w:rPr>
+          <w:rFonts w:ascii="Arial" w:hAnsi="Arial" w:cs="Arial"/>
           <w:b/>
           <w:bCs/>
           <w:sz w:val="24"/>
@@ -4848,56 +5011,88 @@
           <w:ilvl w:val="0"/>
           <w:numId w:val="1"/>
         </w:numPr>
-        <w:rPr>
+        <w:jc w:val="both"/>
+        <w:rPr>
+          <w:rFonts w:ascii="Arial" w:hAnsi="Arial" w:cs="Arial"/>
           <w:b/>
           <w:bCs/>
           <w:lang w:val="es-MX"/>
         </w:rPr>
       </w:pPr>
-      <w:r>
-        <w:rPr>
+      <w:proofErr w:type="spellStart"/>
+      <w:r>
+        <w:rPr>
+          <w:rFonts w:ascii="Arial" w:hAnsi="Arial" w:cs="Arial"/>
           <w:b/>
           <w:bCs/>
           <w:lang w:val="es-MX"/>
         </w:rPr>
         <w:t>Vista_clientes_activos</w:t>
       </w:r>
+      <w:proofErr w:type="spellEnd"/>
     </w:p>
     <w:p>
       <w:pPr>
-        <w:rPr>
-          <w:lang w:val="es-MX"/>
-        </w:rPr>
-      </w:pPr>
-      <w:r>
-        <w:rPr>
-          <w:lang w:val="es-MX"/>
-        </w:rPr>
-        <w:t>El objetivo de esta vista es ver rápidamente los clientes que están habilitados. Nos muestra: Id_cliente, n</w:t>
-      </w:r>
-      <w:r>
-        <w:rPr>
-          <w:lang w:val="es-MX"/>
-        </w:rPr>
-        <w:t>ombre, apellido</w:t>
-      </w:r>
-      <w:r>
-        <w:rPr>
-          <w:lang w:val="es-MX"/>
-        </w:rPr>
-        <w:t>, d</w:t>
-      </w:r>
-      <w:r>
-        <w:rPr>
-          <w:lang w:val="es-MX"/>
-        </w:rPr>
-        <w:t>ni</w:t>
-      </w:r>
-      <w:r>
-        <w:rPr>
-          <w:lang w:val="es-MX"/>
-        </w:rPr>
-        <w:t>, fecha_registro.</w:t>
+        <w:jc w:val="both"/>
+        <w:rPr>
+          <w:rFonts w:ascii="Arial" w:hAnsi="Arial" w:cs="Arial"/>
+          <w:lang w:val="es-MX"/>
+        </w:rPr>
+      </w:pPr>
+      <w:r>
+        <w:rPr>
+          <w:rFonts w:ascii="Arial" w:hAnsi="Arial" w:cs="Arial"/>
+          <w:lang w:val="es-MX"/>
+        </w:rPr>
+        <w:t xml:space="preserve">El objetivo de esta vista es ver rápidamente los clientes que están habilitados. Nos muestra: </w:t>
+      </w:r>
+      <w:proofErr w:type="spellStart"/>
+      <w:r>
+        <w:rPr>
+          <w:rFonts w:ascii="Arial" w:hAnsi="Arial" w:cs="Arial"/>
+          <w:lang w:val="es-MX"/>
+        </w:rPr>
+        <w:t>Id_cliente</w:t>
+      </w:r>
+      <w:proofErr w:type="spellEnd"/>
+      <w:r>
+        <w:rPr>
+          <w:rFonts w:ascii="Arial" w:hAnsi="Arial" w:cs="Arial"/>
+          <w:lang w:val="es-MX"/>
+        </w:rPr>
+        <w:t xml:space="preserve">, nombre, apellido, </w:t>
+      </w:r>
+      <w:proofErr w:type="spellStart"/>
+      <w:r>
+        <w:rPr>
+          <w:rFonts w:ascii="Arial" w:hAnsi="Arial" w:cs="Arial"/>
+          <w:lang w:val="es-MX"/>
+        </w:rPr>
+        <w:t>dni</w:t>
+      </w:r>
+      <w:proofErr w:type="spellEnd"/>
+      <w:r>
+        <w:rPr>
+          <w:rFonts w:ascii="Arial" w:hAnsi="Arial" w:cs="Arial"/>
+          <w:lang w:val="es-MX"/>
+        </w:rPr>
+        <w:t xml:space="preserve">, </w:t>
+      </w:r>
+      <w:proofErr w:type="spellStart"/>
+      <w:r>
+        <w:rPr>
+          <w:rFonts w:ascii="Arial" w:hAnsi="Arial" w:cs="Arial"/>
+          <w:lang w:val="es-MX"/>
+        </w:rPr>
+        <w:t>fecha_registro</w:t>
+      </w:r>
+      <w:proofErr w:type="spellEnd"/>
+      <w:r>
+        <w:rPr>
+          <w:rFonts w:ascii="Arial" w:hAnsi="Arial" w:cs="Arial"/>
+          <w:lang w:val="es-MX"/>
+        </w:rPr>
+        <w:t>.</w:t>
       </w:r>
     </w:p>
     <w:p>
@@ -4907,53 +5102,90 @@
           <w:ilvl w:val="0"/>
           <w:numId w:val="1"/>
         </w:numPr>
-        <w:rPr>
+        <w:jc w:val="both"/>
+        <w:rPr>
+          <w:rFonts w:ascii="Arial" w:hAnsi="Arial" w:cs="Arial"/>
           <w:b/>
           <w:bCs/>
           <w:lang w:val="es-MX"/>
         </w:rPr>
       </w:pPr>
-      <w:r>
-        <w:rPr>
+      <w:proofErr w:type="spellStart"/>
+      <w:r>
+        <w:rPr>
+          <w:rFonts w:ascii="Arial" w:hAnsi="Arial" w:cs="Arial"/>
           <w:b/>
           <w:bCs/>
           <w:lang w:val="es-MX"/>
         </w:rPr>
         <w:t>Vista_clases_completas</w:t>
       </w:r>
+      <w:proofErr w:type="spellEnd"/>
     </w:p>
     <w:p>
       <w:pPr>
-        <w:rPr>
-          <w:lang w:val="es-MX"/>
-        </w:rPr>
-      </w:pPr>
-      <w:r>
-        <w:rPr>
-          <w:lang w:val="es-MX"/>
-        </w:rPr>
-        <w:t>El objetivo es mostrar toda la info relevante de una clase</w:t>
-      </w:r>
-      <w:r>
-        <w:rPr>
+        <w:jc w:val="both"/>
+        <w:rPr>
+          <w:rFonts w:ascii="Arial" w:hAnsi="Arial" w:cs="Arial"/>
+          <w:lang w:val="es-MX"/>
+        </w:rPr>
+      </w:pPr>
+      <w:r>
+        <w:rPr>
+          <w:rFonts w:ascii="Arial" w:hAnsi="Arial" w:cs="Arial"/>
+          <w:lang w:val="es-MX"/>
+        </w:rPr>
+        <w:t xml:space="preserve">El objetivo es mostrar toda la </w:t>
+      </w:r>
+      <w:proofErr w:type="spellStart"/>
+      <w:r>
+        <w:rPr>
+          <w:rFonts w:ascii="Arial" w:hAnsi="Arial" w:cs="Arial"/>
+          <w:lang w:val="es-MX"/>
+        </w:rPr>
+        <w:t>info</w:t>
+      </w:r>
+      <w:proofErr w:type="spellEnd"/>
+      <w:r>
+        <w:rPr>
+          <w:rFonts w:ascii="Arial" w:hAnsi="Arial" w:cs="Arial"/>
+          <w:lang w:val="es-MX"/>
+        </w:rPr>
+        <w:t xml:space="preserve"> relevante de una clase</w:t>
+      </w:r>
+      <w:r>
+        <w:rPr>
+          <w:rFonts w:ascii="Arial" w:hAnsi="Arial" w:cs="Arial"/>
           <w:lang w:val="es-MX"/>
         </w:rPr>
         <w:t>, nos puede servir como una agenda diaria</w:t>
       </w:r>
       <w:r>
         <w:rPr>
-          <w:lang w:val="es-MX"/>
-        </w:rPr>
-        <w:t>. Unimos las tablas clases, entrenadores y wods</w:t>
-      </w:r>
-      <w:r>
-        <w:rPr>
+          <w:rFonts w:ascii="Arial" w:hAnsi="Arial" w:cs="Arial"/>
+          <w:lang w:val="es-MX"/>
+        </w:rPr>
+        <w:t xml:space="preserve">. Unimos las tablas clases, entrenadores y </w:t>
+      </w:r>
+      <w:proofErr w:type="spellStart"/>
+      <w:r>
+        <w:rPr>
+          <w:rFonts w:ascii="Arial" w:hAnsi="Arial" w:cs="Arial"/>
+          <w:lang w:val="es-MX"/>
+        </w:rPr>
+        <w:t>wods</w:t>
+      </w:r>
+      <w:proofErr w:type="spellEnd"/>
+      <w:r>
+        <w:rPr>
+          <w:rFonts w:ascii="Arial" w:hAnsi="Arial" w:cs="Arial"/>
           <w:lang w:val="es-MX"/>
         </w:rPr>
         <w:t xml:space="preserve"> con un JOIN</w:t>
       </w:r>
       <w:r>
         <w:rPr>
+          <w:rFonts w:ascii="Arial" w:hAnsi="Arial" w:cs="Arial"/>
           <w:lang w:val="es-MX"/>
         </w:rPr>
         <w:t xml:space="preserve">. </w:t>
@@ -4961,48 +5193,91 @@
     </w:p>
     <w:p>
       <w:pPr>
-        <w:rPr>
-          <w:lang w:val="es-MX"/>
-        </w:rPr>
-      </w:pPr>
-      <w:r>
-        <w:rPr>
+        <w:jc w:val="both"/>
+        <w:rPr>
+          <w:rFonts w:ascii="Arial" w:hAnsi="Arial" w:cs="Arial"/>
+          <w:lang w:val="es-MX"/>
+        </w:rPr>
+      </w:pPr>
+      <w:r>
+        <w:rPr>
+          <w:rFonts w:ascii="Arial" w:hAnsi="Arial" w:cs="Arial"/>
           <w:lang w:val="es-MX"/>
         </w:rPr>
         <w:t>De la tabla clases usamos las columnas</w:t>
       </w:r>
       <w:r>
         <w:rPr>
-          <w:lang w:val="es-MX"/>
-        </w:rPr>
-        <w:t xml:space="preserve"> id_clase,</w:t>
-      </w:r>
-      <w:r>
-        <w:rPr>
+          <w:rFonts w:ascii="Arial" w:hAnsi="Arial" w:cs="Arial"/>
+          <w:lang w:val="es-MX"/>
+        </w:rPr>
+        <w:t xml:space="preserve"> </w:t>
+      </w:r>
+      <w:proofErr w:type="spellStart"/>
+      <w:r>
+        <w:rPr>
+          <w:rFonts w:ascii="Arial" w:hAnsi="Arial" w:cs="Arial"/>
+          <w:lang w:val="es-MX"/>
+        </w:rPr>
+        <w:t>id_clase</w:t>
+      </w:r>
+      <w:proofErr w:type="spellEnd"/>
+      <w:r>
+        <w:rPr>
+          <w:rFonts w:ascii="Arial" w:hAnsi="Arial" w:cs="Arial"/>
+          <w:lang w:val="es-MX"/>
+        </w:rPr>
+        <w:t>,</w:t>
+      </w:r>
+      <w:r>
+        <w:rPr>
+          <w:rFonts w:ascii="Arial" w:hAnsi="Arial" w:cs="Arial"/>
           <w:lang w:val="es-MX"/>
         </w:rPr>
         <w:t xml:space="preserve"> fecha, hora</w:t>
       </w:r>
       <w:r>
         <w:rPr>
+          <w:rFonts w:ascii="Arial" w:hAnsi="Arial" w:cs="Arial"/>
           <w:lang w:val="es-MX"/>
         </w:rPr>
         <w:t>,</w:t>
       </w:r>
       <w:r>
         <w:rPr>
-          <w:lang w:val="es-MX"/>
-        </w:rPr>
-        <w:t xml:space="preserve"> tipo_clase</w:t>
-      </w:r>
-      <w:r>
-        <w:rPr>
-          <w:lang w:val="es-MX"/>
-        </w:rPr>
-        <w:t xml:space="preserve"> y cupo_maximo</w:t>
-      </w:r>
-      <w:r>
-        <w:rPr>
+          <w:rFonts w:ascii="Arial" w:hAnsi="Arial" w:cs="Arial"/>
+          <w:lang w:val="es-MX"/>
+        </w:rPr>
+        <w:t xml:space="preserve"> </w:t>
+      </w:r>
+      <w:proofErr w:type="spellStart"/>
+      <w:r>
+        <w:rPr>
+          <w:rFonts w:ascii="Arial" w:hAnsi="Arial" w:cs="Arial"/>
+          <w:lang w:val="es-MX"/>
+        </w:rPr>
+        <w:t>tipo_clase</w:t>
+      </w:r>
+      <w:proofErr w:type="spellEnd"/>
+      <w:r>
+        <w:rPr>
+          <w:rFonts w:ascii="Arial" w:hAnsi="Arial" w:cs="Arial"/>
+          <w:lang w:val="es-MX"/>
+        </w:rPr>
+        <w:t xml:space="preserve"> y </w:t>
+      </w:r>
+      <w:proofErr w:type="spellStart"/>
+      <w:r>
+        <w:rPr>
+          <w:rFonts w:ascii="Arial" w:hAnsi="Arial" w:cs="Arial"/>
+          <w:lang w:val="es-MX"/>
+        </w:rPr>
+        <w:t>cupo_maximo</w:t>
+      </w:r>
+      <w:proofErr w:type="spellEnd"/>
+      <w:r>
+        <w:rPr>
+          <w:rFonts w:ascii="Arial" w:hAnsi="Arial" w:cs="Arial"/>
           <w:lang w:val="es-MX"/>
         </w:rPr>
         <w:t>.</w:t>
@@ -5010,28 +5285,98 @@
     </w:p>
     <w:p>
       <w:pPr>
-        <w:rPr>
-          <w:lang w:val="es-MX"/>
-        </w:rPr>
-      </w:pPr>
-      <w:r>
-        <w:rPr>
-          <w:lang w:val="es-MX"/>
-        </w:rPr>
-        <w:t>De la tabla entrenadores usamos las columnas nombre como nombre_entrenador y apellido como apellido_entrenador.</w:t>
+        <w:jc w:val="both"/>
+        <w:rPr>
+          <w:rFonts w:ascii="Arial" w:hAnsi="Arial" w:cs="Arial"/>
+          <w:lang w:val="es-MX"/>
+        </w:rPr>
+      </w:pPr>
+      <w:r>
+        <w:rPr>
+          <w:rFonts w:ascii="Arial" w:hAnsi="Arial" w:cs="Arial"/>
+          <w:lang w:val="es-MX"/>
+        </w:rPr>
+        <w:t xml:space="preserve">De la tabla entrenadores usamos las columnas nombre como </w:t>
+      </w:r>
+      <w:proofErr w:type="spellStart"/>
+      <w:r>
+        <w:rPr>
+          <w:rFonts w:ascii="Arial" w:hAnsi="Arial" w:cs="Arial"/>
+          <w:lang w:val="es-MX"/>
+        </w:rPr>
+        <w:t>nombre_entrenador</w:t>
+      </w:r>
+      <w:proofErr w:type="spellEnd"/>
+      <w:r>
+        <w:rPr>
+          <w:rFonts w:ascii="Arial" w:hAnsi="Arial" w:cs="Arial"/>
+          <w:lang w:val="es-MX"/>
+        </w:rPr>
+        <w:t xml:space="preserve"> y apellido como </w:t>
+      </w:r>
+      <w:proofErr w:type="spellStart"/>
+      <w:r>
+        <w:rPr>
+          <w:rFonts w:ascii="Arial" w:hAnsi="Arial" w:cs="Arial"/>
+          <w:lang w:val="es-MX"/>
+        </w:rPr>
+        <w:t>apellido_entrenador</w:t>
+      </w:r>
+      <w:proofErr w:type="spellEnd"/>
+      <w:r>
+        <w:rPr>
+          <w:rFonts w:ascii="Arial" w:hAnsi="Arial" w:cs="Arial"/>
+          <w:lang w:val="es-MX"/>
+        </w:rPr>
+        <w:t>.</w:t>
       </w:r>
     </w:p>
     <w:p>
       <w:pPr>
-        <w:rPr>
-          <w:lang w:val="es-MX"/>
-        </w:rPr>
-      </w:pPr>
-      <w:r>
-        <w:rPr>
-          <w:lang w:val="es-MX"/>
-        </w:rPr>
-        <w:t>De la tabla wods usamos las columnas tipo como tipo_wod y duración.</w:t>
+        <w:jc w:val="both"/>
+        <w:rPr>
+          <w:rFonts w:ascii="Arial" w:hAnsi="Arial" w:cs="Arial"/>
+          <w:lang w:val="es-MX"/>
+        </w:rPr>
+      </w:pPr>
+      <w:r>
+        <w:rPr>
+          <w:rFonts w:ascii="Arial" w:hAnsi="Arial" w:cs="Arial"/>
+          <w:lang w:val="es-MX"/>
+        </w:rPr>
+        <w:t xml:space="preserve">De la tabla </w:t>
+      </w:r>
+      <w:proofErr w:type="spellStart"/>
+      <w:r>
+        <w:rPr>
+          <w:rFonts w:ascii="Arial" w:hAnsi="Arial" w:cs="Arial"/>
+          <w:lang w:val="es-MX"/>
+        </w:rPr>
+        <w:t>wods</w:t>
+      </w:r>
+      <w:proofErr w:type="spellEnd"/>
+      <w:r>
+        <w:rPr>
+          <w:rFonts w:ascii="Arial" w:hAnsi="Arial" w:cs="Arial"/>
+          <w:lang w:val="es-MX"/>
+        </w:rPr>
+        <w:t xml:space="preserve"> usamos las columnas tipo como </w:t>
+      </w:r>
+      <w:proofErr w:type="spellStart"/>
+      <w:r>
+        <w:rPr>
+          <w:rFonts w:ascii="Arial" w:hAnsi="Arial" w:cs="Arial"/>
+          <w:lang w:val="es-MX"/>
+        </w:rPr>
+        <w:t>tipo_wod</w:t>
+      </w:r>
+      <w:proofErr w:type="spellEnd"/>
+      <w:r>
+        <w:rPr>
+          <w:rFonts w:ascii="Arial" w:hAnsi="Arial" w:cs="Arial"/>
+          <w:lang w:val="es-MX"/>
+        </w:rPr>
+        <w:t xml:space="preserve"> y duración.</w:t>
       </w:r>
     </w:p>
     <w:p>
@@ -5041,70 +5386,166 @@
           <w:ilvl w:val="0"/>
           <w:numId w:val="1"/>
         </w:numPr>
-        <w:rPr>
+        <w:jc w:val="both"/>
+        <w:rPr>
+          <w:rFonts w:ascii="Arial" w:hAnsi="Arial" w:cs="Arial"/>
           <w:b/>
           <w:bCs/>
           <w:lang w:val="es-MX"/>
         </w:rPr>
       </w:pPr>
-      <w:r>
-        <w:rPr>
+      <w:proofErr w:type="spellStart"/>
+      <w:r>
+        <w:rPr>
+          <w:rFonts w:ascii="Arial" w:hAnsi="Arial" w:cs="Arial"/>
           <w:b/>
           <w:bCs/>
           <w:lang w:val="es-MX"/>
         </w:rPr>
         <w:t>Vista_reservas_por_clase</w:t>
       </w:r>
+      <w:proofErr w:type="spellEnd"/>
     </w:p>
     <w:p>
       <w:pPr>
-        <w:rPr>
-          <w:lang w:val="es-MX"/>
-        </w:rPr>
-      </w:pPr>
-      <w:r>
-        <w:rPr>
+        <w:jc w:val="both"/>
+        <w:rPr>
+          <w:rFonts w:ascii="Arial" w:hAnsi="Arial" w:cs="Arial"/>
+          <w:lang w:val="es-MX"/>
+        </w:rPr>
+      </w:pPr>
+      <w:r>
+        <w:rPr>
+          <w:rFonts w:ascii="Arial" w:hAnsi="Arial" w:cs="Arial"/>
           <w:lang w:val="es-MX"/>
         </w:rPr>
         <w:t>El objetivo es saber cuántos inscriptos tiene cada clase así nos sirve para controlar cupos</w:t>
       </w:r>
       <w:r>
         <w:rPr>
+          <w:rFonts w:ascii="Arial" w:hAnsi="Arial" w:cs="Arial"/>
           <w:lang w:val="es-MX"/>
         </w:rPr>
         <w:t>. Necesito las tablas</w:t>
       </w:r>
       <w:r>
         <w:rPr>
-          <w:lang w:val="es-MX"/>
-        </w:rPr>
-        <w:t xml:space="preserve"> clases y reservas, hacer un JOIN y luego agrupar por clase con un GROUP BY; hacer un count de reservas para que me cuente el número de reservas.</w:t>
+          <w:rFonts w:ascii="Arial" w:hAnsi="Arial" w:cs="Arial"/>
+          <w:lang w:val="es-MX"/>
+        </w:rPr>
+        <w:t xml:space="preserve"> clases y reservas, hacer un JOIN y luego agrupar por clase con un GROUP BY; hacer un </w:t>
+      </w:r>
+      <w:proofErr w:type="spellStart"/>
+      <w:r>
+        <w:rPr>
+          <w:rFonts w:ascii="Arial" w:hAnsi="Arial" w:cs="Arial"/>
+          <w:lang w:val="es-MX"/>
+        </w:rPr>
+        <w:t>count</w:t>
+      </w:r>
+      <w:proofErr w:type="spellEnd"/>
+      <w:r>
+        <w:rPr>
+          <w:rFonts w:ascii="Arial" w:hAnsi="Arial" w:cs="Arial"/>
+          <w:lang w:val="es-MX"/>
+        </w:rPr>
+        <w:t xml:space="preserve"> de reservas para que me cuente el número de reservas.</w:t>
       </w:r>
     </w:p>
     <w:p>
       <w:pPr>
-        <w:rPr>
-          <w:lang w:val="es-MX"/>
-        </w:rPr>
-      </w:pPr>
-      <w:r>
-        <w:rPr>
-          <w:lang w:val="es-MX"/>
-        </w:rPr>
-        <w:t>Necesito de la tabla clases las columnas: id_clase, fecha, hora y tipo_clase.</w:t>
+        <w:jc w:val="both"/>
+        <w:rPr>
+          <w:rFonts w:ascii="Arial" w:hAnsi="Arial" w:cs="Arial"/>
+          <w:lang w:val="es-MX"/>
+        </w:rPr>
+      </w:pPr>
+      <w:r>
+        <w:rPr>
+          <w:rFonts w:ascii="Arial" w:hAnsi="Arial" w:cs="Arial"/>
+          <w:lang w:val="es-MX"/>
+        </w:rPr>
+        <w:t xml:space="preserve">Necesito de la tabla clases las columnas: </w:t>
+      </w:r>
+      <w:proofErr w:type="spellStart"/>
+      <w:r>
+        <w:rPr>
+          <w:rFonts w:ascii="Arial" w:hAnsi="Arial" w:cs="Arial"/>
+          <w:lang w:val="es-MX"/>
+        </w:rPr>
+        <w:t>id_clase</w:t>
+      </w:r>
+      <w:proofErr w:type="spellEnd"/>
+      <w:r>
+        <w:rPr>
+          <w:rFonts w:ascii="Arial" w:hAnsi="Arial" w:cs="Arial"/>
+          <w:lang w:val="es-MX"/>
+        </w:rPr>
+        <w:t xml:space="preserve">, fecha, hora y </w:t>
+      </w:r>
+      <w:proofErr w:type="spellStart"/>
+      <w:r>
+        <w:rPr>
+          <w:rFonts w:ascii="Arial" w:hAnsi="Arial" w:cs="Arial"/>
+          <w:lang w:val="es-MX"/>
+        </w:rPr>
+        <w:t>tipo_clase</w:t>
+      </w:r>
+      <w:proofErr w:type="spellEnd"/>
+      <w:r>
+        <w:rPr>
+          <w:rFonts w:ascii="Arial" w:hAnsi="Arial" w:cs="Arial"/>
+          <w:lang w:val="es-MX"/>
+        </w:rPr>
+        <w:t>.</w:t>
       </w:r>
     </w:p>
     <w:p>
       <w:pPr>
-        <w:rPr>
-          <w:lang w:val="es-MX"/>
-        </w:rPr>
-      </w:pPr>
-      <w:r>
-        <w:rPr>
-          <w:lang w:val="es-MX"/>
-        </w:rPr>
-        <w:t>De la tabla reservas uso la columna id_reserva para hacer el count.</w:t>
+        <w:jc w:val="both"/>
+        <w:rPr>
+          <w:rFonts w:ascii="Arial" w:hAnsi="Arial" w:cs="Arial"/>
+          <w:lang w:val="es-MX"/>
+        </w:rPr>
+      </w:pPr>
+      <w:r>
+        <w:rPr>
+          <w:rFonts w:ascii="Arial" w:hAnsi="Arial" w:cs="Arial"/>
+          <w:lang w:val="es-MX"/>
+        </w:rPr>
+        <w:t xml:space="preserve">De la tabla reservas uso la columna </w:t>
+      </w:r>
+      <w:proofErr w:type="spellStart"/>
+      <w:r>
+        <w:rPr>
+          <w:rFonts w:ascii="Arial" w:hAnsi="Arial" w:cs="Arial"/>
+          <w:lang w:val="es-MX"/>
+        </w:rPr>
+        <w:t>id_reserva</w:t>
+      </w:r>
+      <w:proofErr w:type="spellEnd"/>
+      <w:r>
+        <w:rPr>
+          <w:rFonts w:ascii="Arial" w:hAnsi="Arial" w:cs="Arial"/>
+          <w:lang w:val="es-MX"/>
+        </w:rPr>
+        <w:t xml:space="preserve"> para hacer el </w:t>
+      </w:r>
+      <w:proofErr w:type="spellStart"/>
+      <w:r>
+        <w:rPr>
+          <w:rFonts w:ascii="Arial" w:hAnsi="Arial" w:cs="Arial"/>
+          <w:lang w:val="es-MX"/>
+        </w:rPr>
+        <w:t>count</w:t>
+      </w:r>
+      <w:proofErr w:type="spellEnd"/>
+      <w:r>
+        <w:rPr>
+          <w:rFonts w:ascii="Arial" w:hAnsi="Arial" w:cs="Arial"/>
+          <w:lang w:val="es-MX"/>
+        </w:rPr>
+        <w:t>.</w:t>
       </w:r>
     </w:p>
     <w:p>
@@ -5114,36 +5555,45 @@
           <w:ilvl w:val="0"/>
           <w:numId w:val="1"/>
         </w:numPr>
-        <w:rPr>
+        <w:jc w:val="both"/>
+        <w:rPr>
+          <w:rFonts w:ascii="Arial" w:hAnsi="Arial" w:cs="Arial"/>
           <w:b/>
           <w:bCs/>
           <w:lang w:val="es-MX"/>
         </w:rPr>
       </w:pPr>
-      <w:r>
-        <w:rPr>
+      <w:proofErr w:type="spellStart"/>
+      <w:r>
+        <w:rPr>
+          <w:rFonts w:ascii="Arial" w:hAnsi="Arial" w:cs="Arial"/>
           <w:b/>
           <w:bCs/>
           <w:lang w:val="es-MX"/>
         </w:rPr>
-        <w:lastRenderedPageBreak/>
         <w:t>Vista_clientes_membresias</w:t>
       </w:r>
+      <w:proofErr w:type="spellEnd"/>
     </w:p>
     <w:p>
       <w:pPr>
-        <w:rPr>
-          <w:lang w:val="es-MX"/>
-        </w:rPr>
-      </w:pPr>
-      <w:r>
-        <w:rPr>
-          <w:lang w:val="es-MX"/>
-        </w:rPr>
+        <w:jc w:val="both"/>
+        <w:rPr>
+          <w:rFonts w:ascii="Arial" w:hAnsi="Arial" w:cs="Arial"/>
+          <w:lang w:val="es-MX"/>
+        </w:rPr>
+      </w:pPr>
+      <w:r>
+        <w:rPr>
+          <w:rFonts w:ascii="Arial" w:hAnsi="Arial" w:cs="Arial"/>
+          <w:lang w:val="es-MX"/>
+        </w:rPr>
+        <w:lastRenderedPageBreak/>
         <w:t>El objetivo es ver qué membresía tiene cada cliente. Necesitamos las tablas clientes y membresías.</w:t>
       </w:r>
       <w:r>
         <w:rPr>
+          <w:rFonts w:ascii="Arial" w:hAnsi="Arial" w:cs="Arial"/>
           <w:lang w:val="es-MX"/>
         </w:rPr>
         <w:t xml:space="preserve"> Nos sirve para hacer un seguimiento de planes activos.</w:t>
@@ -5151,18 +5601,86 @@
     </w:p>
     <w:p>
       <w:pPr>
-        <w:rPr>
-          <w:lang w:val="es-MX"/>
-        </w:rPr>
-      </w:pPr>
-      <w:r>
-        <w:rPr>
-          <w:lang w:val="es-MX"/>
-        </w:rPr>
-        <w:t>De la tabla clientes usamos las columnas id_cliente, nombre, apellido, y de la tabla membresías usamos las columnas nombre como nombre_membresia, precio, duración_dias y limite_clases.</w:t>
-      </w:r>
-      <w:r>
-        <w:rPr>
+        <w:jc w:val="both"/>
+        <w:rPr>
+          <w:rFonts w:ascii="Arial" w:hAnsi="Arial" w:cs="Arial"/>
+          <w:lang w:val="es-MX"/>
+        </w:rPr>
+      </w:pPr>
+      <w:r>
+        <w:rPr>
+          <w:rFonts w:ascii="Arial" w:hAnsi="Arial" w:cs="Arial"/>
+          <w:lang w:val="es-MX"/>
+        </w:rPr>
+        <w:t xml:space="preserve">De la tabla clientes usamos las columnas </w:t>
+      </w:r>
+      <w:proofErr w:type="spellStart"/>
+      <w:r>
+        <w:rPr>
+          <w:rFonts w:ascii="Arial" w:hAnsi="Arial" w:cs="Arial"/>
+          <w:lang w:val="es-MX"/>
+        </w:rPr>
+        <w:t>id_cliente</w:t>
+      </w:r>
+      <w:proofErr w:type="spellEnd"/>
+      <w:r>
+        <w:rPr>
+          <w:rFonts w:ascii="Arial" w:hAnsi="Arial" w:cs="Arial"/>
+          <w:lang w:val="es-MX"/>
+        </w:rPr>
+        <w:t xml:space="preserve">, nombre, apellido, y de la tabla membresías usamos las columnas nombre como </w:t>
+      </w:r>
+      <w:proofErr w:type="spellStart"/>
+      <w:r>
+        <w:rPr>
+          <w:rFonts w:ascii="Arial" w:hAnsi="Arial" w:cs="Arial"/>
+          <w:lang w:val="es-MX"/>
+        </w:rPr>
+        <w:t>nombre_membresia</w:t>
+      </w:r>
+      <w:proofErr w:type="spellEnd"/>
+      <w:r>
+        <w:rPr>
+          <w:rFonts w:ascii="Arial" w:hAnsi="Arial" w:cs="Arial"/>
+          <w:lang w:val="es-MX"/>
+        </w:rPr>
+        <w:t xml:space="preserve">, precio, </w:t>
+      </w:r>
+      <w:proofErr w:type="spellStart"/>
+      <w:r>
+        <w:rPr>
+          <w:rFonts w:ascii="Arial" w:hAnsi="Arial" w:cs="Arial"/>
+          <w:lang w:val="es-MX"/>
+        </w:rPr>
+        <w:t>duración_dias</w:t>
+      </w:r>
+      <w:proofErr w:type="spellEnd"/>
+      <w:r>
+        <w:rPr>
+          <w:rFonts w:ascii="Arial" w:hAnsi="Arial" w:cs="Arial"/>
+          <w:lang w:val="es-MX"/>
+        </w:rPr>
+        <w:t xml:space="preserve"> y </w:t>
+      </w:r>
+      <w:proofErr w:type="spellStart"/>
+      <w:r>
+        <w:rPr>
+          <w:rFonts w:ascii="Arial" w:hAnsi="Arial" w:cs="Arial"/>
+          <w:lang w:val="es-MX"/>
+        </w:rPr>
+        <w:t>limite_clases</w:t>
+      </w:r>
+      <w:proofErr w:type="spellEnd"/>
+      <w:r>
+        <w:rPr>
+          <w:rFonts w:ascii="Arial" w:hAnsi="Arial" w:cs="Arial"/>
+          <w:lang w:val="es-MX"/>
+        </w:rPr>
+        <w:t>.</w:t>
+      </w:r>
+      <w:r>
+        <w:rPr>
+          <w:rFonts w:ascii="Arial" w:hAnsi="Arial" w:cs="Arial"/>
           <w:lang w:val="es-MX"/>
         </w:rPr>
         <w:t xml:space="preserve"> Hacemos un JOIN de las 2 tablas.</w:t>
@@ -5170,29 +5688,844 @@
     </w:p>
     <w:p>
       <w:pPr>
-        <w:rPr>
-          <w:lang w:val="es-MX"/>
-        </w:rPr>
-      </w:pPr>
+        <w:pStyle w:val="Prrafodelista"/>
+        <w:numPr>
+          <w:ilvl w:val="0"/>
+          <w:numId w:val="1"/>
+        </w:numPr>
+        <w:jc w:val="both"/>
+        <w:rPr>
+          <w:rFonts w:ascii="Arial" w:hAnsi="Arial" w:cs="Arial"/>
+          <w:b/>
+          <w:bCs/>
+          <w:lang w:val="es-MX"/>
+        </w:rPr>
+      </w:pPr>
+      <w:proofErr w:type="spellStart"/>
+      <w:r>
+        <w:rPr>
+          <w:rFonts w:ascii="Arial" w:hAnsi="Arial" w:cs="Arial"/>
+          <w:b/>
+          <w:bCs/>
+          <w:lang w:val="es-MX"/>
+        </w:rPr>
+        <w:t>Vista_pagos_clientes</w:t>
+      </w:r>
+      <w:proofErr w:type="spellEnd"/>
     </w:p>
     <w:p>
       <w:pPr>
-        <w:rPr>
-          <w:lang w:val="es-MX"/>
-        </w:rPr>
-      </w:pPr>
+        <w:jc w:val="both"/>
+        <w:rPr>
+          <w:rFonts w:ascii="Arial" w:hAnsi="Arial" w:cs="Arial"/>
+          <w:lang w:val="es-MX"/>
+        </w:rPr>
+      </w:pPr>
+      <w:r>
+        <w:rPr>
+          <w:rFonts w:ascii="Arial" w:hAnsi="Arial" w:cs="Arial"/>
+          <w:lang w:val="es-MX"/>
+        </w:rPr>
+        <w:t xml:space="preserve">El objetivo es ver el historial de pagos. Usamos las tablas clientes, pagos y membresías y hacemos un JOIN. </w:t>
+      </w:r>
     </w:p>
     <w:p>
       <w:pPr>
-        <w:rPr>
-          <w:lang w:val="es-MX"/>
-        </w:rPr>
-      </w:pPr>
+        <w:jc w:val="both"/>
+        <w:rPr>
+          <w:rFonts w:ascii="Arial" w:hAnsi="Arial" w:cs="Arial"/>
+          <w:lang w:val="es-MX"/>
+        </w:rPr>
+      </w:pPr>
+      <w:r>
+        <w:rPr>
+          <w:rFonts w:ascii="Arial" w:hAnsi="Arial" w:cs="Arial"/>
+          <w:lang w:val="es-MX"/>
+        </w:rPr>
+        <w:t>De la tabla clientes usamos las columnas nombre, apellido.</w:t>
+      </w:r>
     </w:p>
     <w:p>
       <w:pPr>
-        <w:rPr>
-          <w:lang w:val="es-MX"/>
+        <w:jc w:val="both"/>
+        <w:rPr>
+          <w:rFonts w:ascii="Arial" w:hAnsi="Arial" w:cs="Arial"/>
+          <w:lang w:val="es-MX"/>
+        </w:rPr>
+      </w:pPr>
+      <w:r>
+        <w:rPr>
+          <w:rFonts w:ascii="Arial" w:hAnsi="Arial" w:cs="Arial"/>
+          <w:lang w:val="es-MX"/>
+        </w:rPr>
+        <w:t xml:space="preserve">De la tabla pagos usamos las columnas </w:t>
+      </w:r>
+      <w:proofErr w:type="spellStart"/>
+      <w:r>
+        <w:rPr>
+          <w:rFonts w:ascii="Arial" w:hAnsi="Arial" w:cs="Arial"/>
+          <w:lang w:val="es-MX"/>
+        </w:rPr>
+        <w:t>id_pago</w:t>
+      </w:r>
+      <w:proofErr w:type="spellEnd"/>
+      <w:r>
+        <w:rPr>
+          <w:rFonts w:ascii="Arial" w:hAnsi="Arial" w:cs="Arial"/>
+          <w:lang w:val="es-MX"/>
+        </w:rPr>
+        <w:t xml:space="preserve">, </w:t>
+      </w:r>
+      <w:proofErr w:type="spellStart"/>
+      <w:r>
+        <w:rPr>
+          <w:rFonts w:ascii="Arial" w:hAnsi="Arial" w:cs="Arial"/>
+          <w:lang w:val="es-MX"/>
+        </w:rPr>
+        <w:t>fecha_pago</w:t>
+      </w:r>
+      <w:proofErr w:type="spellEnd"/>
+      <w:r>
+        <w:rPr>
+          <w:rFonts w:ascii="Arial" w:hAnsi="Arial" w:cs="Arial"/>
+          <w:lang w:val="es-MX"/>
+        </w:rPr>
+        <w:t xml:space="preserve">, </w:t>
+      </w:r>
+      <w:proofErr w:type="spellStart"/>
+      <w:r>
+        <w:rPr>
+          <w:rFonts w:ascii="Arial" w:hAnsi="Arial" w:cs="Arial"/>
+          <w:lang w:val="es-MX"/>
+        </w:rPr>
+        <w:t>método_pago</w:t>
+      </w:r>
+      <w:proofErr w:type="spellEnd"/>
+      <w:r>
+        <w:rPr>
+          <w:rFonts w:ascii="Arial" w:hAnsi="Arial" w:cs="Arial"/>
+          <w:lang w:val="es-MX"/>
+        </w:rPr>
+        <w:t>.</w:t>
+      </w:r>
+    </w:p>
+    <w:p>
+      <w:pPr>
+        <w:jc w:val="both"/>
+        <w:rPr>
+          <w:rFonts w:ascii="Arial" w:hAnsi="Arial" w:cs="Arial"/>
+          <w:lang w:val="es-MX"/>
+        </w:rPr>
+      </w:pPr>
+      <w:r>
+        <w:rPr>
+          <w:rFonts w:ascii="Arial" w:hAnsi="Arial" w:cs="Arial"/>
+          <w:lang w:val="es-MX"/>
+        </w:rPr>
+        <w:t xml:space="preserve">De la tabla membresías usamos las columnas </w:t>
+      </w:r>
+      <w:r>
+        <w:rPr>
+          <w:rFonts w:ascii="Arial" w:hAnsi="Arial" w:cs="Arial"/>
+          <w:lang w:val="es-MX"/>
+        </w:rPr>
+        <w:t xml:space="preserve">nombre como </w:t>
+      </w:r>
+      <w:proofErr w:type="spellStart"/>
+      <w:r>
+        <w:rPr>
+          <w:rFonts w:ascii="Arial" w:hAnsi="Arial" w:cs="Arial"/>
+          <w:lang w:val="es-MX"/>
+        </w:rPr>
+        <w:t>nombre_membresia</w:t>
+      </w:r>
+      <w:proofErr w:type="spellEnd"/>
+      <w:r>
+        <w:rPr>
+          <w:rFonts w:ascii="Arial" w:hAnsi="Arial" w:cs="Arial"/>
+          <w:lang w:val="es-MX"/>
+        </w:rPr>
+        <w:t>, y la columna precio.</w:t>
+      </w:r>
+    </w:p>
+    <w:p>
+      <w:pPr>
+        <w:jc w:val="both"/>
+        <w:rPr>
+          <w:rFonts w:ascii="Arial" w:hAnsi="Arial" w:cs="Arial"/>
+          <w:b/>
+          <w:bCs/>
+          <w:lang w:val="es-MX"/>
+        </w:rPr>
+      </w:pPr>
+    </w:p>
+    <w:p>
+      <w:pPr>
+        <w:jc w:val="both"/>
+        <w:rPr>
+          <w:rFonts w:ascii="Arial" w:hAnsi="Arial" w:cs="Arial"/>
+          <w:b/>
+          <w:bCs/>
+          <w:lang w:val="es-MX"/>
+        </w:rPr>
+      </w:pPr>
+      <w:r>
+        <w:rPr>
+          <w:rFonts w:ascii="Arial" w:hAnsi="Arial" w:cs="Arial"/>
+          <w:b/>
+          <w:bCs/>
+          <w:lang w:val="es-MX"/>
+        </w:rPr>
+        <w:t>FUNCIONES</w:t>
+      </w:r>
+    </w:p>
+    <w:p>
+      <w:pPr>
+        <w:pStyle w:val="Prrafodelista"/>
+        <w:numPr>
+          <w:ilvl w:val="0"/>
+          <w:numId w:val="3"/>
+        </w:numPr>
+        <w:jc w:val="both"/>
+        <w:rPr>
+          <w:rFonts w:ascii="Arial" w:hAnsi="Arial" w:cs="Arial"/>
+          <w:b/>
+          <w:bCs/>
+          <w:lang w:val="es-MX"/>
+        </w:rPr>
+      </w:pPr>
+      <w:r>
+        <w:rPr>
+          <w:rFonts w:ascii="Arial" w:hAnsi="Arial" w:cs="Arial"/>
+          <w:b/>
+          <w:bCs/>
+          <w:lang w:val="es-MX"/>
+        </w:rPr>
+        <w:t>Calcular la edad de un cliente</w:t>
+      </w:r>
+    </w:p>
+    <w:p>
+      <w:pPr>
+        <w:jc w:val="both"/>
+        <w:rPr>
+          <w:rFonts w:ascii="Arial" w:hAnsi="Arial" w:cs="Arial"/>
+          <w:lang w:val="es-MX"/>
+        </w:rPr>
+      </w:pPr>
+      <w:r>
+        <w:rPr>
+          <w:rFonts w:ascii="Arial" w:hAnsi="Arial" w:cs="Arial"/>
+          <w:lang w:val="es-MX"/>
+        </w:rPr>
+        <w:t xml:space="preserve">Calcula la edad en años a partir de </w:t>
+      </w:r>
+      <w:proofErr w:type="spellStart"/>
+      <w:r>
+        <w:rPr>
+          <w:rFonts w:ascii="Arial" w:hAnsi="Arial" w:cs="Arial"/>
+          <w:lang w:val="es-MX"/>
+        </w:rPr>
+        <w:t>fecha_nacimiento</w:t>
+      </w:r>
+      <w:proofErr w:type="spellEnd"/>
+      <w:r>
+        <w:rPr>
+          <w:rFonts w:ascii="Arial" w:hAnsi="Arial" w:cs="Arial"/>
+          <w:lang w:val="es-MX"/>
+        </w:rPr>
+        <w:t>.</w:t>
+      </w:r>
+    </w:p>
+    <w:p>
+      <w:pPr>
+        <w:pStyle w:val="Prrafodelista"/>
+        <w:numPr>
+          <w:ilvl w:val="0"/>
+          <w:numId w:val="3"/>
+        </w:numPr>
+        <w:jc w:val="both"/>
+        <w:rPr>
+          <w:rFonts w:ascii="Arial" w:hAnsi="Arial" w:cs="Arial"/>
+          <w:b/>
+          <w:bCs/>
+          <w:lang w:val="es-MX"/>
+        </w:rPr>
+      </w:pPr>
+      <w:r>
+        <w:rPr>
+          <w:rFonts w:ascii="Arial" w:hAnsi="Arial" w:cs="Arial"/>
+          <w:b/>
+          <w:bCs/>
+          <w:lang w:val="es-MX"/>
+        </w:rPr>
+        <w:t>Cantidad de clases reservadas por un cliente</w:t>
+      </w:r>
+    </w:p>
+    <w:p>
+      <w:pPr>
+        <w:jc w:val="both"/>
+        <w:rPr>
+          <w:rFonts w:ascii="Arial" w:hAnsi="Arial" w:cs="Arial"/>
+          <w:lang w:val="es-MX"/>
+        </w:rPr>
+      </w:pPr>
+      <w:r>
+        <w:rPr>
+          <w:rFonts w:ascii="Arial" w:hAnsi="Arial" w:cs="Arial"/>
+          <w:lang w:val="es-MX"/>
+        </w:rPr>
+        <w:t>Nos devuelve cuántas reservas realizó un cliente</w:t>
+      </w:r>
+    </w:p>
+    <w:p>
+      <w:pPr>
+        <w:jc w:val="both"/>
+        <w:rPr>
+          <w:rFonts w:ascii="Arial" w:hAnsi="Arial" w:cs="Arial"/>
+          <w:b/>
+          <w:bCs/>
+          <w:lang w:val="es-MX"/>
+        </w:rPr>
+      </w:pPr>
+    </w:p>
+    <w:p>
+      <w:pPr>
+        <w:jc w:val="both"/>
+        <w:rPr>
+          <w:rFonts w:ascii="Arial" w:hAnsi="Arial" w:cs="Arial"/>
+          <w:b/>
+          <w:bCs/>
+          <w:lang w:val="es-MX"/>
+        </w:rPr>
+      </w:pPr>
+      <w:r>
+        <w:rPr>
+          <w:rFonts w:ascii="Arial" w:hAnsi="Arial" w:cs="Arial"/>
+          <w:b/>
+          <w:bCs/>
+          <w:lang w:val="es-MX"/>
+        </w:rPr>
+        <w:t>TRIGGERS</w:t>
+      </w:r>
+    </w:p>
+    <w:p>
+      <w:pPr>
+        <w:pStyle w:val="Prrafodelista"/>
+        <w:numPr>
+          <w:ilvl w:val="0"/>
+          <w:numId w:val="4"/>
+        </w:numPr>
+        <w:jc w:val="both"/>
+        <w:rPr>
+          <w:rFonts w:ascii="Arial" w:hAnsi="Arial" w:cs="Arial"/>
+          <w:b/>
+          <w:bCs/>
+          <w:lang w:val="es-MX"/>
+        </w:rPr>
+      </w:pPr>
+      <w:r>
+        <w:rPr>
+          <w:rFonts w:ascii="Arial" w:hAnsi="Arial" w:cs="Arial"/>
+          <w:b/>
+          <w:bCs/>
+          <w:lang w:val="es-MX"/>
+        </w:rPr>
+        <w:t>Evitar sobrepasar el cupo máximo de una clase</w:t>
+      </w:r>
+    </w:p>
+    <w:p>
+      <w:pPr>
+        <w:jc w:val="both"/>
+        <w:rPr>
+          <w:rFonts w:ascii="Arial" w:hAnsi="Arial" w:cs="Arial"/>
+          <w:lang w:val="es-MX"/>
+        </w:rPr>
+      </w:pPr>
+      <w:r>
+        <w:rPr>
+          <w:rFonts w:ascii="Arial" w:hAnsi="Arial" w:cs="Arial"/>
+          <w:lang w:val="es-MX"/>
+        </w:rPr>
+        <w:t>Nos sirve porque no nos permitirá hacer reservas si la clase ya alcanzó su cupo. Usamos la tabla reservas y el tipo BEFORE INSERT ya que necesitamos que antes de que se inserte un dato en la tabla reservas, o sea antes de que un cliente pueda reservar una clase</w:t>
+      </w:r>
+      <w:r>
+        <w:rPr>
+          <w:rFonts w:ascii="Arial" w:hAnsi="Arial" w:cs="Arial"/>
+          <w:lang w:val="es-MX"/>
+        </w:rPr>
+        <w:t xml:space="preserve"> (antes que se inserte una nueva fila en la tabla reservas),</w:t>
+      </w:r>
+      <w:r>
+        <w:rPr>
+          <w:rFonts w:ascii="Arial" w:hAnsi="Arial" w:cs="Arial"/>
+          <w:lang w:val="es-MX"/>
+        </w:rPr>
+        <w:t xml:space="preserve"> no nos deje hacerlo si el cupo de esa clase está lleno.</w:t>
+      </w:r>
+      <w:r>
+        <w:rPr>
+          <w:rFonts w:ascii="Arial" w:hAnsi="Arial" w:cs="Arial"/>
+          <w:lang w:val="es-MX"/>
+        </w:rPr>
+        <w:t xml:space="preserve"> El FOR EACH ROW es que se ejecuta una vez por cada fila agregada (reserva) que se intenta insertar.</w:t>
+      </w:r>
+    </w:p>
+    <w:p>
+      <w:pPr>
+        <w:jc w:val="both"/>
+        <w:rPr>
+          <w:rFonts w:ascii="Arial" w:hAnsi="Arial" w:cs="Arial"/>
+          <w:lang w:val="es-MX"/>
+        </w:rPr>
+      </w:pPr>
+      <w:r>
+        <w:rPr>
+          <w:rFonts w:ascii="Arial" w:hAnsi="Arial" w:cs="Arial"/>
+          <w:lang w:val="es-MX"/>
+        </w:rPr>
+        <w:t xml:space="preserve">Si el </w:t>
+      </w:r>
+      <w:proofErr w:type="spellStart"/>
+      <w:r>
+        <w:rPr>
+          <w:rFonts w:ascii="Arial" w:hAnsi="Arial" w:cs="Arial"/>
+          <w:lang w:val="es-MX"/>
+        </w:rPr>
+        <w:t>trigger</w:t>
+      </w:r>
+      <w:proofErr w:type="spellEnd"/>
+      <w:r>
+        <w:rPr>
+          <w:rFonts w:ascii="Arial" w:hAnsi="Arial" w:cs="Arial"/>
+          <w:lang w:val="es-MX"/>
+        </w:rPr>
+        <w:t xml:space="preserve"> falla, la reserva no se guarda.</w:t>
+      </w:r>
+    </w:p>
+    <w:p>
+      <w:pPr>
+        <w:jc w:val="both"/>
+        <w:rPr>
+          <w:rFonts w:ascii="Arial" w:hAnsi="Arial" w:cs="Arial"/>
+          <w:lang w:val="es-MX"/>
+        </w:rPr>
+      </w:pPr>
+      <w:r>
+        <w:rPr>
+          <w:rFonts w:ascii="Arial" w:hAnsi="Arial" w:cs="Arial"/>
+          <w:lang w:val="es-MX"/>
+        </w:rPr>
+        <w:t xml:space="preserve">Este </w:t>
+      </w:r>
+      <w:proofErr w:type="spellStart"/>
+      <w:r>
+        <w:rPr>
+          <w:rFonts w:ascii="Arial" w:hAnsi="Arial" w:cs="Arial"/>
+          <w:lang w:val="es-MX"/>
+        </w:rPr>
+        <w:t>trigger</w:t>
+      </w:r>
+      <w:proofErr w:type="spellEnd"/>
+      <w:r>
+        <w:rPr>
+          <w:rFonts w:ascii="Arial" w:hAnsi="Arial" w:cs="Arial"/>
+          <w:lang w:val="es-MX"/>
+        </w:rPr>
+        <w:t xml:space="preserve"> nos garantiza la integridad del negocio porque evita que se registren más reservas que el cupo permitido</w:t>
+      </w:r>
+      <w:r>
+        <w:rPr>
+          <w:rFonts w:ascii="Arial" w:hAnsi="Arial" w:cs="Arial"/>
+          <w:lang w:val="es-MX"/>
+        </w:rPr>
+        <w:t xml:space="preserve"> así se controla que no se exceda el cupo máximo de una clase antes de registrar una reserva.</w:t>
+      </w:r>
+    </w:p>
+    <w:p>
+      <w:pPr>
+        <w:pStyle w:val="Prrafodelista"/>
+        <w:numPr>
+          <w:ilvl w:val="0"/>
+          <w:numId w:val="4"/>
+        </w:numPr>
+        <w:jc w:val="both"/>
+        <w:rPr>
+          <w:rFonts w:ascii="Arial" w:hAnsi="Arial" w:cs="Arial"/>
+          <w:b/>
+          <w:bCs/>
+          <w:lang w:val="es-MX"/>
+        </w:rPr>
+      </w:pPr>
+      <w:r>
+        <w:rPr>
+          <w:rFonts w:ascii="Arial" w:hAnsi="Arial" w:cs="Arial"/>
+          <w:b/>
+          <w:bCs/>
+          <w:lang w:val="es-MX"/>
+        </w:rPr>
+        <w:t>Activar un cliente automáticamente al registrar un pago</w:t>
+      </w:r>
+    </w:p>
+    <w:p>
+      <w:pPr>
+        <w:jc w:val="both"/>
+        <w:rPr>
+          <w:rFonts w:ascii="Arial" w:hAnsi="Arial" w:cs="Arial"/>
+          <w:lang w:val="es-MX"/>
+        </w:rPr>
+      </w:pPr>
+      <w:r>
+        <w:rPr>
+          <w:rFonts w:ascii="Arial" w:hAnsi="Arial" w:cs="Arial"/>
+          <w:lang w:val="es-MX"/>
+        </w:rPr>
+        <w:t xml:space="preserve">El objetivo de este </w:t>
+      </w:r>
+      <w:proofErr w:type="spellStart"/>
+      <w:r>
+        <w:rPr>
+          <w:rFonts w:ascii="Arial" w:hAnsi="Arial" w:cs="Arial"/>
+          <w:lang w:val="es-MX"/>
+        </w:rPr>
+        <w:t>trigger</w:t>
+      </w:r>
+      <w:proofErr w:type="spellEnd"/>
+      <w:r>
+        <w:rPr>
+          <w:rFonts w:ascii="Arial" w:hAnsi="Arial" w:cs="Arial"/>
+          <w:lang w:val="es-MX"/>
+        </w:rPr>
+        <w:t xml:space="preserve"> es cambiar el estado del cliente a Activo cuando realice un pago. Usamos la tabla pagos. Es de tipo AFTER INSERT porque una vez que el cliente realice el pago (se inserte un dato en la tabla pagos), recién cambia su estado de inactivo a activo.</w:t>
+      </w:r>
+      <w:r>
+        <w:rPr>
+          <w:rFonts w:ascii="Arial" w:hAnsi="Arial" w:cs="Arial"/>
+          <w:lang w:val="es-MX"/>
+        </w:rPr>
+        <w:t xml:space="preserve"> </w:t>
+      </w:r>
+      <w:r>
+        <w:rPr>
+          <w:rFonts w:ascii="Arial" w:hAnsi="Arial" w:cs="Arial"/>
+          <w:lang w:val="es-MX"/>
+        </w:rPr>
+        <w:lastRenderedPageBreak/>
+        <w:t>Así activa automáticamente al cliente cuando paga</w:t>
+      </w:r>
+      <w:r>
+        <w:rPr>
+          <w:rFonts w:ascii="Arial" w:hAnsi="Arial" w:cs="Arial"/>
+          <w:lang w:val="es-MX"/>
+        </w:rPr>
+        <w:t>; se actualiza automáticamente el estado del cliente cuando se registra un pago.</w:t>
+      </w:r>
+    </w:p>
+    <w:p>
+      <w:pPr>
+        <w:jc w:val="both"/>
+        <w:rPr>
+          <w:rFonts w:ascii="Arial" w:hAnsi="Arial" w:cs="Arial"/>
+          <w:b/>
+          <w:bCs/>
+          <w:lang w:val="es-MX"/>
+        </w:rPr>
+      </w:pPr>
+    </w:p>
+    <w:p>
+      <w:pPr>
+        <w:jc w:val="both"/>
+        <w:rPr>
+          <w:rFonts w:ascii="Arial" w:hAnsi="Arial" w:cs="Arial"/>
+          <w:b/>
+          <w:bCs/>
+          <w:lang w:val="es-MX"/>
+        </w:rPr>
+      </w:pPr>
+      <w:r>
+        <w:rPr>
+          <w:rFonts w:ascii="Arial" w:hAnsi="Arial" w:cs="Arial"/>
+          <w:b/>
+          <w:bCs/>
+          <w:lang w:val="es-MX"/>
+        </w:rPr>
+        <w:t>STORED PROCEDURES</w:t>
+      </w:r>
+    </w:p>
+    <w:p>
+      <w:pPr>
+        <w:pStyle w:val="Prrafodelista"/>
+        <w:numPr>
+          <w:ilvl w:val="0"/>
+          <w:numId w:val="5"/>
+        </w:numPr>
+        <w:jc w:val="both"/>
+        <w:rPr>
+          <w:rFonts w:ascii="Arial" w:hAnsi="Arial" w:cs="Arial"/>
+          <w:b/>
+          <w:bCs/>
+          <w:lang w:val="es-MX"/>
+        </w:rPr>
+      </w:pPr>
+      <w:r>
+        <w:rPr>
+          <w:rFonts w:ascii="Arial" w:hAnsi="Arial" w:cs="Arial"/>
+          <w:b/>
+          <w:bCs/>
+          <w:lang w:val="es-MX"/>
+        </w:rPr>
+        <w:t>Registrar una reserva de una clase</w:t>
+      </w:r>
+    </w:p>
+    <w:p>
+      <w:pPr>
+        <w:jc w:val="both"/>
+        <w:rPr>
+          <w:rFonts w:ascii="Arial" w:hAnsi="Arial" w:cs="Arial"/>
+          <w:lang w:val="es-MX"/>
+        </w:rPr>
+      </w:pPr>
+      <w:r>
+        <w:rPr>
+          <w:rFonts w:ascii="Arial" w:hAnsi="Arial" w:cs="Arial"/>
+          <w:lang w:val="es-MX"/>
+        </w:rPr>
+        <w:t xml:space="preserve">El objetivo de este </w:t>
+      </w:r>
+      <w:proofErr w:type="spellStart"/>
+      <w:r>
+        <w:rPr>
+          <w:rFonts w:ascii="Arial" w:hAnsi="Arial" w:cs="Arial"/>
+          <w:lang w:val="es-MX"/>
+        </w:rPr>
+        <w:t>stored</w:t>
+      </w:r>
+      <w:proofErr w:type="spellEnd"/>
+      <w:r>
+        <w:rPr>
+          <w:rFonts w:ascii="Arial" w:hAnsi="Arial" w:cs="Arial"/>
+          <w:lang w:val="es-MX"/>
+        </w:rPr>
+        <w:t xml:space="preserve"> </w:t>
+      </w:r>
+      <w:proofErr w:type="spellStart"/>
+      <w:r>
+        <w:rPr>
+          <w:rFonts w:ascii="Arial" w:hAnsi="Arial" w:cs="Arial"/>
+          <w:lang w:val="es-MX"/>
+        </w:rPr>
+        <w:t>procedure</w:t>
+      </w:r>
+      <w:proofErr w:type="spellEnd"/>
+      <w:r>
+        <w:rPr>
+          <w:rFonts w:ascii="Arial" w:hAnsi="Arial" w:cs="Arial"/>
+          <w:lang w:val="es-MX"/>
+        </w:rPr>
+        <w:t xml:space="preserve"> es registrar una reserva sólo si el cliente está activo y si la clase existe.</w:t>
+      </w:r>
+    </w:p>
+    <w:p>
+      <w:pPr>
+        <w:jc w:val="both"/>
+        <w:rPr>
+          <w:rFonts w:ascii="Arial" w:hAnsi="Arial" w:cs="Arial"/>
+          <w:lang w:val="es-MX"/>
+        </w:rPr>
+      </w:pPr>
+      <w:r>
+        <w:rPr>
+          <w:rFonts w:ascii="Arial" w:hAnsi="Arial" w:cs="Arial"/>
+          <w:lang w:val="es-MX"/>
+        </w:rPr>
+        <w:t xml:space="preserve">El control de cupo ya lo hace el </w:t>
+      </w:r>
+      <w:proofErr w:type="spellStart"/>
+      <w:r>
+        <w:rPr>
+          <w:rFonts w:ascii="Arial" w:hAnsi="Arial" w:cs="Arial"/>
+          <w:lang w:val="es-MX"/>
+        </w:rPr>
+        <w:t>trigger</w:t>
+      </w:r>
+      <w:proofErr w:type="spellEnd"/>
+      <w:r>
+        <w:rPr>
+          <w:rFonts w:ascii="Arial" w:hAnsi="Arial" w:cs="Arial"/>
+          <w:lang w:val="es-MX"/>
+        </w:rPr>
+        <w:t>, así que aquí no se repite. Se evita que clientes inactivos se inscriban a las clases, y asegura que la clase a la que se inscriba exista.</w:t>
+      </w:r>
+    </w:p>
+    <w:p>
+      <w:pPr>
+        <w:pStyle w:val="Prrafodelista"/>
+        <w:numPr>
+          <w:ilvl w:val="0"/>
+          <w:numId w:val="5"/>
+        </w:numPr>
+        <w:jc w:val="both"/>
+        <w:rPr>
+          <w:rFonts w:ascii="Arial" w:hAnsi="Arial" w:cs="Arial"/>
+          <w:b/>
+          <w:bCs/>
+          <w:lang w:val="es-MX"/>
+        </w:rPr>
+      </w:pPr>
+      <w:r>
+        <w:rPr>
+          <w:rFonts w:ascii="Arial" w:hAnsi="Arial" w:cs="Arial"/>
+          <w:b/>
+          <w:bCs/>
+          <w:lang w:val="es-MX"/>
+        </w:rPr>
+        <w:t>Registrar un pago de membresía</w:t>
+      </w:r>
+    </w:p>
+    <w:p>
+      <w:pPr>
+        <w:jc w:val="both"/>
+        <w:rPr>
+          <w:rFonts w:ascii="Arial" w:hAnsi="Arial" w:cs="Arial"/>
+          <w:lang w:val="es-MX"/>
+        </w:rPr>
+      </w:pPr>
+      <w:r>
+        <w:rPr>
+          <w:rFonts w:ascii="Arial" w:hAnsi="Arial" w:cs="Arial"/>
+          <w:lang w:val="es-MX"/>
+        </w:rPr>
+        <w:t xml:space="preserve">El objetivo es registrar un pago y activar automáticamente al cliente reforzando así el </w:t>
+      </w:r>
+      <w:proofErr w:type="spellStart"/>
+      <w:r>
+        <w:rPr>
+          <w:rFonts w:ascii="Arial" w:hAnsi="Arial" w:cs="Arial"/>
+          <w:lang w:val="es-MX"/>
+        </w:rPr>
+        <w:t>trigger</w:t>
+      </w:r>
+      <w:proofErr w:type="spellEnd"/>
+      <w:r>
+        <w:rPr>
+          <w:rFonts w:ascii="Arial" w:hAnsi="Arial" w:cs="Arial"/>
+          <w:lang w:val="es-MX"/>
+        </w:rPr>
+        <w:t>.</w:t>
+      </w:r>
+    </w:p>
+    <w:p>
+      <w:pPr>
+        <w:jc w:val="both"/>
+        <w:rPr>
+          <w:rFonts w:ascii="Arial" w:hAnsi="Arial" w:cs="Arial"/>
+          <w:lang w:val="es-AR"/>
+        </w:rPr>
+      </w:pPr>
+      <w:r>
+        <w:rPr>
+          <w:rFonts w:ascii="Arial" w:hAnsi="Arial" w:cs="Arial"/>
+          <w:lang w:val="es-AR"/>
+        </w:rPr>
+        <w:t xml:space="preserve">El </w:t>
+      </w:r>
+      <w:proofErr w:type="spellStart"/>
+      <w:r>
+        <w:rPr>
+          <w:rFonts w:ascii="Arial" w:hAnsi="Arial" w:cs="Arial"/>
+          <w:lang w:val="es-AR"/>
+        </w:rPr>
+        <w:t>trigger</w:t>
+      </w:r>
+      <w:proofErr w:type="spellEnd"/>
+      <w:r>
+        <w:rPr>
+          <w:rFonts w:ascii="Arial" w:hAnsi="Arial" w:cs="Arial"/>
+          <w:lang w:val="es-AR"/>
+        </w:rPr>
+        <w:t xml:space="preserve"> AFTER ISERT ON pagos era el que se encargaba de activar al cliente. Aquí se registra el pago, inserta el pago y así dispara el </w:t>
+      </w:r>
+      <w:proofErr w:type="spellStart"/>
+      <w:r>
+        <w:rPr>
+          <w:rFonts w:ascii="Arial" w:hAnsi="Arial" w:cs="Arial"/>
+          <w:lang w:val="es-AR"/>
+        </w:rPr>
+        <w:t>trigger</w:t>
+      </w:r>
+      <w:proofErr w:type="spellEnd"/>
+      <w:r>
+        <w:rPr>
+          <w:rFonts w:ascii="Arial" w:hAnsi="Arial" w:cs="Arial"/>
+          <w:lang w:val="es-AR"/>
+        </w:rPr>
+        <w:t xml:space="preserve"> que activa automáticamente al cliente una vez que ya se realizó el pago.</w:t>
+      </w:r>
+    </w:p>
+    <w:p>
+      <w:pPr>
+        <w:rPr>
+          <w:rFonts w:ascii="Arial" w:hAnsi="Arial" w:cs="Arial"/>
+          <w:lang w:val="es-AR"/>
+        </w:rPr>
+      </w:pPr>
+    </w:p>
+    <w:p>
+      <w:pPr>
+        <w:rPr>
+          <w:b/>
+          <w:bCs/>
+        </w:rPr>
+      </w:pPr>
+      <w:r>
+        <w:rPr>
+          <w:b/>
+          <w:bCs/>
+        </w:rPr>
+        <w:t>Enlace al script SQL:</w:t>
+      </w:r>
+    </w:p>
+    <w:p>
+      <w:pPr>
+        <w:rPr>
+          <w:rFonts w:ascii="Arial" w:hAnsi="Arial" w:cs="Arial"/>
+        </w:rPr>
+      </w:pPr>
+      <w:hyperlink r:id="rId9" w:history="1">
+        <w:proofErr w:type="spellStart"/>
+        <w:r>
+          <w:rPr>
+            <w:rStyle w:val="Hipervnculo"/>
+          </w:rPr>
+          <w:t>CH_MySQL</w:t>
+        </w:r>
+        <w:proofErr w:type="spellEnd"/>
+        <w:r>
+          <w:rPr>
+            <w:rStyle w:val="Hipervnculo"/>
+          </w:rPr>
+          <w:t>/entregable_n2 at main · EmiTorres7/</w:t>
+        </w:r>
+        <w:proofErr w:type="spellStart"/>
+        <w:r>
+          <w:rPr>
+            <w:rStyle w:val="Hipervnculo"/>
+          </w:rPr>
+          <w:t>CH_MySQL</w:t>
+        </w:r>
+        <w:proofErr w:type="spellEnd"/>
+      </w:hyperlink>
+    </w:p>
+    <w:p>
+      <w:pPr>
+        <w:rPr>
+          <w:rFonts w:ascii="Arial" w:hAnsi="Arial" w:cs="Arial"/>
+        </w:rPr>
+      </w:pPr>
+    </w:p>
+    <w:p>
+      <w:pPr>
+        <w:rPr>
+          <w:rFonts w:ascii="Arial" w:hAnsi="Arial" w:cs="Arial"/>
         </w:rPr>
       </w:pPr>
     </w:p>
@@ -5211,6 +6544,273 @@
 <file path=word/numbering.xml><?xml version="1.0" encoding="utf-8"?>
 <w:numbering xmlns:wpc="http://schemas.microsoft.com/office/word/2010/wordprocessingCanvas" xmlns:cx="http://schemas.microsoft.com/office/drawing/2014/chartex" xmlns:cx1="http://schemas.microsoft.com/office/drawing/2015/9/8/chartex" xmlns:cx2="http://schemas.microsoft.com/office/drawing/2015/10/21/chartex" xmlns:cx3="http://schemas.microsoft.com/office/drawing/2016/5/9/chartex" xmlns:cx4="http://schemas.microsoft.com/office/drawing/2016/5/10/chartex" xmlns:cx5="http://schemas.microsoft.com/office/drawing/2016/5/11/chartex" xmlns:cx6="http://schemas.microsoft.com/office/drawing/2016/5/12/chartex" xmlns:cx7="http://schemas.microsoft.com/office/drawing/2016/5/13/chartex" xmlns:cx8="http://schemas.microsoft.com/office/drawing/2016/5/14/chartex" xmlns:mc="http://schemas.openxmlformats.org/markup-compatibility/2006" xmlns:aink="http://schemas.microsoft.com/office/drawing/2016/ink" xmlns:am3d="http://schemas.microsoft.com/office/drawing/2017/model3d" xmlns:o="urn:schemas-microsoft-com:office:office" xmlns:oel="http://schemas.microsoft.com/office/2019/extlst" xmlns:r="http://schemas.openxmlformats.org/officeDocument/2006/relationships" xmlns:m="http://schemas.openxmlformats.org/officeDocument/2006/math" xmlns:v="urn:schemas-microsoft-com:vml" xmlns:wp14="http://schemas.microsoft.com/office/word/2010/wordprocessingDrawing" xmlns:wp="http://schemas.openxmlformats.org/drawingml/2006/wordprocessingDrawing" xmlns:w10="urn:schemas-microsoft-com:office:word" xmlns:w="http://schemas.openxmlformats.org/wordprocessingml/2006/main" xmlns:w14="http://schemas.microsoft.com/office/word/2010/wordml" xmlns:w15="http://schemas.microsoft.com/office/word/2012/wordml" xmlns:w16cex="http://schemas.microsoft.com/office/word/2018/wordml/cex" xmlns:w16cid="http://schemas.microsoft.com/office/word/2016/wordml/cid" xmlns:w16="http://schemas.microsoft.com/office/word/2018/wordml" xmlns:w16sdtdh="http://schemas.microsoft.com/office/word/2020/wordml/sdtdatahash" xmlns:w16se="http://schemas.microsoft.com/office/word/2015/wordml/symex" xmlns:wpg="http://schemas.microsoft.com/office/word/2010/wordprocessingGroup" xmlns:wpi="http://schemas.microsoft.com/office/word/2010/wordprocessingInk" xmlns:wne="http://schemas.microsoft.com/office/word/2006/wordml" xmlns:wps="http://schemas.microsoft.com/office/word/2010/wordprocessingShape" mc:Ignorable="w14 w15 w16se w16cid w16 w16cex w16sdtdh wp14">
   <w:abstractNum w:abstractNumId="0" w15:restartNumberingAfterBreak="0">
+    <w:nsid w:val="0AF74C05"/>
+    <w:multiLevelType w:val="hybridMultilevel"/>
+    <w:tmpl w:val="41EC731C"/>
+    <w:lvl w:ilvl="0" w:tplc="2C0A000F">
+      <w:start w:val="1"/>
+      <w:numFmt w:val="decimal"/>
+      <w:lvlText w:val="%1."/>
+      <w:lvlJc w:val="left"/>
+      <w:pPr>
+        <w:ind w:left="720" w:hanging="360"/>
+      </w:pPr>
+      <w:rPr>
+        <w:rFonts w:hint="default"/>
+      </w:rPr>
+    </w:lvl>
+    <w:lvl w:ilvl="1" w:tplc="2C0A0019" w:tentative="1">
+      <w:start w:val="1"/>
+      <w:numFmt w:val="lowerLetter"/>
+      <w:lvlText w:val="%2."/>
+      <w:lvlJc w:val="left"/>
+      <w:pPr>
+        <w:ind w:left="1440" w:hanging="360"/>
+      </w:pPr>
+    </w:lvl>
+    <w:lvl w:ilvl="2" w:tplc="2C0A001B" w:tentative="1">
+      <w:start w:val="1"/>
+      <w:numFmt w:val="lowerRoman"/>
+      <w:lvlText w:val="%3."/>
+      <w:lvlJc w:val="right"/>
+      <w:pPr>
+        <w:ind w:left="2160" w:hanging="180"/>
+      </w:pPr>
+    </w:lvl>
+    <w:lvl w:ilvl="3" w:tplc="2C0A000F" w:tentative="1">
+      <w:start w:val="1"/>
+      <w:numFmt w:val="decimal"/>
+      <w:lvlText w:val="%4."/>
+      <w:lvlJc w:val="left"/>
+      <w:pPr>
+        <w:ind w:left="2880" w:hanging="360"/>
+      </w:pPr>
+    </w:lvl>
+    <w:lvl w:ilvl="4" w:tplc="2C0A0019" w:tentative="1">
+      <w:start w:val="1"/>
+      <w:numFmt w:val="lowerLetter"/>
+      <w:lvlText w:val="%5."/>
+      <w:lvlJc w:val="left"/>
+      <w:pPr>
+        <w:ind w:left="3600" w:hanging="360"/>
+      </w:pPr>
+    </w:lvl>
+    <w:lvl w:ilvl="5" w:tplc="2C0A001B" w:tentative="1">
+      <w:start w:val="1"/>
+      <w:numFmt w:val="lowerRoman"/>
+      <w:lvlText w:val="%6."/>
+      <w:lvlJc w:val="right"/>
+      <w:pPr>
+        <w:ind w:left="4320" w:hanging="180"/>
+      </w:pPr>
+    </w:lvl>
+    <w:lvl w:ilvl="6" w:tplc="2C0A000F" w:tentative="1">
+      <w:start w:val="1"/>
+      <w:numFmt w:val="decimal"/>
+      <w:lvlText w:val="%7."/>
+      <w:lvlJc w:val="left"/>
+      <w:pPr>
+        <w:ind w:left="5040" w:hanging="360"/>
+      </w:pPr>
+    </w:lvl>
+    <w:lvl w:ilvl="7" w:tplc="2C0A0019" w:tentative="1">
+      <w:start w:val="1"/>
+      <w:numFmt w:val="lowerLetter"/>
+      <w:lvlText w:val="%8."/>
+      <w:lvlJc w:val="left"/>
+      <w:pPr>
+        <w:ind w:left="5760" w:hanging="360"/>
+      </w:pPr>
+    </w:lvl>
+    <w:lvl w:ilvl="8" w:tplc="2C0A001B" w:tentative="1">
+      <w:start w:val="1"/>
+      <w:numFmt w:val="lowerRoman"/>
+      <w:lvlText w:val="%9."/>
+      <w:lvlJc w:val="right"/>
+      <w:pPr>
+        <w:ind w:left="6480" w:hanging="180"/>
+      </w:pPr>
+    </w:lvl>
+  </w:abstractNum>
+  <w:abstractNum w:abstractNumId="1" w15:restartNumberingAfterBreak="0">
+    <w:nsid w:val="1AD47DCE"/>
+    <w:multiLevelType w:val="hybridMultilevel"/>
+    <w:tmpl w:val="BA0CEC78"/>
+    <w:lvl w:ilvl="0" w:tplc="2C0A000F">
+      <w:start w:val="1"/>
+      <w:numFmt w:val="decimal"/>
+      <w:lvlText w:val="%1."/>
+      <w:lvlJc w:val="left"/>
+      <w:pPr>
+        <w:ind w:left="720" w:hanging="360"/>
+      </w:pPr>
+      <w:rPr>
+        <w:rFonts w:hint="default"/>
+      </w:rPr>
+    </w:lvl>
+    <w:lvl w:ilvl="1" w:tplc="2C0A0019" w:tentative="1">
+      <w:start w:val="1"/>
+      <w:numFmt w:val="lowerLetter"/>
+      <w:lvlText w:val="%2."/>
+      <w:lvlJc w:val="left"/>
+      <w:pPr>
+        <w:ind w:left="1440" w:hanging="360"/>
+      </w:pPr>
+    </w:lvl>
+    <w:lvl w:ilvl="2" w:tplc="2C0A001B" w:tentative="1">
+      <w:start w:val="1"/>
+      <w:numFmt w:val="lowerRoman"/>
+      <w:lvlText w:val="%3."/>
+      <w:lvlJc w:val="right"/>
+      <w:pPr>
+        <w:ind w:left="2160" w:hanging="180"/>
+      </w:pPr>
+    </w:lvl>
+    <w:lvl w:ilvl="3" w:tplc="2C0A000F" w:tentative="1">
+      <w:start w:val="1"/>
+      <w:numFmt w:val="decimal"/>
+      <w:lvlText w:val="%4."/>
+      <w:lvlJc w:val="left"/>
+      <w:pPr>
+        <w:ind w:left="2880" w:hanging="360"/>
+      </w:pPr>
+    </w:lvl>
+    <w:lvl w:ilvl="4" w:tplc="2C0A0019" w:tentative="1">
+      <w:start w:val="1"/>
+      <w:numFmt w:val="lowerLetter"/>
+      <w:lvlText w:val="%5."/>
+      <w:lvlJc w:val="left"/>
+      <w:pPr>
+        <w:ind w:left="3600" w:hanging="360"/>
+      </w:pPr>
+    </w:lvl>
+    <w:lvl w:ilvl="5" w:tplc="2C0A001B" w:tentative="1">
+      <w:start w:val="1"/>
+      <w:numFmt w:val="lowerRoman"/>
+      <w:lvlText w:val="%6."/>
+      <w:lvlJc w:val="right"/>
+      <w:pPr>
+        <w:ind w:left="4320" w:hanging="180"/>
+      </w:pPr>
+    </w:lvl>
+    <w:lvl w:ilvl="6" w:tplc="2C0A000F" w:tentative="1">
+      <w:start w:val="1"/>
+      <w:numFmt w:val="decimal"/>
+      <w:lvlText w:val="%7."/>
+      <w:lvlJc w:val="left"/>
+      <w:pPr>
+        <w:ind w:left="5040" w:hanging="360"/>
+      </w:pPr>
+    </w:lvl>
+    <w:lvl w:ilvl="7" w:tplc="2C0A0019" w:tentative="1">
+      <w:start w:val="1"/>
+      <w:numFmt w:val="lowerLetter"/>
+      <w:lvlText w:val="%8."/>
+      <w:lvlJc w:val="left"/>
+      <w:pPr>
+        <w:ind w:left="5760" w:hanging="360"/>
+      </w:pPr>
+    </w:lvl>
+    <w:lvl w:ilvl="8" w:tplc="2C0A001B" w:tentative="1">
+      <w:start w:val="1"/>
+      <w:numFmt w:val="lowerRoman"/>
+      <w:lvlText w:val="%9."/>
+      <w:lvlJc w:val="right"/>
+      <w:pPr>
+        <w:ind w:left="6480" w:hanging="180"/>
+      </w:pPr>
+    </w:lvl>
+  </w:abstractNum>
+  <w:abstractNum w:abstractNumId="2" w15:restartNumberingAfterBreak="0">
+    <w:nsid w:val="54907151"/>
+    <w:multiLevelType w:val="hybridMultilevel"/>
+    <w:tmpl w:val="AEAEF218"/>
+    <w:lvl w:ilvl="0" w:tplc="2C0A000F">
+      <w:start w:val="1"/>
+      <w:numFmt w:val="decimal"/>
+      <w:lvlText w:val="%1."/>
+      <w:lvlJc w:val="left"/>
+      <w:pPr>
+        <w:ind w:left="720" w:hanging="360"/>
+      </w:pPr>
+      <w:rPr>
+        <w:rFonts w:hint="default"/>
+      </w:rPr>
+    </w:lvl>
+    <w:lvl w:ilvl="1" w:tplc="2C0A0019" w:tentative="1">
+      <w:start w:val="1"/>
+      <w:numFmt w:val="lowerLetter"/>
+      <w:lvlText w:val="%2."/>
+      <w:lvlJc w:val="left"/>
+      <w:pPr>
+        <w:ind w:left="1440" w:hanging="360"/>
+      </w:pPr>
+    </w:lvl>
+    <w:lvl w:ilvl="2" w:tplc="2C0A001B" w:tentative="1">
+      <w:start w:val="1"/>
+      <w:numFmt w:val="lowerRoman"/>
+      <w:lvlText w:val="%3."/>
+      <w:lvlJc w:val="right"/>
+      <w:pPr>
+        <w:ind w:left="2160" w:hanging="180"/>
+      </w:pPr>
+    </w:lvl>
+    <w:lvl w:ilvl="3" w:tplc="2C0A000F" w:tentative="1">
+      <w:start w:val="1"/>
+      <w:numFmt w:val="decimal"/>
+      <w:lvlText w:val="%4."/>
+      <w:lvlJc w:val="left"/>
+      <w:pPr>
+        <w:ind w:left="2880" w:hanging="360"/>
+      </w:pPr>
+    </w:lvl>
+    <w:lvl w:ilvl="4" w:tplc="2C0A0019" w:tentative="1">
+      <w:start w:val="1"/>
+      <w:numFmt w:val="lowerLetter"/>
+      <w:lvlText w:val="%5."/>
+      <w:lvlJc w:val="left"/>
+      <w:pPr>
+        <w:ind w:left="3600" w:hanging="360"/>
+      </w:pPr>
+    </w:lvl>
+    <w:lvl w:ilvl="5" w:tplc="2C0A001B" w:tentative="1">
+      <w:start w:val="1"/>
+      <w:numFmt w:val="lowerRoman"/>
+      <w:lvlText w:val="%6."/>
+      <w:lvlJc w:val="right"/>
+      <w:pPr>
+        <w:ind w:left="4320" w:hanging="180"/>
+      </w:pPr>
+    </w:lvl>
+    <w:lvl w:ilvl="6" w:tplc="2C0A000F" w:tentative="1">
+      <w:start w:val="1"/>
+      <w:numFmt w:val="decimal"/>
+      <w:lvlText w:val="%7."/>
+      <w:lvlJc w:val="left"/>
+      <w:pPr>
+        <w:ind w:left="5040" w:hanging="360"/>
+      </w:pPr>
+    </w:lvl>
+    <w:lvl w:ilvl="7" w:tplc="2C0A0019" w:tentative="1">
+      <w:start w:val="1"/>
+      <w:numFmt w:val="lowerLetter"/>
+      <w:lvlText w:val="%8."/>
+      <w:lvlJc w:val="left"/>
+      <w:pPr>
+        <w:ind w:left="5760" w:hanging="360"/>
+      </w:pPr>
+    </w:lvl>
+    <w:lvl w:ilvl="8" w:tplc="2C0A001B" w:tentative="1">
+      <w:start w:val="1"/>
+      <w:numFmt w:val="lowerRoman"/>
+      <w:lvlText w:val="%9."/>
+      <w:lvlJc w:val="right"/>
+      <w:pPr>
+        <w:ind w:left="6480" w:hanging="180"/>
+      </w:pPr>
+    </w:lvl>
+  </w:abstractNum>
+  <w:abstractNum w:abstractNumId="3" w15:restartNumberingAfterBreak="0">
     <w:nsid w:val="64B36BAC"/>
     <w:multiLevelType w:val="hybridMultilevel"/>
     <w:tmpl w:val="5CACBC88"/>
@@ -5323,7 +6923,7 @@
       </w:rPr>
     </w:lvl>
   </w:abstractNum>
-  <w:abstractNum w:abstractNumId="1" w15:restartNumberingAfterBreak="0">
+  <w:abstractNum w:abstractNumId="4" w15:restartNumberingAfterBreak="0">
     <w:nsid w:val="77EB3CF0"/>
     <w:multiLevelType w:val="hybridMultilevel"/>
     <w:tmpl w:val="8BB62914"/>
@@ -5413,9 +7013,18 @@
     </w:lvl>
   </w:abstractNum>
   <w:num w:numId="1" w16cid:durableId="928780673">
+    <w:abstractNumId w:val="4"/>
+  </w:num>
+  <w:num w:numId="2" w16cid:durableId="1295335615">
+    <w:abstractNumId w:val="3"/>
+  </w:num>
+  <w:num w:numId="3" w16cid:durableId="1196385328">
+    <w:abstractNumId w:val="2"/>
+  </w:num>
+  <w:num w:numId="4" w16cid:durableId="1351296344">
     <w:abstractNumId w:val="1"/>
   </w:num>
-  <w:num w:numId="2" w16cid:durableId="1295335615">
+  <w:num w:numId="5" w16cid:durableId="1335650661">
     <w:abstractNumId w:val="0"/>
   </w:num>
 </w:numbering>
@@ -6031,7 +7640,6 @@
   <w:style w:type="character" w:default="1" w:styleId="Fuentedeprrafopredeter">
     <w:name w:val="Default Paragraph Font"/>
     <w:uiPriority w:val="1"/>
-    <w:semiHidden/>
     <w:unhideWhenUsed/>
   </w:style>
   <w:style w:type="table" w:default="1" w:styleId="Tablanormal">
@@ -6464,6 +8072,29 @@
     <w:uiPriority w:val="1"/>
     <w:rsid w:val="005762A6"/>
   </w:style>
+  <w:style w:type="character" w:styleId="Hipervnculo">
+    <w:name w:val="Hyperlink"/>
+    <w:basedOn w:val="Fuentedeprrafopredeter"/>
+    <w:uiPriority w:val="99"/>
+    <w:unhideWhenUsed/>
+    <w:rsid w:val="001F09CA"/>
+    <w:rPr>
+      <w:color w:val="467886" w:themeColor="hyperlink"/>
+      <w:u w:val="single"/>
+    </w:rPr>
+  </w:style>
+  <w:style w:type="character" w:styleId="Mencinsinresolver">
+    <w:name w:val="Unresolved Mention"/>
+    <w:basedOn w:val="Fuentedeprrafopredeter"/>
+    <w:uiPriority w:val="99"/>
+    <w:semiHidden/>
+    <w:unhideWhenUsed/>
+    <w:rsid w:val="003C29E0"/>
+    <w:rPr>
+      <w:color w:val="605E5C"/>
+      <w:shd w:val="clear" w:color="auto" w:fill="E1DFDD"/>
+    </w:rPr>
+  </w:style>
 </w:styles>
 </file>
 

--- a/entregable_n2/Entregable2_TorresEmiliana.docx
+++ b/entregable_n2/Entregable2_TorresEmiliana.docx
@@ -159,23 +159,13 @@
                                           <w:szCs w:val="28"/>
                                         </w:rPr>
                                       </w:pPr>
-                                      <w:proofErr w:type="spellStart"/>
                                       <w:r>
                                         <w:rPr>
                                           <w:color w:val="FFFFFF" w:themeColor="background1"/>
                                           <w:sz w:val="28"/>
                                           <w:szCs w:val="28"/>
                                         </w:rPr>
-                                        <w:t>Entregable</w:t>
-                                      </w:r>
-                                      <w:proofErr w:type="spellEnd"/>
-                                      <w:r>
-                                        <w:rPr>
-                                          <w:color w:val="FFFFFF" w:themeColor="background1"/>
-                                          <w:sz w:val="28"/>
-                                          <w:szCs w:val="28"/>
-                                        </w:rPr>
-                                        <w:t xml:space="preserve"> n2</w:t>
+                                        <w:t>Proyecto Final</w:t>
                                       </w:r>
                                     </w:p>
                                   </w:sdtContent>
@@ -3481,23 +3471,13 @@
                                     <w:szCs w:val="28"/>
                                   </w:rPr>
                                 </w:pPr>
-                                <w:proofErr w:type="spellStart"/>
                                 <w:r>
                                   <w:rPr>
                                     <w:color w:val="FFFFFF" w:themeColor="background1"/>
                                     <w:sz w:val="28"/>
                                     <w:szCs w:val="28"/>
                                   </w:rPr>
-                                  <w:t>Entregable</w:t>
-                                </w:r>
-                                <w:proofErr w:type="spellEnd"/>
-                                <w:r>
-                                  <w:rPr>
-                                    <w:color w:val="FFFFFF" w:themeColor="background1"/>
-                                    <w:sz w:val="28"/>
-                                    <w:szCs w:val="28"/>
-                                  </w:rPr>
-                                  <w:t xml:space="preserve"> n2</w:t>
+                                  <w:t>Proyecto Final</w:t>
                                 </w:r>
                               </w:p>
                             </w:sdtContent>
@@ -4985,6 +4965,5305 @@
     </w:p>
     <w:p>
       <w:pPr>
+        <w:widowControl w:val="0"/>
+        <w:pBdr>
+          <w:top w:val="nil"/>
+          <w:left w:val="nil"/>
+          <w:bottom w:val="nil"/>
+          <w:right w:val="nil"/>
+          <w:between w:val="nil"/>
+        </w:pBdr>
+        <w:spacing w:after="0" w:line="276" w:lineRule="auto"/>
+        <w:rPr>
+          <w:rFonts w:ascii="Arial" w:eastAsia="Arial" w:hAnsi="Arial" w:cs="Arial"/>
+          <w:b/>
+          <w:bCs/>
+          <w:color w:val="000000"/>
+          <w:sz w:val="24"/>
+          <w:szCs w:val="24"/>
+          <w:u w:val="single"/>
+        </w:rPr>
+      </w:pPr>
+      <w:proofErr w:type="spellStart"/>
+      <w:r>
+        <w:rPr>
+          <w:rFonts w:ascii="Arial" w:eastAsia="Arial" w:hAnsi="Arial" w:cs="Arial"/>
+          <w:b/>
+          <w:bCs/>
+          <w:sz w:val="24"/>
+          <w:szCs w:val="24"/>
+          <w:u w:val="single"/>
+        </w:rPr>
+        <w:t>Diagrama</w:t>
+      </w:r>
+      <w:proofErr w:type="spellEnd"/>
+      <w:r>
+        <w:rPr>
+          <w:rFonts w:ascii="Arial" w:eastAsia="Arial" w:hAnsi="Arial" w:cs="Arial"/>
+          <w:b/>
+          <w:bCs/>
+          <w:sz w:val="24"/>
+          <w:szCs w:val="24"/>
+          <w:u w:val="single"/>
+        </w:rPr>
+        <w:t xml:space="preserve"> de </w:t>
+      </w:r>
+      <w:proofErr w:type="spellStart"/>
+      <w:r>
+        <w:rPr>
+          <w:rFonts w:ascii="Arial" w:eastAsia="Arial" w:hAnsi="Arial" w:cs="Arial"/>
+          <w:b/>
+          <w:bCs/>
+          <w:sz w:val="24"/>
+          <w:szCs w:val="24"/>
+          <w:u w:val="single"/>
+        </w:rPr>
+        <w:t>Tablas</w:t>
+      </w:r>
+      <w:proofErr w:type="spellEnd"/>
+    </w:p>
+    <w:tbl>
+      <w:tblPr>
+        <w:tblW w:w="9075" w:type="dxa"/>
+        <w:tblInd w:w="-135" w:type="dxa"/>
+        <w:tblBorders>
+          <w:top w:val="single" w:sz="4" w:space="0" w:color="000000"/>
+          <w:left w:val="single" w:sz="4" w:space="0" w:color="000000"/>
+          <w:bottom w:val="single" w:sz="4" w:space="0" w:color="000000"/>
+          <w:right w:val="single" w:sz="4" w:space="0" w:color="000000"/>
+          <w:insideH w:val="single" w:sz="4" w:space="0" w:color="000000"/>
+          <w:insideV w:val="single" w:sz="4" w:space="0" w:color="000000"/>
+        </w:tblBorders>
+        <w:tblLayout w:type="fixed"/>
+        <w:tblLook w:val="0400" w:firstRow="0" w:lastRow="0" w:firstColumn="0" w:lastColumn="0" w:noHBand="0" w:noVBand="1"/>
+      </w:tblPr>
+      <w:tblGrid>
+        <w:gridCol w:w="1690"/>
+        <w:gridCol w:w="1984"/>
+        <w:gridCol w:w="1418"/>
+        <w:gridCol w:w="2708"/>
+        <w:gridCol w:w="705"/>
+        <w:gridCol w:w="570"/>
+      </w:tblGrid>
+      <w:tr>
+        <w:trPr>
+          <w:trHeight w:val="708"/>
+        </w:trPr>
+        <w:tc>
+          <w:tcPr>
+            <w:tcW w:w="1690" w:type="dxa"/>
+            <w:shd w:val="clear" w:color="auto" w:fill="D9D9D9"/>
+          </w:tcPr>
+          <w:p>
+            <w:pPr>
+              <w:spacing w:before="240"/>
+              <w:jc w:val="center"/>
+              <w:rPr>
+                <w:b/>
+                <w:bCs/>
+                <w:sz w:val="24"/>
+                <w:szCs w:val="24"/>
+              </w:rPr>
+            </w:pPr>
+            <w:proofErr w:type="spellStart"/>
+            <w:r>
+              <w:rPr>
+                <w:b/>
+                <w:bCs/>
+                <w:sz w:val="24"/>
+                <w:szCs w:val="24"/>
+              </w:rPr>
+              <w:t>Tabla</w:t>
+            </w:r>
+            <w:proofErr w:type="spellEnd"/>
+          </w:p>
+        </w:tc>
+        <w:tc>
+          <w:tcPr>
+            <w:tcW w:w="1984" w:type="dxa"/>
+            <w:shd w:val="clear" w:color="auto" w:fill="D9D9D9"/>
+          </w:tcPr>
+          <w:p>
+            <w:pPr>
+              <w:spacing w:before="240"/>
+              <w:jc w:val="center"/>
+              <w:rPr>
+                <w:b/>
+                <w:bCs/>
+                <w:sz w:val="24"/>
+                <w:szCs w:val="24"/>
+              </w:rPr>
+            </w:pPr>
+            <w:r>
+              <w:rPr>
+                <w:b/>
+                <w:bCs/>
+                <w:sz w:val="24"/>
+                <w:szCs w:val="24"/>
+              </w:rPr>
+              <w:t>Campos</w:t>
+            </w:r>
+          </w:p>
+        </w:tc>
+        <w:tc>
+          <w:tcPr>
+            <w:tcW w:w="1418" w:type="dxa"/>
+            <w:shd w:val="clear" w:color="auto" w:fill="D9D9D9"/>
+          </w:tcPr>
+          <w:p>
+            <w:pPr>
+              <w:spacing w:before="240"/>
+              <w:jc w:val="center"/>
+              <w:rPr>
+                <w:b/>
+                <w:bCs/>
+                <w:sz w:val="24"/>
+                <w:szCs w:val="24"/>
+              </w:rPr>
+            </w:pPr>
+            <w:r>
+              <w:rPr>
+                <w:b/>
+                <w:bCs/>
+                <w:sz w:val="24"/>
+                <w:szCs w:val="24"/>
+              </w:rPr>
+              <w:t>Tipo de Dato</w:t>
+            </w:r>
+          </w:p>
+        </w:tc>
+        <w:tc>
+          <w:tcPr>
+            <w:tcW w:w="2708" w:type="dxa"/>
+            <w:shd w:val="clear" w:color="auto" w:fill="D9D9D9"/>
+          </w:tcPr>
+          <w:p>
+            <w:pPr>
+              <w:spacing w:before="240"/>
+              <w:jc w:val="center"/>
+              <w:rPr>
+                <w:b/>
+                <w:bCs/>
+                <w:sz w:val="24"/>
+                <w:szCs w:val="24"/>
+              </w:rPr>
+            </w:pPr>
+            <w:proofErr w:type="spellStart"/>
+            <w:r>
+              <w:rPr>
+                <w:b/>
+                <w:bCs/>
+                <w:sz w:val="24"/>
+                <w:szCs w:val="24"/>
+              </w:rPr>
+              <w:t>Detalle</w:t>
+            </w:r>
+            <w:proofErr w:type="spellEnd"/>
+            <w:r>
+              <w:rPr>
+                <w:b/>
+                <w:bCs/>
+                <w:sz w:val="24"/>
+                <w:szCs w:val="24"/>
+              </w:rPr>
+              <w:t xml:space="preserve"> Campo</w:t>
+            </w:r>
+          </w:p>
+        </w:tc>
+        <w:tc>
+          <w:tcPr>
+            <w:tcW w:w="705" w:type="dxa"/>
+            <w:shd w:val="clear" w:color="auto" w:fill="ED7D31"/>
+          </w:tcPr>
+          <w:p>
+            <w:pPr>
+              <w:spacing w:before="240"/>
+              <w:jc w:val="center"/>
+              <w:rPr>
+                <w:b/>
+                <w:bCs/>
+                <w:sz w:val="24"/>
+                <w:szCs w:val="24"/>
+              </w:rPr>
+            </w:pPr>
+            <w:r>
+              <w:rPr>
+                <w:b/>
+                <w:bCs/>
+                <w:sz w:val="24"/>
+                <w:szCs w:val="24"/>
+              </w:rPr>
+              <w:t>PK</w:t>
+            </w:r>
+          </w:p>
+        </w:tc>
+        <w:tc>
+          <w:tcPr>
+            <w:tcW w:w="570" w:type="dxa"/>
+            <w:shd w:val="clear" w:color="auto" w:fill="70AD47"/>
+          </w:tcPr>
+          <w:p>
+            <w:pPr>
+              <w:spacing w:before="240"/>
+              <w:jc w:val="center"/>
+              <w:rPr>
+                <w:b/>
+                <w:bCs/>
+                <w:sz w:val="24"/>
+                <w:szCs w:val="24"/>
+              </w:rPr>
+            </w:pPr>
+            <w:r>
+              <w:rPr>
+                <w:b/>
+                <w:bCs/>
+                <w:sz w:val="24"/>
+                <w:szCs w:val="24"/>
+              </w:rPr>
+              <w:t>FK</w:t>
+            </w:r>
+          </w:p>
+        </w:tc>
+      </w:tr>
+      <w:tr>
+        <w:tc>
+          <w:tcPr>
+            <w:tcW w:w="1690" w:type="dxa"/>
+            <w:shd w:val="clear" w:color="auto" w:fill="8496B0"/>
+          </w:tcPr>
+          <w:p>
+            <w:pPr>
+              <w:spacing w:line="360" w:lineRule="auto"/>
+              <w:rPr>
+                <w:b/>
+                <w:bCs/>
+              </w:rPr>
+            </w:pPr>
+            <w:proofErr w:type="spellStart"/>
+            <w:r>
+              <w:rPr>
+                <w:b/>
+                <w:bCs/>
+                <w:sz w:val="24"/>
+                <w:szCs w:val="24"/>
+              </w:rPr>
+              <w:t>clientes</w:t>
+            </w:r>
+            <w:proofErr w:type="spellEnd"/>
+          </w:p>
+        </w:tc>
+        <w:tc>
+          <w:tcPr>
+            <w:tcW w:w="1984" w:type="dxa"/>
+          </w:tcPr>
+          <w:p>
+            <w:pPr>
+              <w:spacing w:line="360" w:lineRule="auto"/>
+            </w:pPr>
+            <w:proofErr w:type="spellStart"/>
+            <w:r>
+              <w:t>Id_cliente</w:t>
+            </w:r>
+            <w:proofErr w:type="spellEnd"/>
+          </w:p>
+        </w:tc>
+        <w:tc>
+          <w:tcPr>
+            <w:tcW w:w="1418" w:type="dxa"/>
+          </w:tcPr>
+          <w:p>
+            <w:pPr>
+              <w:spacing w:line="360" w:lineRule="auto"/>
+            </w:pPr>
+            <w:r>
+              <w:t>INT</w:t>
+            </w:r>
+          </w:p>
+        </w:tc>
+        <w:tc>
+          <w:tcPr>
+            <w:tcW w:w="2708" w:type="dxa"/>
+          </w:tcPr>
+          <w:p>
+            <w:pPr>
+              <w:spacing w:line="360" w:lineRule="auto"/>
+            </w:pPr>
+            <w:proofErr w:type="spellStart"/>
+            <w:r>
+              <w:t>Identificador</w:t>
+            </w:r>
+            <w:proofErr w:type="spellEnd"/>
+            <w:r>
+              <w:t xml:space="preserve"> </w:t>
+            </w:r>
+            <w:proofErr w:type="spellStart"/>
+            <w:r>
+              <w:t>único</w:t>
+            </w:r>
+            <w:proofErr w:type="spellEnd"/>
+          </w:p>
+        </w:tc>
+        <w:tc>
+          <w:tcPr>
+            <w:tcW w:w="705" w:type="dxa"/>
+            <w:shd w:val="clear" w:color="auto" w:fill="ED7D31"/>
+          </w:tcPr>
+          <w:p>
+            <w:pPr>
+              <w:spacing w:line="360" w:lineRule="auto"/>
+              <w:rPr>
+                <w:b/>
+                <w:bCs/>
+              </w:rPr>
+            </w:pPr>
+            <w:r>
+              <w:rPr>
+                <w:b/>
+                <w:bCs/>
+              </w:rPr>
+              <w:t>PK</w:t>
+            </w:r>
+          </w:p>
+        </w:tc>
+        <w:tc>
+          <w:tcPr>
+            <w:tcW w:w="570" w:type="dxa"/>
+          </w:tcPr>
+          <w:p>
+            <w:pPr>
+              <w:spacing w:line="360" w:lineRule="auto"/>
+            </w:pPr>
+          </w:p>
+        </w:tc>
+      </w:tr>
+      <w:tr>
+        <w:tc>
+          <w:tcPr>
+            <w:tcW w:w="1690" w:type="dxa"/>
+            <w:shd w:val="clear" w:color="auto" w:fill="8496B0"/>
+          </w:tcPr>
+          <w:p>
+            <w:pPr>
+              <w:spacing w:line="360" w:lineRule="auto"/>
+            </w:pPr>
+          </w:p>
+        </w:tc>
+        <w:tc>
+          <w:tcPr>
+            <w:tcW w:w="1984" w:type="dxa"/>
+          </w:tcPr>
+          <w:p>
+            <w:pPr>
+              <w:spacing w:line="360" w:lineRule="auto"/>
+            </w:pPr>
+            <w:proofErr w:type="spellStart"/>
+            <w:r>
+              <w:t>Nombre</w:t>
+            </w:r>
+            <w:proofErr w:type="spellEnd"/>
+          </w:p>
+        </w:tc>
+        <w:tc>
+          <w:tcPr>
+            <w:tcW w:w="1418" w:type="dxa"/>
+          </w:tcPr>
+          <w:p>
+            <w:pPr>
+              <w:spacing w:line="360" w:lineRule="auto"/>
+            </w:pPr>
+            <w:r>
+              <w:t>VARCHAR</w:t>
+            </w:r>
+          </w:p>
+        </w:tc>
+        <w:tc>
+          <w:tcPr>
+            <w:tcW w:w="2708" w:type="dxa"/>
+          </w:tcPr>
+          <w:p>
+            <w:pPr>
+              <w:spacing w:line="360" w:lineRule="auto"/>
+            </w:pPr>
+            <w:proofErr w:type="spellStart"/>
+            <w:r>
+              <w:t>Nombre</w:t>
+            </w:r>
+            <w:proofErr w:type="spellEnd"/>
+            <w:r>
+              <w:t xml:space="preserve"> del socio</w:t>
+            </w:r>
+          </w:p>
+        </w:tc>
+        <w:tc>
+          <w:tcPr>
+            <w:tcW w:w="705" w:type="dxa"/>
+          </w:tcPr>
+          <w:p>
+            <w:pPr>
+              <w:spacing w:line="360" w:lineRule="auto"/>
+            </w:pPr>
+          </w:p>
+        </w:tc>
+        <w:tc>
+          <w:tcPr>
+            <w:tcW w:w="570" w:type="dxa"/>
+          </w:tcPr>
+          <w:p>
+            <w:pPr>
+              <w:spacing w:line="360" w:lineRule="auto"/>
+            </w:pPr>
+          </w:p>
+        </w:tc>
+      </w:tr>
+      <w:tr>
+        <w:tc>
+          <w:tcPr>
+            <w:tcW w:w="1690" w:type="dxa"/>
+            <w:shd w:val="clear" w:color="auto" w:fill="8496B0"/>
+          </w:tcPr>
+          <w:p>
+            <w:pPr>
+              <w:spacing w:line="360" w:lineRule="auto"/>
+            </w:pPr>
+          </w:p>
+        </w:tc>
+        <w:tc>
+          <w:tcPr>
+            <w:tcW w:w="1984" w:type="dxa"/>
+          </w:tcPr>
+          <w:p>
+            <w:pPr>
+              <w:spacing w:line="360" w:lineRule="auto"/>
+            </w:pPr>
+            <w:proofErr w:type="spellStart"/>
+            <w:r>
+              <w:t>Apellido</w:t>
+            </w:r>
+            <w:proofErr w:type="spellEnd"/>
+          </w:p>
+        </w:tc>
+        <w:tc>
+          <w:tcPr>
+            <w:tcW w:w="1418" w:type="dxa"/>
+          </w:tcPr>
+          <w:p>
+            <w:pPr>
+              <w:spacing w:line="360" w:lineRule="auto"/>
+            </w:pPr>
+            <w:r>
+              <w:t>VARCHAR</w:t>
+            </w:r>
+          </w:p>
+        </w:tc>
+        <w:tc>
+          <w:tcPr>
+            <w:tcW w:w="2708" w:type="dxa"/>
+          </w:tcPr>
+          <w:p>
+            <w:pPr>
+              <w:spacing w:line="360" w:lineRule="auto"/>
+            </w:pPr>
+            <w:proofErr w:type="spellStart"/>
+            <w:r>
+              <w:t>Apellido</w:t>
+            </w:r>
+            <w:proofErr w:type="spellEnd"/>
+            <w:r>
+              <w:t xml:space="preserve"> del socio</w:t>
+            </w:r>
+          </w:p>
+        </w:tc>
+        <w:tc>
+          <w:tcPr>
+            <w:tcW w:w="705" w:type="dxa"/>
+          </w:tcPr>
+          <w:p>
+            <w:pPr>
+              <w:spacing w:line="360" w:lineRule="auto"/>
+            </w:pPr>
+          </w:p>
+        </w:tc>
+        <w:tc>
+          <w:tcPr>
+            <w:tcW w:w="570" w:type="dxa"/>
+          </w:tcPr>
+          <w:p>
+            <w:pPr>
+              <w:spacing w:line="360" w:lineRule="auto"/>
+            </w:pPr>
+          </w:p>
+        </w:tc>
+      </w:tr>
+      <w:tr>
+        <w:tc>
+          <w:tcPr>
+            <w:tcW w:w="1690" w:type="dxa"/>
+            <w:shd w:val="clear" w:color="auto" w:fill="8496B0"/>
+          </w:tcPr>
+          <w:p>
+            <w:pPr>
+              <w:spacing w:line="360" w:lineRule="auto"/>
+            </w:pPr>
+          </w:p>
+        </w:tc>
+        <w:tc>
+          <w:tcPr>
+            <w:tcW w:w="1984" w:type="dxa"/>
+          </w:tcPr>
+          <w:p>
+            <w:pPr>
+              <w:spacing w:line="360" w:lineRule="auto"/>
+            </w:pPr>
+            <w:proofErr w:type="spellStart"/>
+            <w:r>
+              <w:t>Dni</w:t>
+            </w:r>
+            <w:proofErr w:type="spellEnd"/>
+          </w:p>
+        </w:tc>
+        <w:tc>
+          <w:tcPr>
+            <w:tcW w:w="1418" w:type="dxa"/>
+          </w:tcPr>
+          <w:p>
+            <w:pPr>
+              <w:spacing w:line="360" w:lineRule="auto"/>
+            </w:pPr>
+            <w:r>
+              <w:t>VARCHAR</w:t>
+            </w:r>
+          </w:p>
+        </w:tc>
+        <w:tc>
+          <w:tcPr>
+            <w:tcW w:w="2708" w:type="dxa"/>
+          </w:tcPr>
+          <w:p>
+            <w:pPr>
+              <w:spacing w:line="360" w:lineRule="auto"/>
+            </w:pPr>
+            <w:proofErr w:type="spellStart"/>
+            <w:r>
+              <w:t>Documento</w:t>
+            </w:r>
+            <w:proofErr w:type="spellEnd"/>
+            <w:r>
+              <w:t xml:space="preserve"> de </w:t>
+            </w:r>
+            <w:proofErr w:type="spellStart"/>
+            <w:r>
+              <w:t>identidad</w:t>
+            </w:r>
+            <w:proofErr w:type="spellEnd"/>
+          </w:p>
+        </w:tc>
+        <w:tc>
+          <w:tcPr>
+            <w:tcW w:w="705" w:type="dxa"/>
+          </w:tcPr>
+          <w:p>
+            <w:pPr>
+              <w:spacing w:line="360" w:lineRule="auto"/>
+            </w:pPr>
+          </w:p>
+        </w:tc>
+        <w:tc>
+          <w:tcPr>
+            <w:tcW w:w="570" w:type="dxa"/>
+          </w:tcPr>
+          <w:p>
+            <w:pPr>
+              <w:spacing w:line="360" w:lineRule="auto"/>
+            </w:pPr>
+          </w:p>
+        </w:tc>
+      </w:tr>
+      <w:tr>
+        <w:tc>
+          <w:tcPr>
+            <w:tcW w:w="1690" w:type="dxa"/>
+            <w:shd w:val="clear" w:color="auto" w:fill="8496B0"/>
+          </w:tcPr>
+          <w:p>
+            <w:pPr>
+              <w:spacing w:line="360" w:lineRule="auto"/>
+            </w:pPr>
+          </w:p>
+        </w:tc>
+        <w:tc>
+          <w:tcPr>
+            <w:tcW w:w="1984" w:type="dxa"/>
+          </w:tcPr>
+          <w:p>
+            <w:pPr>
+              <w:spacing w:line="360" w:lineRule="auto"/>
+            </w:pPr>
+            <w:proofErr w:type="spellStart"/>
+            <w:r>
+              <w:t>Fecha_nacimiento</w:t>
+            </w:r>
+            <w:proofErr w:type="spellEnd"/>
+          </w:p>
+        </w:tc>
+        <w:tc>
+          <w:tcPr>
+            <w:tcW w:w="1418" w:type="dxa"/>
+          </w:tcPr>
+          <w:p>
+            <w:pPr>
+              <w:spacing w:line="360" w:lineRule="auto"/>
+            </w:pPr>
+            <w:r>
+              <w:t>DATE</w:t>
+            </w:r>
+          </w:p>
+        </w:tc>
+        <w:tc>
+          <w:tcPr>
+            <w:tcW w:w="2708" w:type="dxa"/>
+          </w:tcPr>
+          <w:p>
+            <w:pPr>
+              <w:spacing w:line="360" w:lineRule="auto"/>
+            </w:pPr>
+            <w:proofErr w:type="spellStart"/>
+            <w:r>
+              <w:t>Fecha</w:t>
+            </w:r>
+            <w:proofErr w:type="spellEnd"/>
+            <w:r>
+              <w:t xml:space="preserve"> de Nacimiento</w:t>
+            </w:r>
+          </w:p>
+        </w:tc>
+        <w:tc>
+          <w:tcPr>
+            <w:tcW w:w="705" w:type="dxa"/>
+          </w:tcPr>
+          <w:p>
+            <w:pPr>
+              <w:spacing w:line="360" w:lineRule="auto"/>
+            </w:pPr>
+          </w:p>
+        </w:tc>
+        <w:tc>
+          <w:tcPr>
+            <w:tcW w:w="570" w:type="dxa"/>
+          </w:tcPr>
+          <w:p>
+            <w:pPr>
+              <w:spacing w:line="360" w:lineRule="auto"/>
+            </w:pPr>
+          </w:p>
+        </w:tc>
+      </w:tr>
+      <w:tr>
+        <w:tc>
+          <w:tcPr>
+            <w:tcW w:w="1690" w:type="dxa"/>
+            <w:shd w:val="clear" w:color="auto" w:fill="8496B0"/>
+          </w:tcPr>
+          <w:p>
+            <w:pPr>
+              <w:spacing w:line="360" w:lineRule="auto"/>
+            </w:pPr>
+          </w:p>
+        </w:tc>
+        <w:tc>
+          <w:tcPr>
+            <w:tcW w:w="1984" w:type="dxa"/>
+          </w:tcPr>
+          <w:p>
+            <w:pPr>
+              <w:spacing w:line="360" w:lineRule="auto"/>
+            </w:pPr>
+            <w:proofErr w:type="spellStart"/>
+            <w:r>
+              <w:t>Telefono</w:t>
+            </w:r>
+            <w:proofErr w:type="spellEnd"/>
+          </w:p>
+        </w:tc>
+        <w:tc>
+          <w:tcPr>
+            <w:tcW w:w="1418" w:type="dxa"/>
+          </w:tcPr>
+          <w:p>
+            <w:pPr>
+              <w:spacing w:line="360" w:lineRule="auto"/>
+            </w:pPr>
+            <w:r>
+              <w:t>INT</w:t>
+            </w:r>
+          </w:p>
+        </w:tc>
+        <w:tc>
+          <w:tcPr>
+            <w:tcW w:w="2708" w:type="dxa"/>
+          </w:tcPr>
+          <w:p>
+            <w:pPr>
+              <w:spacing w:line="360" w:lineRule="auto"/>
+            </w:pPr>
+            <w:proofErr w:type="spellStart"/>
+            <w:r>
+              <w:t>Teléfono</w:t>
+            </w:r>
+            <w:proofErr w:type="spellEnd"/>
+            <w:r>
+              <w:t xml:space="preserve"> de </w:t>
+            </w:r>
+            <w:proofErr w:type="spellStart"/>
+            <w:r>
+              <w:t>contacto</w:t>
+            </w:r>
+            <w:proofErr w:type="spellEnd"/>
+          </w:p>
+        </w:tc>
+        <w:tc>
+          <w:tcPr>
+            <w:tcW w:w="705" w:type="dxa"/>
+          </w:tcPr>
+          <w:p>
+            <w:pPr>
+              <w:spacing w:line="360" w:lineRule="auto"/>
+            </w:pPr>
+          </w:p>
+        </w:tc>
+        <w:tc>
+          <w:tcPr>
+            <w:tcW w:w="570" w:type="dxa"/>
+          </w:tcPr>
+          <w:p>
+            <w:pPr>
+              <w:spacing w:line="360" w:lineRule="auto"/>
+            </w:pPr>
+          </w:p>
+        </w:tc>
+      </w:tr>
+      <w:tr>
+        <w:tc>
+          <w:tcPr>
+            <w:tcW w:w="1690" w:type="dxa"/>
+            <w:shd w:val="clear" w:color="auto" w:fill="8496B0"/>
+          </w:tcPr>
+          <w:p>
+            <w:pPr>
+              <w:spacing w:line="360" w:lineRule="auto"/>
+            </w:pPr>
+          </w:p>
+        </w:tc>
+        <w:tc>
+          <w:tcPr>
+            <w:tcW w:w="1984" w:type="dxa"/>
+          </w:tcPr>
+          <w:p>
+            <w:pPr>
+              <w:spacing w:line="360" w:lineRule="auto"/>
+            </w:pPr>
+            <w:proofErr w:type="spellStart"/>
+            <w:r>
+              <w:t>Fecha_registro</w:t>
+            </w:r>
+            <w:proofErr w:type="spellEnd"/>
+          </w:p>
+        </w:tc>
+        <w:tc>
+          <w:tcPr>
+            <w:tcW w:w="1418" w:type="dxa"/>
+          </w:tcPr>
+          <w:p>
+            <w:pPr>
+              <w:spacing w:line="360" w:lineRule="auto"/>
+            </w:pPr>
+            <w:r>
+              <w:t>DATE</w:t>
+            </w:r>
+          </w:p>
+        </w:tc>
+        <w:tc>
+          <w:tcPr>
+            <w:tcW w:w="2708" w:type="dxa"/>
+          </w:tcPr>
+          <w:p>
+            <w:pPr>
+              <w:spacing w:line="360" w:lineRule="auto"/>
+              <w:rPr>
+                <w:lang w:val="es-AR"/>
+              </w:rPr>
+            </w:pPr>
+            <w:r>
+              <w:rPr>
+                <w:lang w:val="es-AR"/>
+              </w:rPr>
+              <w:t>Fecha de registro del cliente</w:t>
+            </w:r>
+          </w:p>
+        </w:tc>
+        <w:tc>
+          <w:tcPr>
+            <w:tcW w:w="705" w:type="dxa"/>
+          </w:tcPr>
+          <w:p>
+            <w:pPr>
+              <w:spacing w:line="360" w:lineRule="auto"/>
+              <w:rPr>
+                <w:lang w:val="es-AR"/>
+              </w:rPr>
+            </w:pPr>
+          </w:p>
+        </w:tc>
+        <w:tc>
+          <w:tcPr>
+            <w:tcW w:w="570" w:type="dxa"/>
+          </w:tcPr>
+          <w:p>
+            <w:pPr>
+              <w:spacing w:line="360" w:lineRule="auto"/>
+              <w:rPr>
+                <w:lang w:val="es-AR"/>
+              </w:rPr>
+            </w:pPr>
+          </w:p>
+        </w:tc>
+      </w:tr>
+      <w:tr>
+        <w:tc>
+          <w:tcPr>
+            <w:tcW w:w="1690" w:type="dxa"/>
+            <w:tcBorders>
+              <w:bottom w:val="single" w:sz="12" w:space="0" w:color="000000"/>
+            </w:tcBorders>
+            <w:shd w:val="clear" w:color="auto" w:fill="8496B0"/>
+          </w:tcPr>
+          <w:p>
+            <w:pPr>
+              <w:spacing w:line="360" w:lineRule="auto"/>
+              <w:rPr>
+                <w:lang w:val="es-AR"/>
+              </w:rPr>
+            </w:pPr>
+          </w:p>
+        </w:tc>
+        <w:tc>
+          <w:tcPr>
+            <w:tcW w:w="1984" w:type="dxa"/>
+            <w:tcBorders>
+              <w:bottom w:val="single" w:sz="12" w:space="0" w:color="000000"/>
+            </w:tcBorders>
+          </w:tcPr>
+          <w:p>
+            <w:pPr>
+              <w:spacing w:line="360" w:lineRule="auto"/>
+            </w:pPr>
+            <w:proofErr w:type="spellStart"/>
+            <w:r>
+              <w:t>estado</w:t>
+            </w:r>
+            <w:proofErr w:type="spellEnd"/>
+          </w:p>
+        </w:tc>
+        <w:tc>
+          <w:tcPr>
+            <w:tcW w:w="1418" w:type="dxa"/>
+            <w:tcBorders>
+              <w:bottom w:val="single" w:sz="12" w:space="0" w:color="000000"/>
+            </w:tcBorders>
+          </w:tcPr>
+          <w:p>
+            <w:pPr>
+              <w:spacing w:line="360" w:lineRule="auto"/>
+            </w:pPr>
+            <w:r>
+              <w:t>VARCHAR</w:t>
+            </w:r>
+          </w:p>
+        </w:tc>
+        <w:tc>
+          <w:tcPr>
+            <w:tcW w:w="2708" w:type="dxa"/>
+            <w:tcBorders>
+              <w:bottom w:val="single" w:sz="12" w:space="0" w:color="000000"/>
+            </w:tcBorders>
+          </w:tcPr>
+          <w:p>
+            <w:pPr>
+              <w:spacing w:line="360" w:lineRule="auto"/>
+              <w:rPr>
+                <w:lang w:val="es-AR"/>
+              </w:rPr>
+            </w:pPr>
+            <w:r>
+              <w:rPr>
+                <w:lang w:val="es-AR"/>
+              </w:rPr>
+              <w:t>Estado del socio (Activo/Inactivo)</w:t>
+            </w:r>
+          </w:p>
+        </w:tc>
+        <w:tc>
+          <w:tcPr>
+            <w:tcW w:w="705" w:type="dxa"/>
+            <w:tcBorders>
+              <w:bottom w:val="single" w:sz="12" w:space="0" w:color="000000"/>
+            </w:tcBorders>
+          </w:tcPr>
+          <w:p>
+            <w:pPr>
+              <w:spacing w:line="360" w:lineRule="auto"/>
+              <w:rPr>
+                <w:lang w:val="es-AR"/>
+              </w:rPr>
+            </w:pPr>
+          </w:p>
+        </w:tc>
+        <w:tc>
+          <w:tcPr>
+            <w:tcW w:w="570" w:type="dxa"/>
+            <w:tcBorders>
+              <w:bottom w:val="single" w:sz="12" w:space="0" w:color="000000"/>
+            </w:tcBorders>
+          </w:tcPr>
+          <w:p>
+            <w:pPr>
+              <w:spacing w:line="360" w:lineRule="auto"/>
+              <w:rPr>
+                <w:lang w:val="es-AR"/>
+              </w:rPr>
+            </w:pPr>
+          </w:p>
+        </w:tc>
+      </w:tr>
+      <w:tr>
+        <w:trPr>
+          <w:trHeight w:val="340"/>
+        </w:trPr>
+        <w:tc>
+          <w:tcPr>
+            <w:tcW w:w="1690" w:type="dxa"/>
+            <w:tcBorders>
+              <w:top w:val="single" w:sz="12" w:space="0" w:color="000000"/>
+            </w:tcBorders>
+            <w:shd w:val="clear" w:color="auto" w:fill="8496B0"/>
+            <w:vAlign w:val="center"/>
+          </w:tcPr>
+          <w:p>
+            <w:pPr>
+              <w:rPr>
+                <w:b/>
+                <w:bCs/>
+              </w:rPr>
+            </w:pPr>
+            <w:proofErr w:type="spellStart"/>
+            <w:r>
+              <w:rPr>
+                <w:b/>
+                <w:bCs/>
+              </w:rPr>
+              <w:lastRenderedPageBreak/>
+              <w:t>Entrenadores</w:t>
+            </w:r>
+            <w:proofErr w:type="spellEnd"/>
+          </w:p>
+        </w:tc>
+        <w:tc>
+          <w:tcPr>
+            <w:tcW w:w="1984" w:type="dxa"/>
+            <w:tcBorders>
+              <w:top w:val="single" w:sz="12" w:space="0" w:color="000000"/>
+            </w:tcBorders>
+            <w:vAlign w:val="center"/>
+          </w:tcPr>
+          <w:p>
+            <w:proofErr w:type="spellStart"/>
+            <w:r>
+              <w:t>Id_entrenador</w:t>
+            </w:r>
+            <w:proofErr w:type="spellEnd"/>
+          </w:p>
+        </w:tc>
+        <w:tc>
+          <w:tcPr>
+            <w:tcW w:w="1418" w:type="dxa"/>
+            <w:tcBorders>
+              <w:top w:val="single" w:sz="12" w:space="0" w:color="000000"/>
+            </w:tcBorders>
+            <w:vAlign w:val="center"/>
+          </w:tcPr>
+          <w:p>
+            <w:r>
+              <w:t>INT</w:t>
+            </w:r>
+          </w:p>
+        </w:tc>
+        <w:tc>
+          <w:tcPr>
+            <w:tcW w:w="2708" w:type="dxa"/>
+            <w:tcBorders>
+              <w:top w:val="single" w:sz="12" w:space="0" w:color="000000"/>
+            </w:tcBorders>
+            <w:vAlign w:val="center"/>
+          </w:tcPr>
+          <w:p>
+            <w:pPr>
+              <w:spacing w:line="360" w:lineRule="auto"/>
+            </w:pPr>
+            <w:proofErr w:type="spellStart"/>
+            <w:r>
+              <w:t>Identificador</w:t>
+            </w:r>
+            <w:proofErr w:type="spellEnd"/>
+            <w:r>
+              <w:t xml:space="preserve"> </w:t>
+            </w:r>
+            <w:proofErr w:type="spellStart"/>
+            <w:r>
+              <w:t>único</w:t>
+            </w:r>
+            <w:proofErr w:type="spellEnd"/>
+          </w:p>
+        </w:tc>
+        <w:tc>
+          <w:tcPr>
+            <w:tcW w:w="705" w:type="dxa"/>
+            <w:tcBorders>
+              <w:top w:val="single" w:sz="12" w:space="0" w:color="000000"/>
+            </w:tcBorders>
+            <w:vAlign w:val="center"/>
+          </w:tcPr>
+          <w:p>
+            <w:pPr>
+              <w:rPr>
+                <w:b/>
+                <w:bCs/>
+                <w:shd w:val="clear" w:color="auto" w:fill="FF9900"/>
+              </w:rPr>
+            </w:pPr>
+            <w:r>
+              <w:rPr>
+                <w:b/>
+                <w:bCs/>
+                <w:shd w:val="clear" w:color="auto" w:fill="FF9900"/>
+              </w:rPr>
+              <w:t>PK</w:t>
+            </w:r>
+          </w:p>
+        </w:tc>
+        <w:tc>
+          <w:tcPr>
+            <w:tcW w:w="570" w:type="dxa"/>
+            <w:tcBorders>
+              <w:top w:val="single" w:sz="12" w:space="0" w:color="000000"/>
+            </w:tcBorders>
+            <w:vAlign w:val="center"/>
+          </w:tcPr>
+          <w:p/>
+        </w:tc>
+      </w:tr>
+      <w:tr>
+        <w:trPr>
+          <w:trHeight w:val="340"/>
+        </w:trPr>
+        <w:tc>
+          <w:tcPr>
+            <w:tcW w:w="1690" w:type="dxa"/>
+            <w:shd w:val="clear" w:color="auto" w:fill="8496B0"/>
+            <w:vAlign w:val="center"/>
+          </w:tcPr>
+          <w:p>
+            <w:pPr>
+              <w:rPr>
+                <w:b/>
+                <w:bCs/>
+              </w:rPr>
+            </w:pPr>
+          </w:p>
+        </w:tc>
+        <w:tc>
+          <w:tcPr>
+            <w:tcW w:w="1984" w:type="dxa"/>
+            <w:vAlign w:val="center"/>
+          </w:tcPr>
+          <w:p>
+            <w:proofErr w:type="spellStart"/>
+            <w:r>
+              <w:t>Nombre</w:t>
+            </w:r>
+            <w:proofErr w:type="spellEnd"/>
+          </w:p>
+        </w:tc>
+        <w:tc>
+          <w:tcPr>
+            <w:tcW w:w="1418" w:type="dxa"/>
+            <w:vAlign w:val="center"/>
+          </w:tcPr>
+          <w:p>
+            <w:r>
+              <w:t>VARCHAR</w:t>
+            </w:r>
+          </w:p>
+        </w:tc>
+        <w:tc>
+          <w:tcPr>
+            <w:tcW w:w="2708" w:type="dxa"/>
+            <w:vAlign w:val="center"/>
+          </w:tcPr>
+          <w:p>
+            <w:proofErr w:type="spellStart"/>
+            <w:r>
+              <w:t>Nombre</w:t>
+            </w:r>
+            <w:proofErr w:type="spellEnd"/>
+            <w:r>
+              <w:t xml:space="preserve"> del </w:t>
+            </w:r>
+            <w:proofErr w:type="spellStart"/>
+            <w:r>
+              <w:t>entrenador</w:t>
+            </w:r>
+            <w:proofErr w:type="spellEnd"/>
+          </w:p>
+        </w:tc>
+        <w:tc>
+          <w:tcPr>
+            <w:tcW w:w="705" w:type="dxa"/>
+            <w:vAlign w:val="center"/>
+          </w:tcPr>
+          <w:p/>
+        </w:tc>
+        <w:tc>
+          <w:tcPr>
+            <w:tcW w:w="570" w:type="dxa"/>
+            <w:vAlign w:val="center"/>
+          </w:tcPr>
+          <w:p/>
+        </w:tc>
+      </w:tr>
+      <w:tr>
+        <w:trPr>
+          <w:trHeight w:val="340"/>
+        </w:trPr>
+        <w:tc>
+          <w:tcPr>
+            <w:tcW w:w="1690" w:type="dxa"/>
+            <w:shd w:val="clear" w:color="auto" w:fill="8496B0"/>
+            <w:vAlign w:val="center"/>
+          </w:tcPr>
+          <w:p>
+            <w:pPr>
+              <w:rPr>
+                <w:b/>
+                <w:bCs/>
+              </w:rPr>
+            </w:pPr>
+          </w:p>
+        </w:tc>
+        <w:tc>
+          <w:tcPr>
+            <w:tcW w:w="1984" w:type="dxa"/>
+            <w:vAlign w:val="center"/>
+          </w:tcPr>
+          <w:p>
+            <w:proofErr w:type="spellStart"/>
+            <w:r>
+              <w:t>Apellido</w:t>
+            </w:r>
+            <w:proofErr w:type="spellEnd"/>
+          </w:p>
+        </w:tc>
+        <w:tc>
+          <w:tcPr>
+            <w:tcW w:w="1418" w:type="dxa"/>
+            <w:vAlign w:val="center"/>
+          </w:tcPr>
+          <w:p>
+            <w:r>
+              <w:t>VARCHAR</w:t>
+            </w:r>
+          </w:p>
+        </w:tc>
+        <w:tc>
+          <w:tcPr>
+            <w:tcW w:w="2708" w:type="dxa"/>
+            <w:vAlign w:val="center"/>
+          </w:tcPr>
+          <w:p>
+            <w:proofErr w:type="spellStart"/>
+            <w:r>
+              <w:t>Apellido</w:t>
+            </w:r>
+            <w:proofErr w:type="spellEnd"/>
+            <w:r>
+              <w:t xml:space="preserve"> del </w:t>
+            </w:r>
+            <w:proofErr w:type="spellStart"/>
+            <w:r>
+              <w:t>entrenador</w:t>
+            </w:r>
+            <w:proofErr w:type="spellEnd"/>
+          </w:p>
+        </w:tc>
+        <w:tc>
+          <w:tcPr>
+            <w:tcW w:w="705" w:type="dxa"/>
+            <w:vAlign w:val="center"/>
+          </w:tcPr>
+          <w:p/>
+        </w:tc>
+        <w:tc>
+          <w:tcPr>
+            <w:tcW w:w="570" w:type="dxa"/>
+            <w:vAlign w:val="center"/>
+          </w:tcPr>
+          <w:p/>
+        </w:tc>
+      </w:tr>
+      <w:tr>
+        <w:trPr>
+          <w:trHeight w:val="340"/>
+        </w:trPr>
+        <w:tc>
+          <w:tcPr>
+            <w:tcW w:w="1690" w:type="dxa"/>
+            <w:shd w:val="clear" w:color="auto" w:fill="8496B0"/>
+            <w:vAlign w:val="center"/>
+          </w:tcPr>
+          <w:p>
+            <w:pPr>
+              <w:rPr>
+                <w:b/>
+                <w:bCs/>
+              </w:rPr>
+            </w:pPr>
+          </w:p>
+        </w:tc>
+        <w:tc>
+          <w:tcPr>
+            <w:tcW w:w="1984" w:type="dxa"/>
+            <w:vAlign w:val="center"/>
+          </w:tcPr>
+          <w:p>
+            <w:proofErr w:type="spellStart"/>
+            <w:r>
+              <w:t>Especialidad</w:t>
+            </w:r>
+            <w:proofErr w:type="spellEnd"/>
+          </w:p>
+        </w:tc>
+        <w:tc>
+          <w:tcPr>
+            <w:tcW w:w="1418" w:type="dxa"/>
+            <w:vAlign w:val="center"/>
+          </w:tcPr>
+          <w:p>
+            <w:r>
+              <w:t>VARCHAR</w:t>
+            </w:r>
+          </w:p>
+        </w:tc>
+        <w:tc>
+          <w:tcPr>
+            <w:tcW w:w="2708" w:type="dxa"/>
+            <w:vAlign w:val="center"/>
+          </w:tcPr>
+          <w:p>
+            <w:proofErr w:type="spellStart"/>
+            <w:r>
+              <w:t>Especialidad</w:t>
+            </w:r>
+            <w:proofErr w:type="spellEnd"/>
+            <w:r>
+              <w:t xml:space="preserve"> del </w:t>
+            </w:r>
+            <w:proofErr w:type="spellStart"/>
+            <w:r>
+              <w:t>entrenador</w:t>
+            </w:r>
+            <w:proofErr w:type="spellEnd"/>
+          </w:p>
+        </w:tc>
+        <w:tc>
+          <w:tcPr>
+            <w:tcW w:w="705" w:type="dxa"/>
+            <w:vAlign w:val="center"/>
+          </w:tcPr>
+          <w:p/>
+        </w:tc>
+        <w:tc>
+          <w:tcPr>
+            <w:tcW w:w="570" w:type="dxa"/>
+            <w:vAlign w:val="center"/>
+          </w:tcPr>
+          <w:p/>
+        </w:tc>
+      </w:tr>
+      <w:tr>
+        <w:trPr>
+          <w:trHeight w:val="340"/>
+        </w:trPr>
+        <w:tc>
+          <w:tcPr>
+            <w:tcW w:w="1690" w:type="dxa"/>
+            <w:shd w:val="clear" w:color="auto" w:fill="8496B0"/>
+            <w:vAlign w:val="center"/>
+          </w:tcPr>
+          <w:p>
+            <w:pPr>
+              <w:rPr>
+                <w:b/>
+                <w:bCs/>
+              </w:rPr>
+            </w:pPr>
+          </w:p>
+        </w:tc>
+        <w:tc>
+          <w:tcPr>
+            <w:tcW w:w="1984" w:type="dxa"/>
+            <w:vAlign w:val="center"/>
+          </w:tcPr>
+          <w:p>
+            <w:proofErr w:type="spellStart"/>
+            <w:r>
+              <w:t>Telefono</w:t>
+            </w:r>
+            <w:proofErr w:type="spellEnd"/>
+          </w:p>
+        </w:tc>
+        <w:tc>
+          <w:tcPr>
+            <w:tcW w:w="1418" w:type="dxa"/>
+            <w:vAlign w:val="center"/>
+          </w:tcPr>
+          <w:p>
+            <w:r>
+              <w:t>INT</w:t>
+            </w:r>
+          </w:p>
+        </w:tc>
+        <w:tc>
+          <w:tcPr>
+            <w:tcW w:w="2708" w:type="dxa"/>
+            <w:vAlign w:val="center"/>
+          </w:tcPr>
+          <w:p>
+            <w:proofErr w:type="spellStart"/>
+            <w:r>
+              <w:t>Teléfono</w:t>
+            </w:r>
+            <w:proofErr w:type="spellEnd"/>
+            <w:r>
+              <w:t xml:space="preserve"> del </w:t>
+            </w:r>
+            <w:proofErr w:type="spellStart"/>
+            <w:r>
+              <w:t>entrenador</w:t>
+            </w:r>
+            <w:proofErr w:type="spellEnd"/>
+          </w:p>
+        </w:tc>
+        <w:tc>
+          <w:tcPr>
+            <w:tcW w:w="705" w:type="dxa"/>
+            <w:vAlign w:val="center"/>
+          </w:tcPr>
+          <w:p/>
+        </w:tc>
+        <w:tc>
+          <w:tcPr>
+            <w:tcW w:w="570" w:type="dxa"/>
+            <w:vAlign w:val="center"/>
+          </w:tcPr>
+          <w:p/>
+        </w:tc>
+      </w:tr>
+      <w:tr>
+        <w:trPr>
+          <w:trHeight w:val="340"/>
+        </w:trPr>
+        <w:tc>
+          <w:tcPr>
+            <w:tcW w:w="1690" w:type="dxa"/>
+            <w:shd w:val="clear" w:color="auto" w:fill="8496B0"/>
+            <w:vAlign w:val="center"/>
+          </w:tcPr>
+          <w:p>
+            <w:pPr>
+              <w:rPr>
+                <w:b/>
+                <w:bCs/>
+              </w:rPr>
+            </w:pPr>
+          </w:p>
+        </w:tc>
+        <w:tc>
+          <w:tcPr>
+            <w:tcW w:w="1984" w:type="dxa"/>
+            <w:vAlign w:val="center"/>
+          </w:tcPr>
+          <w:p>
+            <w:proofErr w:type="spellStart"/>
+            <w:r>
+              <w:t>Fecha_alta</w:t>
+            </w:r>
+            <w:proofErr w:type="spellEnd"/>
+          </w:p>
+        </w:tc>
+        <w:tc>
+          <w:tcPr>
+            <w:tcW w:w="1418" w:type="dxa"/>
+            <w:vAlign w:val="center"/>
+          </w:tcPr>
+          <w:p>
+            <w:r>
+              <w:t>DATE</w:t>
+            </w:r>
+          </w:p>
+        </w:tc>
+        <w:tc>
+          <w:tcPr>
+            <w:tcW w:w="2708" w:type="dxa"/>
+            <w:vAlign w:val="center"/>
+          </w:tcPr>
+          <w:p>
+            <w:pPr>
+              <w:rPr>
+                <w:lang w:val="es-AR"/>
+              </w:rPr>
+            </w:pPr>
+            <w:r>
+              <w:rPr>
+                <w:rFonts w:ascii="Roboto" w:eastAsia="Roboto" w:hAnsi="Roboto" w:cs="Roboto"/>
+                <w:sz w:val="24"/>
+                <w:szCs w:val="24"/>
+                <w:lang w:val="es-AR"/>
+              </w:rPr>
+              <w:t xml:space="preserve">momento en que </w:t>
+            </w:r>
+            <w:proofErr w:type="spellStart"/>
+            <w:r>
+              <w:rPr>
+                <w:rFonts w:ascii="Roboto" w:eastAsia="Roboto" w:hAnsi="Roboto" w:cs="Roboto"/>
+                <w:sz w:val="24"/>
+                <w:szCs w:val="24"/>
+                <w:lang w:val="es-AR"/>
+              </w:rPr>
+              <w:t>comienzó</w:t>
+            </w:r>
+            <w:proofErr w:type="spellEnd"/>
+            <w:r>
+              <w:rPr>
+                <w:rFonts w:ascii="Roboto" w:eastAsia="Roboto" w:hAnsi="Roboto" w:cs="Roboto"/>
+                <w:sz w:val="24"/>
+                <w:szCs w:val="24"/>
+                <w:lang w:val="es-AR"/>
+              </w:rPr>
+              <w:t xml:space="preserve"> a cotizar</w:t>
+            </w:r>
+          </w:p>
+        </w:tc>
+        <w:tc>
+          <w:tcPr>
+            <w:tcW w:w="705" w:type="dxa"/>
+            <w:vAlign w:val="center"/>
+          </w:tcPr>
+          <w:p>
+            <w:pPr>
+              <w:rPr>
+                <w:lang w:val="es-AR"/>
+              </w:rPr>
+            </w:pPr>
+          </w:p>
+        </w:tc>
+        <w:tc>
+          <w:tcPr>
+            <w:tcW w:w="570" w:type="dxa"/>
+            <w:vAlign w:val="center"/>
+          </w:tcPr>
+          <w:p>
+            <w:pPr>
+              <w:rPr>
+                <w:lang w:val="es-AR"/>
+              </w:rPr>
+            </w:pPr>
+          </w:p>
+        </w:tc>
+      </w:tr>
+      <w:tr>
+        <w:trPr>
+          <w:trHeight w:val="340"/>
+        </w:trPr>
+        <w:tc>
+          <w:tcPr>
+            <w:tcW w:w="1690" w:type="dxa"/>
+            <w:tcBorders>
+              <w:bottom w:val="single" w:sz="12" w:space="0" w:color="000000"/>
+            </w:tcBorders>
+            <w:shd w:val="clear" w:color="auto" w:fill="8496B0"/>
+            <w:vAlign w:val="center"/>
+          </w:tcPr>
+          <w:p>
+            <w:pPr>
+              <w:rPr>
+                <w:b/>
+                <w:bCs/>
+                <w:lang w:val="es-AR"/>
+              </w:rPr>
+            </w:pPr>
+          </w:p>
+        </w:tc>
+        <w:tc>
+          <w:tcPr>
+            <w:tcW w:w="1984" w:type="dxa"/>
+            <w:tcBorders>
+              <w:bottom w:val="single" w:sz="12" w:space="0" w:color="000000"/>
+            </w:tcBorders>
+            <w:vAlign w:val="center"/>
+          </w:tcPr>
+          <w:p>
+            <w:pPr>
+              <w:rPr>
+                <w:lang w:val="es-AR"/>
+              </w:rPr>
+            </w:pPr>
+          </w:p>
+        </w:tc>
+        <w:tc>
+          <w:tcPr>
+            <w:tcW w:w="1418" w:type="dxa"/>
+            <w:tcBorders>
+              <w:bottom w:val="single" w:sz="12" w:space="0" w:color="000000"/>
+            </w:tcBorders>
+            <w:vAlign w:val="center"/>
+          </w:tcPr>
+          <w:p>
+            <w:pPr>
+              <w:rPr>
+                <w:lang w:val="es-AR"/>
+              </w:rPr>
+            </w:pPr>
+          </w:p>
+        </w:tc>
+        <w:tc>
+          <w:tcPr>
+            <w:tcW w:w="2708" w:type="dxa"/>
+            <w:tcBorders>
+              <w:bottom w:val="single" w:sz="12" w:space="0" w:color="000000"/>
+            </w:tcBorders>
+            <w:vAlign w:val="center"/>
+          </w:tcPr>
+          <w:p>
+            <w:pPr>
+              <w:rPr>
+                <w:lang w:val="es-AR"/>
+              </w:rPr>
+            </w:pPr>
+          </w:p>
+        </w:tc>
+        <w:tc>
+          <w:tcPr>
+            <w:tcW w:w="705" w:type="dxa"/>
+            <w:tcBorders>
+              <w:bottom w:val="single" w:sz="12" w:space="0" w:color="000000"/>
+            </w:tcBorders>
+            <w:vAlign w:val="center"/>
+          </w:tcPr>
+          <w:p>
+            <w:pPr>
+              <w:rPr>
+                <w:lang w:val="es-AR"/>
+              </w:rPr>
+            </w:pPr>
+          </w:p>
+        </w:tc>
+        <w:tc>
+          <w:tcPr>
+            <w:tcW w:w="570" w:type="dxa"/>
+            <w:tcBorders>
+              <w:bottom w:val="single" w:sz="12" w:space="0" w:color="000000"/>
+            </w:tcBorders>
+            <w:vAlign w:val="center"/>
+          </w:tcPr>
+          <w:p>
+            <w:pPr>
+              <w:rPr>
+                <w:lang w:val="es-AR"/>
+              </w:rPr>
+            </w:pPr>
+          </w:p>
+        </w:tc>
+      </w:tr>
+      <w:tr>
+        <w:trPr>
+          <w:trHeight w:val="340"/>
+        </w:trPr>
+        <w:tc>
+          <w:tcPr>
+            <w:tcW w:w="1690" w:type="dxa"/>
+            <w:tcBorders>
+              <w:top w:val="single" w:sz="12" w:space="0" w:color="000000"/>
+            </w:tcBorders>
+            <w:shd w:val="clear" w:color="auto" w:fill="8496B0"/>
+            <w:vAlign w:val="center"/>
+          </w:tcPr>
+          <w:p>
+            <w:pPr>
+              <w:rPr>
+                <w:b/>
+                <w:bCs/>
+              </w:rPr>
+            </w:pPr>
+            <w:proofErr w:type="spellStart"/>
+            <w:r>
+              <w:rPr>
+                <w:b/>
+                <w:bCs/>
+              </w:rPr>
+              <w:t>wods</w:t>
+            </w:r>
+            <w:proofErr w:type="spellEnd"/>
+          </w:p>
+        </w:tc>
+        <w:tc>
+          <w:tcPr>
+            <w:tcW w:w="1984" w:type="dxa"/>
+            <w:tcBorders>
+              <w:top w:val="single" w:sz="12" w:space="0" w:color="000000"/>
+            </w:tcBorders>
+            <w:vAlign w:val="center"/>
+          </w:tcPr>
+          <w:p>
+            <w:proofErr w:type="spellStart"/>
+            <w:r>
+              <w:t>Id_wod</w:t>
+            </w:r>
+            <w:proofErr w:type="spellEnd"/>
+          </w:p>
+        </w:tc>
+        <w:tc>
+          <w:tcPr>
+            <w:tcW w:w="1418" w:type="dxa"/>
+            <w:tcBorders>
+              <w:top w:val="single" w:sz="12" w:space="0" w:color="000000"/>
+            </w:tcBorders>
+            <w:vAlign w:val="center"/>
+          </w:tcPr>
+          <w:p>
+            <w:r>
+              <w:t>INT</w:t>
+            </w:r>
+          </w:p>
+        </w:tc>
+        <w:tc>
+          <w:tcPr>
+            <w:tcW w:w="2708" w:type="dxa"/>
+            <w:tcBorders>
+              <w:top w:val="single" w:sz="12" w:space="0" w:color="000000"/>
+            </w:tcBorders>
+            <w:vAlign w:val="center"/>
+          </w:tcPr>
+          <w:p>
+            <w:pPr>
+              <w:spacing w:line="360" w:lineRule="auto"/>
+            </w:pPr>
+            <w:proofErr w:type="spellStart"/>
+            <w:r>
+              <w:t>Identificador</w:t>
+            </w:r>
+            <w:proofErr w:type="spellEnd"/>
+            <w:r>
+              <w:t xml:space="preserve"> </w:t>
+            </w:r>
+            <w:proofErr w:type="spellStart"/>
+            <w:r>
+              <w:t>único</w:t>
+            </w:r>
+            <w:proofErr w:type="spellEnd"/>
+          </w:p>
+        </w:tc>
+        <w:tc>
+          <w:tcPr>
+            <w:tcW w:w="705" w:type="dxa"/>
+            <w:tcBorders>
+              <w:top w:val="single" w:sz="12" w:space="0" w:color="000000"/>
+            </w:tcBorders>
+            <w:vAlign w:val="center"/>
+          </w:tcPr>
+          <w:p>
+            <w:r>
+              <w:rPr>
+                <w:b/>
+                <w:bCs/>
+                <w:shd w:val="clear" w:color="auto" w:fill="FF9900"/>
+              </w:rPr>
+              <w:t>PK</w:t>
+            </w:r>
+          </w:p>
+        </w:tc>
+        <w:tc>
+          <w:tcPr>
+            <w:tcW w:w="570" w:type="dxa"/>
+            <w:tcBorders>
+              <w:top w:val="single" w:sz="12" w:space="0" w:color="000000"/>
+            </w:tcBorders>
+            <w:vAlign w:val="center"/>
+          </w:tcPr>
+          <w:p/>
+        </w:tc>
+      </w:tr>
+      <w:tr>
+        <w:trPr>
+          <w:trHeight w:val="340"/>
+        </w:trPr>
+        <w:tc>
+          <w:tcPr>
+            <w:tcW w:w="1690" w:type="dxa"/>
+            <w:shd w:val="clear" w:color="auto" w:fill="8496B0"/>
+            <w:vAlign w:val="center"/>
+          </w:tcPr>
+          <w:p>
+            <w:pPr>
+              <w:rPr>
+                <w:b/>
+                <w:bCs/>
+              </w:rPr>
+            </w:pPr>
+          </w:p>
+        </w:tc>
+        <w:tc>
+          <w:tcPr>
+            <w:tcW w:w="1984" w:type="dxa"/>
+            <w:vAlign w:val="center"/>
+          </w:tcPr>
+          <w:p>
+            <w:r>
+              <w:t>Tipo</w:t>
+            </w:r>
+          </w:p>
+        </w:tc>
+        <w:tc>
+          <w:tcPr>
+            <w:tcW w:w="1418" w:type="dxa"/>
+            <w:vAlign w:val="center"/>
+          </w:tcPr>
+          <w:p>
+            <w:r>
+              <w:t>VARCHAR</w:t>
+            </w:r>
+          </w:p>
+        </w:tc>
+        <w:tc>
+          <w:tcPr>
+            <w:tcW w:w="2708" w:type="dxa"/>
+            <w:vAlign w:val="center"/>
+          </w:tcPr>
+          <w:p>
+            <w:pPr>
+              <w:rPr>
+                <w:lang w:val="es-AR"/>
+              </w:rPr>
+            </w:pPr>
+            <w:r>
+              <w:rPr>
+                <w:lang w:val="es-AR"/>
+              </w:rPr>
+              <w:t xml:space="preserve">Tipo de clase, </w:t>
+            </w:r>
+            <w:proofErr w:type="spellStart"/>
+            <w:r>
+              <w:rPr>
+                <w:lang w:val="es-AR"/>
+              </w:rPr>
+              <w:t>ej</w:t>
+            </w:r>
+            <w:proofErr w:type="spellEnd"/>
+            <w:r>
+              <w:rPr>
+                <w:lang w:val="es-AR"/>
+              </w:rPr>
+              <w:t xml:space="preserve">: AMRAP, EMOM, FOR </w:t>
+            </w:r>
+            <w:proofErr w:type="spellStart"/>
+            <w:proofErr w:type="gramStart"/>
+            <w:r>
+              <w:rPr>
+                <w:lang w:val="es-AR"/>
+              </w:rPr>
+              <w:t>TIME,etc</w:t>
+            </w:r>
+            <w:proofErr w:type="spellEnd"/>
+            <w:proofErr w:type="gramEnd"/>
+          </w:p>
+        </w:tc>
+        <w:tc>
+          <w:tcPr>
+            <w:tcW w:w="705" w:type="dxa"/>
+            <w:vAlign w:val="center"/>
+          </w:tcPr>
+          <w:p>
+            <w:pPr>
+              <w:rPr>
+                <w:lang w:val="es-AR"/>
+              </w:rPr>
+            </w:pPr>
+          </w:p>
+        </w:tc>
+        <w:tc>
+          <w:tcPr>
+            <w:tcW w:w="570" w:type="dxa"/>
+            <w:vAlign w:val="center"/>
+          </w:tcPr>
+          <w:p>
+            <w:pPr>
+              <w:rPr>
+                <w:lang w:val="es-AR"/>
+              </w:rPr>
+            </w:pPr>
+          </w:p>
+        </w:tc>
+      </w:tr>
+      <w:tr>
+        <w:trPr>
+          <w:trHeight w:val="340"/>
+        </w:trPr>
+        <w:tc>
+          <w:tcPr>
+            <w:tcW w:w="1690" w:type="dxa"/>
+            <w:shd w:val="clear" w:color="auto" w:fill="8496B0"/>
+            <w:vAlign w:val="center"/>
+          </w:tcPr>
+          <w:p>
+            <w:pPr>
+              <w:rPr>
+                <w:b/>
+                <w:bCs/>
+                <w:lang w:val="es-AR"/>
+              </w:rPr>
+            </w:pPr>
+          </w:p>
+        </w:tc>
+        <w:tc>
+          <w:tcPr>
+            <w:tcW w:w="1984" w:type="dxa"/>
+            <w:vAlign w:val="center"/>
+          </w:tcPr>
+          <w:p>
+            <w:proofErr w:type="spellStart"/>
+            <w:r>
+              <w:t>Descripcion_clase</w:t>
+            </w:r>
+            <w:proofErr w:type="spellEnd"/>
+          </w:p>
+        </w:tc>
+        <w:tc>
+          <w:tcPr>
+            <w:tcW w:w="1418" w:type="dxa"/>
+            <w:vAlign w:val="center"/>
+          </w:tcPr>
+          <w:p>
+            <w:r>
+              <w:t>TEXT</w:t>
+            </w:r>
+          </w:p>
+        </w:tc>
+        <w:tc>
+          <w:tcPr>
+            <w:tcW w:w="2708" w:type="dxa"/>
+            <w:vAlign w:val="center"/>
+          </w:tcPr>
+          <w:p>
+            <w:pPr>
+              <w:rPr>
+                <w:lang w:val="es-AR"/>
+              </w:rPr>
+            </w:pPr>
+            <w:r>
+              <w:rPr>
+                <w:lang w:val="es-AR"/>
+              </w:rPr>
+              <w:t xml:space="preserve">Descripción detallada de ejercicios a realizar en la clase en el </w:t>
+            </w:r>
+            <w:proofErr w:type="spellStart"/>
+            <w:r>
+              <w:rPr>
+                <w:lang w:val="es-AR"/>
+              </w:rPr>
+              <w:t>warmup</w:t>
+            </w:r>
+            <w:proofErr w:type="spellEnd"/>
+            <w:r>
+              <w:rPr>
+                <w:lang w:val="es-AR"/>
+              </w:rPr>
+              <w:t xml:space="preserve">, </w:t>
+            </w:r>
+            <w:proofErr w:type="spellStart"/>
+            <w:r>
+              <w:rPr>
+                <w:lang w:val="es-AR"/>
+              </w:rPr>
+              <w:t>weightlifting</w:t>
+            </w:r>
+            <w:proofErr w:type="spellEnd"/>
+            <w:r>
+              <w:rPr>
+                <w:lang w:val="es-AR"/>
+              </w:rPr>
+              <w:t xml:space="preserve"> y </w:t>
+            </w:r>
+            <w:proofErr w:type="spellStart"/>
+            <w:r>
+              <w:rPr>
+                <w:lang w:val="es-AR"/>
+              </w:rPr>
+              <w:t>wod</w:t>
+            </w:r>
+            <w:proofErr w:type="spellEnd"/>
+            <w:r>
+              <w:rPr>
+                <w:lang w:val="es-AR"/>
+              </w:rPr>
+              <w:t>.</w:t>
+            </w:r>
+          </w:p>
+        </w:tc>
+        <w:tc>
+          <w:tcPr>
+            <w:tcW w:w="705" w:type="dxa"/>
+            <w:vAlign w:val="center"/>
+          </w:tcPr>
+          <w:p>
+            <w:pPr>
+              <w:rPr>
+                <w:lang w:val="es-AR"/>
+              </w:rPr>
+            </w:pPr>
+          </w:p>
+        </w:tc>
+        <w:tc>
+          <w:tcPr>
+            <w:tcW w:w="570" w:type="dxa"/>
+            <w:vAlign w:val="center"/>
+          </w:tcPr>
+          <w:p>
+            <w:pPr>
+              <w:rPr>
+                <w:lang w:val="es-AR"/>
+              </w:rPr>
+            </w:pPr>
+          </w:p>
+        </w:tc>
+      </w:tr>
+      <w:tr>
+        <w:trPr>
+          <w:trHeight w:val="340"/>
+        </w:trPr>
+        <w:tc>
+          <w:tcPr>
+            <w:tcW w:w="1690" w:type="dxa"/>
+            <w:tcBorders>
+              <w:bottom w:val="single" w:sz="12" w:space="0" w:color="000000"/>
+            </w:tcBorders>
+            <w:shd w:val="clear" w:color="auto" w:fill="8496B0"/>
+            <w:vAlign w:val="center"/>
+          </w:tcPr>
+          <w:p>
+            <w:pPr>
+              <w:rPr>
+                <w:b/>
+                <w:bCs/>
+                <w:lang w:val="es-AR"/>
+              </w:rPr>
+            </w:pPr>
+          </w:p>
+        </w:tc>
+        <w:tc>
+          <w:tcPr>
+            <w:tcW w:w="1984" w:type="dxa"/>
+            <w:tcBorders>
+              <w:bottom w:val="single" w:sz="12" w:space="0" w:color="000000"/>
+            </w:tcBorders>
+            <w:vAlign w:val="center"/>
+          </w:tcPr>
+          <w:p>
+            <w:proofErr w:type="spellStart"/>
+            <w:r>
+              <w:t>duracion</w:t>
+            </w:r>
+            <w:proofErr w:type="spellEnd"/>
+          </w:p>
+        </w:tc>
+        <w:tc>
+          <w:tcPr>
+            <w:tcW w:w="1418" w:type="dxa"/>
+            <w:tcBorders>
+              <w:bottom w:val="single" w:sz="12" w:space="0" w:color="000000"/>
+            </w:tcBorders>
+            <w:vAlign w:val="center"/>
+          </w:tcPr>
+          <w:p>
+            <w:r>
+              <w:t>TIME</w:t>
+            </w:r>
+          </w:p>
+        </w:tc>
+        <w:tc>
+          <w:tcPr>
+            <w:tcW w:w="2708" w:type="dxa"/>
+            <w:tcBorders>
+              <w:bottom w:val="single" w:sz="12" w:space="0" w:color="000000"/>
+            </w:tcBorders>
+            <w:vAlign w:val="center"/>
+          </w:tcPr>
+          <w:p>
+            <w:pPr>
+              <w:rPr>
+                <w:lang w:val="es-AR"/>
+              </w:rPr>
+            </w:pPr>
+            <w:r>
+              <w:rPr>
+                <w:lang w:val="es-AR"/>
+              </w:rPr>
+              <w:t xml:space="preserve">Tiempo que lleva el </w:t>
+            </w:r>
+            <w:proofErr w:type="spellStart"/>
+            <w:r>
+              <w:rPr>
+                <w:lang w:val="es-AR"/>
+              </w:rPr>
+              <w:t>wod</w:t>
+            </w:r>
+            <w:proofErr w:type="spellEnd"/>
+          </w:p>
+        </w:tc>
+        <w:tc>
+          <w:tcPr>
+            <w:tcW w:w="705" w:type="dxa"/>
+            <w:tcBorders>
+              <w:bottom w:val="single" w:sz="12" w:space="0" w:color="000000"/>
+            </w:tcBorders>
+            <w:vAlign w:val="center"/>
+          </w:tcPr>
+          <w:p>
+            <w:pPr>
+              <w:rPr>
+                <w:lang w:val="es-AR"/>
+              </w:rPr>
+            </w:pPr>
+          </w:p>
+        </w:tc>
+        <w:tc>
+          <w:tcPr>
+            <w:tcW w:w="570" w:type="dxa"/>
+            <w:tcBorders>
+              <w:bottom w:val="single" w:sz="12" w:space="0" w:color="000000"/>
+            </w:tcBorders>
+            <w:vAlign w:val="center"/>
+          </w:tcPr>
+          <w:p>
+            <w:pPr>
+              <w:rPr>
+                <w:lang w:val="es-AR"/>
+              </w:rPr>
+            </w:pPr>
+          </w:p>
+        </w:tc>
+      </w:tr>
+      <w:tr>
+        <w:trPr>
+          <w:trHeight w:val="340"/>
+        </w:trPr>
+        <w:tc>
+          <w:tcPr>
+            <w:tcW w:w="1690" w:type="dxa"/>
+            <w:tcBorders>
+              <w:top w:val="single" w:sz="12" w:space="0" w:color="000000"/>
+            </w:tcBorders>
+            <w:shd w:val="clear" w:color="auto" w:fill="8496B0"/>
+            <w:vAlign w:val="center"/>
+          </w:tcPr>
+          <w:p>
+            <w:pPr>
+              <w:rPr>
+                <w:b/>
+                <w:bCs/>
+              </w:rPr>
+            </w:pPr>
+            <w:proofErr w:type="spellStart"/>
+            <w:r>
+              <w:rPr>
+                <w:b/>
+                <w:bCs/>
+              </w:rPr>
+              <w:t>Clases</w:t>
+            </w:r>
+            <w:proofErr w:type="spellEnd"/>
+          </w:p>
+        </w:tc>
+        <w:tc>
+          <w:tcPr>
+            <w:tcW w:w="1984" w:type="dxa"/>
+            <w:tcBorders>
+              <w:top w:val="single" w:sz="12" w:space="0" w:color="000000"/>
+            </w:tcBorders>
+            <w:vAlign w:val="center"/>
+          </w:tcPr>
+          <w:p>
+            <w:proofErr w:type="spellStart"/>
+            <w:r>
+              <w:t>Id_clase</w:t>
+            </w:r>
+            <w:proofErr w:type="spellEnd"/>
+          </w:p>
+        </w:tc>
+        <w:tc>
+          <w:tcPr>
+            <w:tcW w:w="1418" w:type="dxa"/>
+            <w:tcBorders>
+              <w:top w:val="single" w:sz="12" w:space="0" w:color="000000"/>
+            </w:tcBorders>
+            <w:vAlign w:val="center"/>
+          </w:tcPr>
+          <w:p>
+            <w:r>
+              <w:t>INT</w:t>
+            </w:r>
+          </w:p>
+        </w:tc>
+        <w:tc>
+          <w:tcPr>
+            <w:tcW w:w="2708" w:type="dxa"/>
+            <w:tcBorders>
+              <w:top w:val="single" w:sz="12" w:space="0" w:color="000000"/>
+            </w:tcBorders>
+            <w:vAlign w:val="center"/>
+          </w:tcPr>
+          <w:p>
+            <w:proofErr w:type="spellStart"/>
+            <w:r>
+              <w:t>Identificador</w:t>
+            </w:r>
+            <w:proofErr w:type="spellEnd"/>
+            <w:r>
+              <w:t xml:space="preserve"> </w:t>
+            </w:r>
+            <w:proofErr w:type="spellStart"/>
+            <w:r>
+              <w:t>único</w:t>
+            </w:r>
+            <w:proofErr w:type="spellEnd"/>
+          </w:p>
+        </w:tc>
+        <w:tc>
+          <w:tcPr>
+            <w:tcW w:w="705" w:type="dxa"/>
+            <w:tcBorders>
+              <w:top w:val="single" w:sz="12" w:space="0" w:color="000000"/>
+            </w:tcBorders>
+            <w:vAlign w:val="center"/>
+          </w:tcPr>
+          <w:p>
+            <w:r>
+              <w:rPr>
+                <w:b/>
+                <w:bCs/>
+                <w:shd w:val="clear" w:color="auto" w:fill="FF9900"/>
+              </w:rPr>
+              <w:t>PK</w:t>
+            </w:r>
+          </w:p>
+        </w:tc>
+        <w:tc>
+          <w:tcPr>
+            <w:tcW w:w="570" w:type="dxa"/>
+            <w:tcBorders>
+              <w:top w:val="single" w:sz="12" w:space="0" w:color="000000"/>
+            </w:tcBorders>
+            <w:vAlign w:val="center"/>
+          </w:tcPr>
+          <w:p/>
+        </w:tc>
+      </w:tr>
+      <w:tr>
+        <w:trPr>
+          <w:trHeight w:val="340"/>
+        </w:trPr>
+        <w:tc>
+          <w:tcPr>
+            <w:tcW w:w="1690" w:type="dxa"/>
+            <w:shd w:val="clear" w:color="auto" w:fill="8496B0"/>
+            <w:vAlign w:val="center"/>
+          </w:tcPr>
+          <w:p>
+            <w:pPr>
+              <w:rPr>
+                <w:b/>
+                <w:bCs/>
+              </w:rPr>
+            </w:pPr>
+          </w:p>
+        </w:tc>
+        <w:tc>
+          <w:tcPr>
+            <w:tcW w:w="1984" w:type="dxa"/>
+            <w:vAlign w:val="center"/>
+          </w:tcPr>
+          <w:p>
+            <w:proofErr w:type="spellStart"/>
+            <w:r>
+              <w:t>Id_entrenador</w:t>
+            </w:r>
+            <w:proofErr w:type="spellEnd"/>
+          </w:p>
+        </w:tc>
+        <w:tc>
+          <w:tcPr>
+            <w:tcW w:w="1418" w:type="dxa"/>
+            <w:vAlign w:val="center"/>
+          </w:tcPr>
+          <w:p>
+            <w:r>
+              <w:t>INT</w:t>
+            </w:r>
+          </w:p>
+        </w:tc>
+        <w:tc>
+          <w:tcPr>
+            <w:tcW w:w="2708" w:type="dxa"/>
+            <w:vAlign w:val="center"/>
+          </w:tcPr>
+          <w:p>
+            <w:proofErr w:type="spellStart"/>
+            <w:r>
+              <w:t>Identificador</w:t>
+            </w:r>
+            <w:proofErr w:type="spellEnd"/>
+            <w:r>
+              <w:t xml:space="preserve"> del </w:t>
+            </w:r>
+            <w:proofErr w:type="spellStart"/>
+            <w:r>
+              <w:t>entrenador</w:t>
+            </w:r>
+            <w:proofErr w:type="spellEnd"/>
+          </w:p>
+        </w:tc>
+        <w:tc>
+          <w:tcPr>
+            <w:tcW w:w="705" w:type="dxa"/>
+            <w:vAlign w:val="center"/>
+          </w:tcPr>
+          <w:p/>
+        </w:tc>
+        <w:tc>
+          <w:tcPr>
+            <w:tcW w:w="570" w:type="dxa"/>
+            <w:vAlign w:val="center"/>
+          </w:tcPr>
+          <w:p>
+            <w:r>
+              <w:rPr>
+                <w:b/>
+                <w:bCs/>
+                <w:shd w:val="clear" w:color="auto" w:fill="6AA84F"/>
+              </w:rPr>
+              <w:t>FK</w:t>
+            </w:r>
+          </w:p>
+        </w:tc>
+      </w:tr>
+      <w:tr>
+        <w:trPr>
+          <w:trHeight w:val="340"/>
+        </w:trPr>
+        <w:tc>
+          <w:tcPr>
+            <w:tcW w:w="1690" w:type="dxa"/>
+            <w:shd w:val="clear" w:color="auto" w:fill="8496B0"/>
+            <w:vAlign w:val="center"/>
+          </w:tcPr>
+          <w:p>
+            <w:pPr>
+              <w:rPr>
+                <w:b/>
+                <w:bCs/>
+              </w:rPr>
+            </w:pPr>
+          </w:p>
+        </w:tc>
+        <w:tc>
+          <w:tcPr>
+            <w:tcW w:w="1984" w:type="dxa"/>
+            <w:vAlign w:val="center"/>
+          </w:tcPr>
+          <w:p>
+            <w:proofErr w:type="spellStart"/>
+            <w:r>
+              <w:t>Id_wod</w:t>
+            </w:r>
+            <w:proofErr w:type="spellEnd"/>
+          </w:p>
+        </w:tc>
+        <w:tc>
+          <w:tcPr>
+            <w:tcW w:w="1418" w:type="dxa"/>
+            <w:vAlign w:val="center"/>
+          </w:tcPr>
+          <w:p>
+            <w:r>
+              <w:t>INT</w:t>
+            </w:r>
+          </w:p>
+        </w:tc>
+        <w:tc>
+          <w:tcPr>
+            <w:tcW w:w="2708" w:type="dxa"/>
+            <w:vAlign w:val="center"/>
+          </w:tcPr>
+          <w:p>
+            <w:proofErr w:type="spellStart"/>
+            <w:r>
+              <w:t>Identificadordel</w:t>
+            </w:r>
+            <w:proofErr w:type="spellEnd"/>
+            <w:r>
+              <w:t xml:space="preserve"> </w:t>
+            </w:r>
+            <w:proofErr w:type="spellStart"/>
+            <w:r>
+              <w:t>wod</w:t>
+            </w:r>
+            <w:proofErr w:type="spellEnd"/>
+          </w:p>
+        </w:tc>
+        <w:tc>
+          <w:tcPr>
+            <w:tcW w:w="705" w:type="dxa"/>
+            <w:vAlign w:val="center"/>
+          </w:tcPr>
+          <w:p/>
+        </w:tc>
+        <w:tc>
+          <w:tcPr>
+            <w:tcW w:w="570" w:type="dxa"/>
+            <w:vAlign w:val="center"/>
+          </w:tcPr>
+          <w:p>
+            <w:r>
+              <w:rPr>
+                <w:b/>
+                <w:bCs/>
+                <w:shd w:val="clear" w:color="auto" w:fill="6AA84F"/>
+              </w:rPr>
+              <w:t>FK</w:t>
+            </w:r>
+          </w:p>
+        </w:tc>
+      </w:tr>
+      <w:tr>
+        <w:trPr>
+          <w:trHeight w:val="340"/>
+        </w:trPr>
+        <w:tc>
+          <w:tcPr>
+            <w:tcW w:w="1690" w:type="dxa"/>
+            <w:shd w:val="clear" w:color="auto" w:fill="8496B0"/>
+            <w:vAlign w:val="center"/>
+          </w:tcPr>
+          <w:p>
+            <w:pPr>
+              <w:rPr>
+                <w:b/>
+                <w:bCs/>
+              </w:rPr>
+            </w:pPr>
+          </w:p>
+        </w:tc>
+        <w:tc>
+          <w:tcPr>
+            <w:tcW w:w="1984" w:type="dxa"/>
+            <w:vAlign w:val="center"/>
+          </w:tcPr>
+          <w:p>
+            <w:proofErr w:type="spellStart"/>
+            <w:r>
+              <w:t>Tipo_clase</w:t>
+            </w:r>
+            <w:proofErr w:type="spellEnd"/>
+          </w:p>
+        </w:tc>
+        <w:tc>
+          <w:tcPr>
+            <w:tcW w:w="1418" w:type="dxa"/>
+            <w:vAlign w:val="center"/>
+          </w:tcPr>
+          <w:p>
+            <w:r>
+              <w:t>VARCHAR</w:t>
+            </w:r>
+          </w:p>
+        </w:tc>
+        <w:tc>
+          <w:tcPr>
+            <w:tcW w:w="2708" w:type="dxa"/>
+            <w:vAlign w:val="center"/>
+          </w:tcPr>
+          <w:p>
+            <w:proofErr w:type="spellStart"/>
+            <w:r>
+              <w:t>Ej</w:t>
+            </w:r>
+            <w:proofErr w:type="spellEnd"/>
+            <w:r>
+              <w:t xml:space="preserve">: </w:t>
+            </w:r>
+            <w:proofErr w:type="spellStart"/>
+            <w:r>
+              <w:t>crossfit</w:t>
+            </w:r>
+            <w:proofErr w:type="spellEnd"/>
+            <w:r>
+              <w:t xml:space="preserve">, </w:t>
+            </w:r>
+            <w:proofErr w:type="spellStart"/>
+            <w:r>
+              <w:t>funcional</w:t>
+            </w:r>
+            <w:proofErr w:type="spellEnd"/>
+            <w:r>
+              <w:t>, weightlifting</w:t>
+            </w:r>
+          </w:p>
+        </w:tc>
+        <w:tc>
+          <w:tcPr>
+            <w:tcW w:w="705" w:type="dxa"/>
+            <w:vAlign w:val="center"/>
+          </w:tcPr>
+          <w:p/>
+        </w:tc>
+        <w:tc>
+          <w:tcPr>
+            <w:tcW w:w="570" w:type="dxa"/>
+            <w:vAlign w:val="center"/>
+          </w:tcPr>
+          <w:p/>
+        </w:tc>
+      </w:tr>
+      <w:tr>
+        <w:trPr>
+          <w:trHeight w:val="340"/>
+        </w:trPr>
+        <w:tc>
+          <w:tcPr>
+            <w:tcW w:w="1690" w:type="dxa"/>
+            <w:shd w:val="clear" w:color="auto" w:fill="8496B0"/>
+            <w:vAlign w:val="center"/>
+          </w:tcPr>
+          <w:p>
+            <w:pPr>
+              <w:rPr>
+                <w:b/>
+                <w:bCs/>
+              </w:rPr>
+            </w:pPr>
+          </w:p>
+        </w:tc>
+        <w:tc>
+          <w:tcPr>
+            <w:tcW w:w="1984" w:type="dxa"/>
+            <w:vAlign w:val="center"/>
+          </w:tcPr>
+          <w:p>
+            <w:proofErr w:type="spellStart"/>
+            <w:r>
+              <w:t>Fecha</w:t>
+            </w:r>
+            <w:proofErr w:type="spellEnd"/>
+          </w:p>
+        </w:tc>
+        <w:tc>
+          <w:tcPr>
+            <w:tcW w:w="1418" w:type="dxa"/>
+            <w:vAlign w:val="center"/>
+          </w:tcPr>
+          <w:p>
+            <w:r>
+              <w:t>DATE</w:t>
+            </w:r>
+          </w:p>
+        </w:tc>
+        <w:tc>
+          <w:tcPr>
+            <w:tcW w:w="2708" w:type="dxa"/>
+            <w:vAlign w:val="center"/>
+          </w:tcPr>
+          <w:p>
+            <w:pPr>
+              <w:rPr>
+                <w:lang w:val="es-AR"/>
+              </w:rPr>
+            </w:pPr>
+            <w:r>
+              <w:rPr>
+                <w:lang w:val="es-AR"/>
+              </w:rPr>
+              <w:t>Días que muestran las clases disponibles (</w:t>
+            </w:r>
+            <w:proofErr w:type="spellStart"/>
+            <w:proofErr w:type="gramStart"/>
+            <w:r>
+              <w:rPr>
+                <w:lang w:val="es-AR"/>
+              </w:rPr>
+              <w:t>ej:crossfit</w:t>
+            </w:r>
+            <w:proofErr w:type="spellEnd"/>
+            <w:proofErr w:type="gramEnd"/>
+            <w:r>
+              <w:rPr>
+                <w:lang w:val="es-AR"/>
+              </w:rPr>
+              <w:t xml:space="preserve">, funcional o </w:t>
+            </w:r>
+            <w:proofErr w:type="spellStart"/>
+            <w:r>
+              <w:rPr>
+                <w:lang w:val="es-AR"/>
+              </w:rPr>
+              <w:t>weightlifting</w:t>
+            </w:r>
+            <w:proofErr w:type="spellEnd"/>
+            <w:r>
+              <w:rPr>
+                <w:lang w:val="es-AR"/>
+              </w:rPr>
+              <w:t>) de lunes a sábados.</w:t>
+            </w:r>
+          </w:p>
+        </w:tc>
+        <w:tc>
+          <w:tcPr>
+            <w:tcW w:w="705" w:type="dxa"/>
+            <w:vAlign w:val="center"/>
+          </w:tcPr>
+          <w:p>
+            <w:pPr>
+              <w:rPr>
+                <w:lang w:val="es-AR"/>
+              </w:rPr>
+            </w:pPr>
+          </w:p>
+        </w:tc>
+        <w:tc>
+          <w:tcPr>
+            <w:tcW w:w="570" w:type="dxa"/>
+            <w:vAlign w:val="center"/>
+          </w:tcPr>
+          <w:p>
+            <w:pPr>
+              <w:rPr>
+                <w:lang w:val="es-AR"/>
+              </w:rPr>
+            </w:pPr>
+          </w:p>
+        </w:tc>
+      </w:tr>
+      <w:tr>
+        <w:trPr>
+          <w:trHeight w:val="340"/>
+        </w:trPr>
+        <w:tc>
+          <w:tcPr>
+            <w:tcW w:w="1690" w:type="dxa"/>
+            <w:shd w:val="clear" w:color="auto" w:fill="8496B0"/>
+            <w:vAlign w:val="center"/>
+          </w:tcPr>
+          <w:p>
+            <w:pPr>
+              <w:rPr>
+                <w:b/>
+                <w:bCs/>
+                <w:lang w:val="es-AR"/>
+              </w:rPr>
+            </w:pPr>
+          </w:p>
+        </w:tc>
+        <w:tc>
+          <w:tcPr>
+            <w:tcW w:w="1984" w:type="dxa"/>
+            <w:vAlign w:val="center"/>
+          </w:tcPr>
+          <w:p>
+            <w:r>
+              <w:t>Hora</w:t>
+            </w:r>
+          </w:p>
+        </w:tc>
+        <w:tc>
+          <w:tcPr>
+            <w:tcW w:w="1418" w:type="dxa"/>
+            <w:vAlign w:val="center"/>
+          </w:tcPr>
+          <w:p>
+            <w:r>
+              <w:t>TIME</w:t>
+            </w:r>
+          </w:p>
+        </w:tc>
+        <w:tc>
+          <w:tcPr>
+            <w:tcW w:w="2708" w:type="dxa"/>
+            <w:vAlign w:val="center"/>
+          </w:tcPr>
+          <w:p>
+            <w:proofErr w:type="spellStart"/>
+            <w:r>
+              <w:t>Horarios</w:t>
+            </w:r>
+            <w:proofErr w:type="spellEnd"/>
+            <w:r>
+              <w:t xml:space="preserve"> de las </w:t>
+            </w:r>
+            <w:proofErr w:type="spellStart"/>
+            <w:r>
+              <w:t>clases</w:t>
+            </w:r>
+            <w:proofErr w:type="spellEnd"/>
+          </w:p>
+        </w:tc>
+        <w:tc>
+          <w:tcPr>
+            <w:tcW w:w="705" w:type="dxa"/>
+            <w:vAlign w:val="center"/>
+          </w:tcPr>
+          <w:p/>
+        </w:tc>
+        <w:tc>
+          <w:tcPr>
+            <w:tcW w:w="570" w:type="dxa"/>
+            <w:vAlign w:val="center"/>
+          </w:tcPr>
+          <w:p/>
+        </w:tc>
+      </w:tr>
+      <w:tr>
+        <w:trPr>
+          <w:trHeight w:val="340"/>
+        </w:trPr>
+        <w:tc>
+          <w:tcPr>
+            <w:tcW w:w="1690" w:type="dxa"/>
+            <w:tcBorders>
+              <w:bottom w:val="single" w:sz="12" w:space="0" w:color="000000"/>
+            </w:tcBorders>
+            <w:shd w:val="clear" w:color="auto" w:fill="8496B0"/>
+            <w:vAlign w:val="center"/>
+          </w:tcPr>
+          <w:p>
+            <w:pPr>
+              <w:rPr>
+                <w:b/>
+                <w:bCs/>
+              </w:rPr>
+            </w:pPr>
+          </w:p>
+        </w:tc>
+        <w:tc>
+          <w:tcPr>
+            <w:tcW w:w="1984" w:type="dxa"/>
+            <w:tcBorders>
+              <w:bottom w:val="single" w:sz="12" w:space="0" w:color="000000"/>
+            </w:tcBorders>
+            <w:vAlign w:val="center"/>
+          </w:tcPr>
+          <w:p>
+            <w:proofErr w:type="spellStart"/>
+            <w:r>
+              <w:t>Cupo_maximo</w:t>
+            </w:r>
+            <w:proofErr w:type="spellEnd"/>
+          </w:p>
+        </w:tc>
+        <w:tc>
+          <w:tcPr>
+            <w:tcW w:w="1418" w:type="dxa"/>
+            <w:tcBorders>
+              <w:bottom w:val="single" w:sz="12" w:space="0" w:color="000000"/>
+            </w:tcBorders>
+            <w:vAlign w:val="center"/>
+          </w:tcPr>
+          <w:p>
+            <w:r>
+              <w:t>INT</w:t>
+            </w:r>
+          </w:p>
+        </w:tc>
+        <w:tc>
+          <w:tcPr>
+            <w:tcW w:w="2708" w:type="dxa"/>
+            <w:tcBorders>
+              <w:bottom w:val="single" w:sz="12" w:space="0" w:color="000000"/>
+            </w:tcBorders>
+            <w:vAlign w:val="center"/>
+          </w:tcPr>
+          <w:p>
+            <w:pPr>
+              <w:rPr>
+                <w:lang w:val="es-AR"/>
+              </w:rPr>
+            </w:pPr>
+            <w:r>
+              <w:rPr>
+                <w:lang w:val="es-AR"/>
+              </w:rPr>
+              <w:t>Límite de personas por clase</w:t>
+            </w:r>
+          </w:p>
+        </w:tc>
+        <w:tc>
+          <w:tcPr>
+            <w:tcW w:w="705" w:type="dxa"/>
+            <w:tcBorders>
+              <w:bottom w:val="single" w:sz="12" w:space="0" w:color="000000"/>
+            </w:tcBorders>
+            <w:vAlign w:val="center"/>
+          </w:tcPr>
+          <w:p>
+            <w:pPr>
+              <w:rPr>
+                <w:lang w:val="es-AR"/>
+              </w:rPr>
+            </w:pPr>
+          </w:p>
+        </w:tc>
+        <w:tc>
+          <w:tcPr>
+            <w:tcW w:w="570" w:type="dxa"/>
+            <w:tcBorders>
+              <w:bottom w:val="single" w:sz="12" w:space="0" w:color="000000"/>
+            </w:tcBorders>
+            <w:vAlign w:val="center"/>
+          </w:tcPr>
+          <w:p>
+            <w:pPr>
+              <w:rPr>
+                <w:lang w:val="es-AR"/>
+              </w:rPr>
+            </w:pPr>
+          </w:p>
+        </w:tc>
+      </w:tr>
+      <w:tr>
+        <w:trPr>
+          <w:trHeight w:val="340"/>
+        </w:trPr>
+        <w:tc>
+          <w:tcPr>
+            <w:tcW w:w="1690" w:type="dxa"/>
+            <w:tcBorders>
+              <w:top w:val="single" w:sz="12" w:space="0" w:color="000000"/>
+            </w:tcBorders>
+            <w:shd w:val="clear" w:color="auto" w:fill="8496B0"/>
+            <w:vAlign w:val="center"/>
+          </w:tcPr>
+          <w:p>
+            <w:pPr>
+              <w:rPr>
+                <w:b/>
+                <w:bCs/>
+              </w:rPr>
+            </w:pPr>
+            <w:proofErr w:type="spellStart"/>
+            <w:r>
+              <w:rPr>
+                <w:b/>
+                <w:bCs/>
+              </w:rPr>
+              <w:t>Inscripciones</w:t>
+            </w:r>
+            <w:proofErr w:type="spellEnd"/>
+          </w:p>
+        </w:tc>
+        <w:tc>
+          <w:tcPr>
+            <w:tcW w:w="1984" w:type="dxa"/>
+            <w:tcBorders>
+              <w:top w:val="single" w:sz="12" w:space="0" w:color="000000"/>
+            </w:tcBorders>
+            <w:vAlign w:val="center"/>
+          </w:tcPr>
+          <w:p>
+            <w:proofErr w:type="spellStart"/>
+            <w:r>
+              <w:t>Id_inscripcion</w:t>
+            </w:r>
+            <w:proofErr w:type="spellEnd"/>
+          </w:p>
+        </w:tc>
+        <w:tc>
+          <w:tcPr>
+            <w:tcW w:w="1418" w:type="dxa"/>
+            <w:tcBorders>
+              <w:top w:val="single" w:sz="12" w:space="0" w:color="000000"/>
+            </w:tcBorders>
+            <w:vAlign w:val="center"/>
+          </w:tcPr>
+          <w:p>
+            <w:r>
+              <w:t>INT</w:t>
+            </w:r>
+          </w:p>
+        </w:tc>
+        <w:tc>
+          <w:tcPr>
+            <w:tcW w:w="2708" w:type="dxa"/>
+            <w:tcBorders>
+              <w:top w:val="single" w:sz="12" w:space="0" w:color="000000"/>
+            </w:tcBorders>
+            <w:vAlign w:val="center"/>
+          </w:tcPr>
+          <w:p>
+            <w:proofErr w:type="spellStart"/>
+            <w:r>
+              <w:t>Identificador</w:t>
+            </w:r>
+            <w:proofErr w:type="spellEnd"/>
+            <w:r>
+              <w:t xml:space="preserve"> </w:t>
+            </w:r>
+            <w:proofErr w:type="spellStart"/>
+            <w:r>
+              <w:t>único</w:t>
+            </w:r>
+            <w:proofErr w:type="spellEnd"/>
+          </w:p>
+        </w:tc>
+        <w:tc>
+          <w:tcPr>
+            <w:tcW w:w="705" w:type="dxa"/>
+            <w:tcBorders>
+              <w:top w:val="single" w:sz="12" w:space="0" w:color="000000"/>
+            </w:tcBorders>
+            <w:vAlign w:val="center"/>
+          </w:tcPr>
+          <w:p>
+            <w:r>
+              <w:rPr>
+                <w:b/>
+                <w:bCs/>
+                <w:shd w:val="clear" w:color="auto" w:fill="FF9900"/>
+              </w:rPr>
+              <w:t>PK</w:t>
+            </w:r>
+          </w:p>
+        </w:tc>
+        <w:tc>
+          <w:tcPr>
+            <w:tcW w:w="570" w:type="dxa"/>
+            <w:tcBorders>
+              <w:top w:val="single" w:sz="12" w:space="0" w:color="000000"/>
+            </w:tcBorders>
+            <w:vAlign w:val="center"/>
+          </w:tcPr>
+          <w:p/>
+        </w:tc>
+      </w:tr>
+      <w:tr>
+        <w:trPr>
+          <w:trHeight w:val="340"/>
+        </w:trPr>
+        <w:tc>
+          <w:tcPr>
+            <w:tcW w:w="1690" w:type="dxa"/>
+            <w:shd w:val="clear" w:color="auto" w:fill="8496B0"/>
+            <w:vAlign w:val="center"/>
+          </w:tcPr>
+          <w:p>
+            <w:pPr>
+              <w:rPr>
+                <w:b/>
+                <w:bCs/>
+              </w:rPr>
+            </w:pPr>
+          </w:p>
+        </w:tc>
+        <w:tc>
+          <w:tcPr>
+            <w:tcW w:w="1984" w:type="dxa"/>
+            <w:vAlign w:val="center"/>
+          </w:tcPr>
+          <w:p>
+            <w:proofErr w:type="spellStart"/>
+            <w:r>
+              <w:t>Id_cliente</w:t>
+            </w:r>
+            <w:proofErr w:type="spellEnd"/>
+          </w:p>
+        </w:tc>
+        <w:tc>
+          <w:tcPr>
+            <w:tcW w:w="1418" w:type="dxa"/>
+            <w:vAlign w:val="center"/>
+          </w:tcPr>
+          <w:p>
+            <w:r>
+              <w:t>INT</w:t>
+            </w:r>
+          </w:p>
+        </w:tc>
+        <w:tc>
+          <w:tcPr>
+            <w:tcW w:w="2708" w:type="dxa"/>
+            <w:vAlign w:val="center"/>
+          </w:tcPr>
+          <w:p>
+            <w:proofErr w:type="spellStart"/>
+            <w:r>
+              <w:t>Identificador</w:t>
+            </w:r>
+            <w:proofErr w:type="spellEnd"/>
+            <w:r>
+              <w:t xml:space="preserve"> del </w:t>
+            </w:r>
+            <w:proofErr w:type="spellStart"/>
+            <w:r>
+              <w:t>cliente</w:t>
+            </w:r>
+            <w:proofErr w:type="spellEnd"/>
+          </w:p>
+        </w:tc>
+        <w:tc>
+          <w:tcPr>
+            <w:tcW w:w="705" w:type="dxa"/>
+            <w:vAlign w:val="center"/>
+          </w:tcPr>
+          <w:p/>
+        </w:tc>
+        <w:tc>
+          <w:tcPr>
+            <w:tcW w:w="570" w:type="dxa"/>
+            <w:vAlign w:val="center"/>
+          </w:tcPr>
+          <w:p>
+            <w:r>
+              <w:rPr>
+                <w:b/>
+                <w:bCs/>
+                <w:shd w:val="clear" w:color="auto" w:fill="6AA84F"/>
+              </w:rPr>
+              <w:t>FK</w:t>
+            </w:r>
+          </w:p>
+        </w:tc>
+      </w:tr>
+      <w:tr>
+        <w:trPr>
+          <w:trHeight w:val="340"/>
+        </w:trPr>
+        <w:tc>
+          <w:tcPr>
+            <w:tcW w:w="1690" w:type="dxa"/>
+            <w:shd w:val="clear" w:color="auto" w:fill="8496B0"/>
+            <w:vAlign w:val="center"/>
+          </w:tcPr>
+          <w:p>
+            <w:pPr>
+              <w:rPr>
+                <w:b/>
+                <w:bCs/>
+              </w:rPr>
+            </w:pPr>
+          </w:p>
+        </w:tc>
+        <w:tc>
+          <w:tcPr>
+            <w:tcW w:w="1984" w:type="dxa"/>
+            <w:vAlign w:val="center"/>
+          </w:tcPr>
+          <w:p>
+            <w:proofErr w:type="spellStart"/>
+            <w:r>
+              <w:t>Fecha_incripcion</w:t>
+            </w:r>
+            <w:proofErr w:type="spellEnd"/>
+          </w:p>
+        </w:tc>
+        <w:tc>
+          <w:tcPr>
+            <w:tcW w:w="1418" w:type="dxa"/>
+            <w:vAlign w:val="center"/>
+          </w:tcPr>
+          <w:p>
+            <w:r>
+              <w:t>DATE</w:t>
+            </w:r>
+          </w:p>
+        </w:tc>
+        <w:tc>
+          <w:tcPr>
+            <w:tcW w:w="2708" w:type="dxa"/>
+            <w:vAlign w:val="center"/>
+          </w:tcPr>
+          <w:p>
+            <w:pPr>
+              <w:rPr>
+                <w:lang w:val="es-AR"/>
+              </w:rPr>
+            </w:pPr>
+            <w:r>
+              <w:rPr>
+                <w:lang w:val="es-AR"/>
+              </w:rPr>
+              <w:t>Fecha que se inscribió el cliente al box por primera vez</w:t>
+            </w:r>
+          </w:p>
+        </w:tc>
+        <w:tc>
+          <w:tcPr>
+            <w:tcW w:w="705" w:type="dxa"/>
+            <w:vAlign w:val="center"/>
+          </w:tcPr>
+          <w:p>
+            <w:pPr>
+              <w:rPr>
+                <w:lang w:val="es-AR"/>
+              </w:rPr>
+            </w:pPr>
+          </w:p>
+        </w:tc>
+        <w:tc>
+          <w:tcPr>
+            <w:tcW w:w="570" w:type="dxa"/>
+            <w:vAlign w:val="center"/>
+          </w:tcPr>
+          <w:p>
+            <w:pPr>
+              <w:rPr>
+                <w:lang w:val="es-AR"/>
+              </w:rPr>
+            </w:pPr>
+          </w:p>
+        </w:tc>
+      </w:tr>
+      <w:tr>
+        <w:trPr>
+          <w:trHeight w:val="340"/>
+        </w:trPr>
+        <w:tc>
+          <w:tcPr>
+            <w:tcW w:w="1690" w:type="dxa"/>
+            <w:shd w:val="clear" w:color="auto" w:fill="8496B0"/>
+            <w:vAlign w:val="center"/>
+          </w:tcPr>
+          <w:p>
+            <w:pPr>
+              <w:rPr>
+                <w:b/>
+                <w:bCs/>
+                <w:lang w:val="es-AR"/>
+              </w:rPr>
+            </w:pPr>
+          </w:p>
+        </w:tc>
+        <w:tc>
+          <w:tcPr>
+            <w:tcW w:w="1984" w:type="dxa"/>
+            <w:vAlign w:val="center"/>
+          </w:tcPr>
+          <w:p>
+            <w:pPr>
+              <w:rPr>
+                <w:lang w:val="es-AR"/>
+              </w:rPr>
+            </w:pPr>
+          </w:p>
+        </w:tc>
+        <w:tc>
+          <w:tcPr>
+            <w:tcW w:w="1418" w:type="dxa"/>
+            <w:vAlign w:val="center"/>
+          </w:tcPr>
+          <w:p>
+            <w:pPr>
+              <w:rPr>
+                <w:lang w:val="es-AR"/>
+              </w:rPr>
+            </w:pPr>
+          </w:p>
+        </w:tc>
+        <w:tc>
+          <w:tcPr>
+            <w:tcW w:w="2708" w:type="dxa"/>
+            <w:vAlign w:val="center"/>
+          </w:tcPr>
+          <w:p>
+            <w:pPr>
+              <w:rPr>
+                <w:lang w:val="es-AR"/>
+              </w:rPr>
+            </w:pPr>
+          </w:p>
+        </w:tc>
+        <w:tc>
+          <w:tcPr>
+            <w:tcW w:w="705" w:type="dxa"/>
+            <w:vAlign w:val="center"/>
+          </w:tcPr>
+          <w:p>
+            <w:pPr>
+              <w:rPr>
+                <w:lang w:val="es-AR"/>
+              </w:rPr>
+            </w:pPr>
+          </w:p>
+        </w:tc>
+        <w:tc>
+          <w:tcPr>
+            <w:tcW w:w="570" w:type="dxa"/>
+            <w:vAlign w:val="center"/>
+          </w:tcPr>
+          <w:p>
+            <w:pPr>
+              <w:rPr>
+                <w:lang w:val="es-AR"/>
+              </w:rPr>
+            </w:pPr>
+          </w:p>
+        </w:tc>
+      </w:tr>
+      <w:tr>
+        <w:trPr>
+          <w:trHeight w:val="340"/>
+        </w:trPr>
+        <w:tc>
+          <w:tcPr>
+            <w:tcW w:w="1690" w:type="dxa"/>
+            <w:tcBorders>
+              <w:top w:val="single" w:sz="12" w:space="0" w:color="000000"/>
+            </w:tcBorders>
+            <w:shd w:val="clear" w:color="auto" w:fill="8496B0"/>
+            <w:vAlign w:val="center"/>
+          </w:tcPr>
+          <w:p>
+            <w:pPr>
+              <w:rPr>
+                <w:b/>
+                <w:bCs/>
+              </w:rPr>
+            </w:pPr>
+            <w:proofErr w:type="spellStart"/>
+            <w:r>
+              <w:rPr>
+                <w:b/>
+                <w:bCs/>
+              </w:rPr>
+              <w:t>reservas</w:t>
+            </w:r>
+            <w:proofErr w:type="spellEnd"/>
+          </w:p>
+        </w:tc>
+        <w:tc>
+          <w:tcPr>
+            <w:tcW w:w="1984" w:type="dxa"/>
+            <w:tcBorders>
+              <w:top w:val="single" w:sz="12" w:space="0" w:color="000000"/>
+            </w:tcBorders>
+            <w:vAlign w:val="center"/>
+          </w:tcPr>
+          <w:p>
+            <w:proofErr w:type="spellStart"/>
+            <w:r>
+              <w:t>Id_reserva</w:t>
+            </w:r>
+            <w:proofErr w:type="spellEnd"/>
+          </w:p>
+        </w:tc>
+        <w:tc>
+          <w:tcPr>
+            <w:tcW w:w="1418" w:type="dxa"/>
+            <w:tcBorders>
+              <w:top w:val="single" w:sz="12" w:space="0" w:color="000000"/>
+            </w:tcBorders>
+            <w:vAlign w:val="center"/>
+          </w:tcPr>
+          <w:p>
+            <w:r>
+              <w:t>INT</w:t>
+            </w:r>
+          </w:p>
+        </w:tc>
+        <w:tc>
+          <w:tcPr>
+            <w:tcW w:w="2708" w:type="dxa"/>
+            <w:tcBorders>
+              <w:top w:val="single" w:sz="12" w:space="0" w:color="000000"/>
+            </w:tcBorders>
+            <w:vAlign w:val="center"/>
+          </w:tcPr>
+          <w:p>
+            <w:proofErr w:type="spellStart"/>
+            <w:r>
+              <w:t>Identificador</w:t>
+            </w:r>
+            <w:proofErr w:type="spellEnd"/>
+            <w:r>
+              <w:t xml:space="preserve"> </w:t>
+            </w:r>
+            <w:proofErr w:type="spellStart"/>
+            <w:r>
+              <w:t>único</w:t>
+            </w:r>
+            <w:proofErr w:type="spellEnd"/>
+          </w:p>
+        </w:tc>
+        <w:tc>
+          <w:tcPr>
+            <w:tcW w:w="705" w:type="dxa"/>
+            <w:tcBorders>
+              <w:top w:val="single" w:sz="12" w:space="0" w:color="000000"/>
+            </w:tcBorders>
+            <w:vAlign w:val="center"/>
+          </w:tcPr>
+          <w:p>
+            <w:r>
+              <w:rPr>
+                <w:b/>
+                <w:bCs/>
+                <w:shd w:val="clear" w:color="auto" w:fill="FF9900"/>
+              </w:rPr>
+              <w:t>PK</w:t>
+            </w:r>
+          </w:p>
+        </w:tc>
+        <w:tc>
+          <w:tcPr>
+            <w:tcW w:w="570" w:type="dxa"/>
+            <w:tcBorders>
+              <w:top w:val="single" w:sz="12" w:space="0" w:color="000000"/>
+            </w:tcBorders>
+            <w:vAlign w:val="center"/>
+          </w:tcPr>
+          <w:p/>
+        </w:tc>
+      </w:tr>
+      <w:tr>
+        <w:trPr>
+          <w:trHeight w:val="340"/>
+        </w:trPr>
+        <w:tc>
+          <w:tcPr>
+            <w:tcW w:w="1690" w:type="dxa"/>
+            <w:shd w:val="clear" w:color="auto" w:fill="8496B0"/>
+            <w:vAlign w:val="center"/>
+          </w:tcPr>
+          <w:p>
+            <w:pPr>
+              <w:rPr>
+                <w:b/>
+                <w:bCs/>
+              </w:rPr>
+            </w:pPr>
+          </w:p>
+        </w:tc>
+        <w:tc>
+          <w:tcPr>
+            <w:tcW w:w="1984" w:type="dxa"/>
+            <w:vAlign w:val="center"/>
+          </w:tcPr>
+          <w:p>
+            <w:proofErr w:type="spellStart"/>
+            <w:r>
+              <w:t>Id_cliente</w:t>
+            </w:r>
+            <w:proofErr w:type="spellEnd"/>
+          </w:p>
+        </w:tc>
+        <w:tc>
+          <w:tcPr>
+            <w:tcW w:w="1418" w:type="dxa"/>
+            <w:vAlign w:val="center"/>
+          </w:tcPr>
+          <w:p>
+            <w:r>
+              <w:t>INT</w:t>
+            </w:r>
+          </w:p>
+        </w:tc>
+        <w:tc>
+          <w:tcPr>
+            <w:tcW w:w="2708" w:type="dxa"/>
+            <w:vAlign w:val="center"/>
+          </w:tcPr>
+          <w:p>
+            <w:proofErr w:type="spellStart"/>
+            <w:r>
+              <w:t>Identificador</w:t>
+            </w:r>
+            <w:proofErr w:type="spellEnd"/>
+            <w:r>
+              <w:t xml:space="preserve"> del </w:t>
+            </w:r>
+            <w:proofErr w:type="spellStart"/>
+            <w:r>
+              <w:t>cliente</w:t>
+            </w:r>
+            <w:proofErr w:type="spellEnd"/>
+          </w:p>
+        </w:tc>
+        <w:tc>
+          <w:tcPr>
+            <w:tcW w:w="705" w:type="dxa"/>
+            <w:vAlign w:val="center"/>
+          </w:tcPr>
+          <w:p/>
+        </w:tc>
+        <w:tc>
+          <w:tcPr>
+            <w:tcW w:w="570" w:type="dxa"/>
+            <w:vAlign w:val="center"/>
+          </w:tcPr>
+          <w:p>
+            <w:r>
+              <w:rPr>
+                <w:b/>
+                <w:bCs/>
+                <w:shd w:val="clear" w:color="auto" w:fill="6AA84F"/>
+              </w:rPr>
+              <w:t>FK</w:t>
+            </w:r>
+          </w:p>
+        </w:tc>
+      </w:tr>
+      <w:tr>
+        <w:trPr>
+          <w:trHeight w:val="340"/>
+        </w:trPr>
+        <w:tc>
+          <w:tcPr>
+            <w:tcW w:w="1690" w:type="dxa"/>
+            <w:shd w:val="clear" w:color="auto" w:fill="8496B0"/>
+            <w:vAlign w:val="center"/>
+          </w:tcPr>
+          <w:p>
+            <w:pPr>
+              <w:rPr>
+                <w:b/>
+                <w:bCs/>
+              </w:rPr>
+            </w:pPr>
+          </w:p>
+        </w:tc>
+        <w:tc>
+          <w:tcPr>
+            <w:tcW w:w="1984" w:type="dxa"/>
+            <w:vAlign w:val="center"/>
+          </w:tcPr>
+          <w:p>
+            <w:proofErr w:type="spellStart"/>
+            <w:r>
+              <w:t>Id_clase</w:t>
+            </w:r>
+            <w:proofErr w:type="spellEnd"/>
+          </w:p>
+        </w:tc>
+        <w:tc>
+          <w:tcPr>
+            <w:tcW w:w="1418" w:type="dxa"/>
+            <w:vAlign w:val="center"/>
+          </w:tcPr>
+          <w:p>
+            <w:r>
+              <w:t>INT</w:t>
+            </w:r>
+          </w:p>
+        </w:tc>
+        <w:tc>
+          <w:tcPr>
+            <w:tcW w:w="2708" w:type="dxa"/>
+            <w:vAlign w:val="center"/>
+          </w:tcPr>
+          <w:p>
+            <w:proofErr w:type="spellStart"/>
+            <w:r>
+              <w:t>Identificador</w:t>
+            </w:r>
+            <w:proofErr w:type="spellEnd"/>
+            <w:r>
+              <w:t xml:space="preserve"> de la </w:t>
+            </w:r>
+            <w:proofErr w:type="spellStart"/>
+            <w:r>
+              <w:t>clase</w:t>
+            </w:r>
+            <w:proofErr w:type="spellEnd"/>
+          </w:p>
+        </w:tc>
+        <w:tc>
+          <w:tcPr>
+            <w:tcW w:w="705" w:type="dxa"/>
+            <w:vAlign w:val="center"/>
+          </w:tcPr>
+          <w:p/>
+        </w:tc>
+        <w:tc>
+          <w:tcPr>
+            <w:tcW w:w="570" w:type="dxa"/>
+            <w:vAlign w:val="center"/>
+          </w:tcPr>
+          <w:p>
+            <w:r>
+              <w:rPr>
+                <w:b/>
+                <w:bCs/>
+                <w:shd w:val="clear" w:color="auto" w:fill="6AA84F"/>
+              </w:rPr>
+              <w:t>FK</w:t>
+            </w:r>
+          </w:p>
+        </w:tc>
+      </w:tr>
+      <w:tr>
+        <w:trPr>
+          <w:trHeight w:val="340"/>
+        </w:trPr>
+        <w:tc>
+          <w:tcPr>
+            <w:tcW w:w="1690" w:type="dxa"/>
+            <w:shd w:val="clear" w:color="auto" w:fill="8496B0"/>
+            <w:vAlign w:val="center"/>
+          </w:tcPr>
+          <w:p>
+            <w:pPr>
+              <w:rPr>
+                <w:b/>
+                <w:bCs/>
+              </w:rPr>
+            </w:pPr>
+          </w:p>
+        </w:tc>
+        <w:tc>
+          <w:tcPr>
+            <w:tcW w:w="1984" w:type="dxa"/>
+            <w:vAlign w:val="center"/>
+          </w:tcPr>
+          <w:p>
+            <w:proofErr w:type="spellStart"/>
+            <w:r>
+              <w:t>Fecha_reserva</w:t>
+            </w:r>
+            <w:proofErr w:type="spellEnd"/>
+          </w:p>
+        </w:tc>
+        <w:tc>
+          <w:tcPr>
+            <w:tcW w:w="1418" w:type="dxa"/>
+            <w:vAlign w:val="center"/>
+          </w:tcPr>
+          <w:p>
+            <w:r>
+              <w:t>DATE</w:t>
+            </w:r>
+          </w:p>
+        </w:tc>
+        <w:tc>
+          <w:tcPr>
+            <w:tcW w:w="2708" w:type="dxa"/>
+            <w:vAlign w:val="center"/>
+          </w:tcPr>
+          <w:p>
+            <w:pPr>
+              <w:rPr>
+                <w:lang w:val="es-AR"/>
+              </w:rPr>
+            </w:pPr>
+            <w:r>
+              <w:rPr>
+                <w:lang w:val="es-AR"/>
+              </w:rPr>
+              <w:t xml:space="preserve">Día de la semana para anotarse de </w:t>
+            </w:r>
+            <w:proofErr w:type="gramStart"/>
+            <w:r>
+              <w:rPr>
+                <w:lang w:val="es-AR"/>
+              </w:rPr>
+              <w:t>Lunes</w:t>
+            </w:r>
+            <w:proofErr w:type="gramEnd"/>
+            <w:r>
+              <w:rPr>
+                <w:lang w:val="es-AR"/>
+              </w:rPr>
+              <w:t xml:space="preserve"> a Sábados</w:t>
+            </w:r>
+          </w:p>
+        </w:tc>
+        <w:tc>
+          <w:tcPr>
+            <w:tcW w:w="705" w:type="dxa"/>
+            <w:vAlign w:val="center"/>
+          </w:tcPr>
+          <w:p>
+            <w:pPr>
+              <w:rPr>
+                <w:lang w:val="es-AR"/>
+              </w:rPr>
+            </w:pPr>
+          </w:p>
+        </w:tc>
+        <w:tc>
+          <w:tcPr>
+            <w:tcW w:w="570" w:type="dxa"/>
+            <w:vAlign w:val="center"/>
+          </w:tcPr>
+          <w:p>
+            <w:pPr>
+              <w:rPr>
+                <w:lang w:val="es-AR"/>
+              </w:rPr>
+            </w:pPr>
+          </w:p>
+        </w:tc>
+      </w:tr>
+      <w:tr>
+        <w:trPr>
+          <w:trHeight w:val="340"/>
+        </w:trPr>
+        <w:tc>
+          <w:tcPr>
+            <w:tcW w:w="1690" w:type="dxa"/>
+            <w:shd w:val="clear" w:color="auto" w:fill="8496B0"/>
+            <w:vAlign w:val="center"/>
+          </w:tcPr>
+          <w:p>
+            <w:pPr>
+              <w:rPr>
+                <w:b/>
+                <w:bCs/>
+                <w:lang w:val="es-AR"/>
+              </w:rPr>
+            </w:pPr>
+          </w:p>
+        </w:tc>
+        <w:tc>
+          <w:tcPr>
+            <w:tcW w:w="1984" w:type="dxa"/>
+            <w:vAlign w:val="center"/>
+          </w:tcPr>
+          <w:p>
+            <w:proofErr w:type="spellStart"/>
+            <w:r>
+              <w:t>horario</w:t>
+            </w:r>
+            <w:proofErr w:type="spellEnd"/>
+          </w:p>
+        </w:tc>
+        <w:tc>
+          <w:tcPr>
+            <w:tcW w:w="1418" w:type="dxa"/>
+            <w:vAlign w:val="center"/>
+          </w:tcPr>
+          <w:p>
+            <w:r>
+              <w:t>TIME</w:t>
+            </w:r>
+          </w:p>
+        </w:tc>
+        <w:tc>
+          <w:tcPr>
+            <w:tcW w:w="2708" w:type="dxa"/>
+            <w:vAlign w:val="center"/>
+          </w:tcPr>
+          <w:p>
+            <w:pPr>
+              <w:rPr>
+                <w:lang w:val="es-AR"/>
+              </w:rPr>
+            </w:pPr>
+            <w:r>
+              <w:rPr>
+                <w:lang w:val="es-AR"/>
+              </w:rPr>
+              <w:t>Horarios de las clases para anotarse</w:t>
+            </w:r>
+          </w:p>
+        </w:tc>
+        <w:tc>
+          <w:tcPr>
+            <w:tcW w:w="705" w:type="dxa"/>
+            <w:vAlign w:val="center"/>
+          </w:tcPr>
+          <w:p>
+            <w:pPr>
+              <w:rPr>
+                <w:lang w:val="es-AR"/>
+              </w:rPr>
+            </w:pPr>
+          </w:p>
+        </w:tc>
+        <w:tc>
+          <w:tcPr>
+            <w:tcW w:w="570" w:type="dxa"/>
+            <w:vAlign w:val="center"/>
+          </w:tcPr>
+          <w:p>
+            <w:pPr>
+              <w:rPr>
+                <w:lang w:val="es-AR"/>
+              </w:rPr>
+            </w:pPr>
+          </w:p>
+        </w:tc>
+      </w:tr>
+      <w:tr>
+        <w:trPr>
+          <w:trHeight w:val="340"/>
+        </w:trPr>
+        <w:tc>
+          <w:tcPr>
+            <w:tcW w:w="1690" w:type="dxa"/>
+            <w:tcBorders>
+              <w:bottom w:val="single" w:sz="12" w:space="0" w:color="000000"/>
+            </w:tcBorders>
+            <w:shd w:val="clear" w:color="auto" w:fill="8496B0"/>
+            <w:vAlign w:val="center"/>
+          </w:tcPr>
+          <w:p>
+            <w:pPr>
+              <w:rPr>
+                <w:b/>
+                <w:bCs/>
+                <w:lang w:val="es-AR"/>
+              </w:rPr>
+            </w:pPr>
+          </w:p>
+        </w:tc>
+        <w:tc>
+          <w:tcPr>
+            <w:tcW w:w="1984" w:type="dxa"/>
+            <w:tcBorders>
+              <w:bottom w:val="single" w:sz="12" w:space="0" w:color="000000"/>
+            </w:tcBorders>
+            <w:vAlign w:val="center"/>
+          </w:tcPr>
+          <w:p>
+            <w:pPr>
+              <w:rPr>
+                <w:lang w:val="es-AR"/>
+              </w:rPr>
+            </w:pPr>
+          </w:p>
+        </w:tc>
+        <w:tc>
+          <w:tcPr>
+            <w:tcW w:w="1418" w:type="dxa"/>
+            <w:tcBorders>
+              <w:bottom w:val="single" w:sz="12" w:space="0" w:color="000000"/>
+            </w:tcBorders>
+            <w:vAlign w:val="center"/>
+          </w:tcPr>
+          <w:p>
+            <w:pPr>
+              <w:rPr>
+                <w:lang w:val="es-AR"/>
+              </w:rPr>
+            </w:pPr>
+          </w:p>
+        </w:tc>
+        <w:tc>
+          <w:tcPr>
+            <w:tcW w:w="2708" w:type="dxa"/>
+            <w:tcBorders>
+              <w:bottom w:val="single" w:sz="12" w:space="0" w:color="000000"/>
+            </w:tcBorders>
+            <w:vAlign w:val="center"/>
+          </w:tcPr>
+          <w:p>
+            <w:pPr>
+              <w:rPr>
+                <w:lang w:val="es-AR"/>
+              </w:rPr>
+            </w:pPr>
+          </w:p>
+        </w:tc>
+        <w:tc>
+          <w:tcPr>
+            <w:tcW w:w="705" w:type="dxa"/>
+            <w:tcBorders>
+              <w:bottom w:val="single" w:sz="12" w:space="0" w:color="000000"/>
+            </w:tcBorders>
+            <w:vAlign w:val="center"/>
+          </w:tcPr>
+          <w:p>
+            <w:pPr>
+              <w:rPr>
+                <w:lang w:val="es-AR"/>
+              </w:rPr>
+            </w:pPr>
+          </w:p>
+        </w:tc>
+        <w:tc>
+          <w:tcPr>
+            <w:tcW w:w="570" w:type="dxa"/>
+            <w:tcBorders>
+              <w:bottom w:val="single" w:sz="12" w:space="0" w:color="000000"/>
+            </w:tcBorders>
+            <w:vAlign w:val="center"/>
+          </w:tcPr>
+          <w:p>
+            <w:pPr>
+              <w:rPr>
+                <w:lang w:val="es-AR"/>
+              </w:rPr>
+            </w:pPr>
+          </w:p>
+        </w:tc>
+      </w:tr>
+      <w:tr>
+        <w:trPr>
+          <w:trHeight w:val="340"/>
+        </w:trPr>
+        <w:tc>
+          <w:tcPr>
+            <w:tcW w:w="1690" w:type="dxa"/>
+            <w:tcBorders>
+              <w:top w:val="single" w:sz="12" w:space="0" w:color="000000"/>
+            </w:tcBorders>
+            <w:shd w:val="clear" w:color="auto" w:fill="8496B0"/>
+            <w:vAlign w:val="center"/>
+          </w:tcPr>
+          <w:p>
+            <w:pPr>
+              <w:rPr>
+                <w:b/>
+                <w:bCs/>
+              </w:rPr>
+            </w:pPr>
+            <w:proofErr w:type="spellStart"/>
+            <w:r>
+              <w:rPr>
+                <w:b/>
+                <w:bCs/>
+              </w:rPr>
+              <w:t>Membresias</w:t>
+            </w:r>
+            <w:proofErr w:type="spellEnd"/>
+          </w:p>
+        </w:tc>
+        <w:tc>
+          <w:tcPr>
+            <w:tcW w:w="1984" w:type="dxa"/>
+            <w:tcBorders>
+              <w:top w:val="single" w:sz="12" w:space="0" w:color="000000"/>
+            </w:tcBorders>
+            <w:vAlign w:val="center"/>
+          </w:tcPr>
+          <w:p>
+            <w:proofErr w:type="spellStart"/>
+            <w:r>
+              <w:t>Id_membresia</w:t>
+            </w:r>
+            <w:proofErr w:type="spellEnd"/>
+          </w:p>
+        </w:tc>
+        <w:tc>
+          <w:tcPr>
+            <w:tcW w:w="1418" w:type="dxa"/>
+            <w:tcBorders>
+              <w:top w:val="single" w:sz="12" w:space="0" w:color="000000"/>
+            </w:tcBorders>
+            <w:vAlign w:val="center"/>
+          </w:tcPr>
+          <w:p>
+            <w:r>
+              <w:t>INT</w:t>
+            </w:r>
+          </w:p>
+        </w:tc>
+        <w:tc>
+          <w:tcPr>
+            <w:tcW w:w="2708" w:type="dxa"/>
+            <w:tcBorders>
+              <w:top w:val="single" w:sz="12" w:space="0" w:color="000000"/>
+            </w:tcBorders>
+            <w:vAlign w:val="center"/>
+          </w:tcPr>
+          <w:p>
+            <w:proofErr w:type="spellStart"/>
+            <w:r>
+              <w:t>Identificador</w:t>
+            </w:r>
+            <w:proofErr w:type="spellEnd"/>
+            <w:r>
+              <w:t xml:space="preserve"> </w:t>
+            </w:r>
+            <w:proofErr w:type="spellStart"/>
+            <w:r>
+              <w:t>único</w:t>
+            </w:r>
+            <w:proofErr w:type="spellEnd"/>
+          </w:p>
+        </w:tc>
+        <w:tc>
+          <w:tcPr>
+            <w:tcW w:w="705" w:type="dxa"/>
+            <w:tcBorders>
+              <w:top w:val="single" w:sz="12" w:space="0" w:color="000000"/>
+            </w:tcBorders>
+            <w:vAlign w:val="center"/>
+          </w:tcPr>
+          <w:p>
+            <w:r>
+              <w:rPr>
+                <w:b/>
+                <w:bCs/>
+                <w:shd w:val="clear" w:color="auto" w:fill="FF9900"/>
+              </w:rPr>
+              <w:t>PK</w:t>
+            </w:r>
+          </w:p>
+        </w:tc>
+        <w:tc>
+          <w:tcPr>
+            <w:tcW w:w="570" w:type="dxa"/>
+            <w:tcBorders>
+              <w:top w:val="single" w:sz="12" w:space="0" w:color="000000"/>
+            </w:tcBorders>
+            <w:vAlign w:val="center"/>
+          </w:tcPr>
+          <w:p/>
+        </w:tc>
+      </w:tr>
+      <w:tr>
+        <w:trPr>
+          <w:trHeight w:val="340"/>
+        </w:trPr>
+        <w:tc>
+          <w:tcPr>
+            <w:tcW w:w="1690" w:type="dxa"/>
+            <w:shd w:val="clear" w:color="auto" w:fill="8496B0"/>
+            <w:vAlign w:val="center"/>
+          </w:tcPr>
+          <w:p>
+            <w:pPr>
+              <w:rPr>
+                <w:b/>
+                <w:bCs/>
+              </w:rPr>
+            </w:pPr>
+          </w:p>
+        </w:tc>
+        <w:tc>
+          <w:tcPr>
+            <w:tcW w:w="1984" w:type="dxa"/>
+            <w:vAlign w:val="center"/>
+          </w:tcPr>
+          <w:p>
+            <w:proofErr w:type="spellStart"/>
+            <w:r>
+              <w:t>Id_cliente</w:t>
+            </w:r>
+            <w:proofErr w:type="spellEnd"/>
+          </w:p>
+        </w:tc>
+        <w:tc>
+          <w:tcPr>
+            <w:tcW w:w="1418" w:type="dxa"/>
+            <w:vAlign w:val="center"/>
+          </w:tcPr>
+          <w:p>
+            <w:r>
+              <w:t>INT</w:t>
+            </w:r>
+          </w:p>
+        </w:tc>
+        <w:tc>
+          <w:tcPr>
+            <w:tcW w:w="2708" w:type="dxa"/>
+            <w:vAlign w:val="center"/>
+          </w:tcPr>
+          <w:p>
+            <w:proofErr w:type="spellStart"/>
+            <w:r>
+              <w:t>Identificador</w:t>
+            </w:r>
+            <w:proofErr w:type="spellEnd"/>
+            <w:r>
+              <w:t xml:space="preserve"> del </w:t>
+            </w:r>
+            <w:proofErr w:type="spellStart"/>
+            <w:r>
+              <w:t>cliente</w:t>
+            </w:r>
+            <w:proofErr w:type="spellEnd"/>
+          </w:p>
+        </w:tc>
+        <w:tc>
+          <w:tcPr>
+            <w:tcW w:w="705" w:type="dxa"/>
+            <w:vAlign w:val="center"/>
+          </w:tcPr>
+          <w:p/>
+        </w:tc>
+        <w:tc>
+          <w:tcPr>
+            <w:tcW w:w="570" w:type="dxa"/>
+            <w:vAlign w:val="center"/>
+          </w:tcPr>
+          <w:p>
+            <w:r>
+              <w:rPr>
+                <w:b/>
+                <w:bCs/>
+                <w:shd w:val="clear" w:color="auto" w:fill="6AA84F"/>
+              </w:rPr>
+              <w:t>FK</w:t>
+            </w:r>
+          </w:p>
+        </w:tc>
+      </w:tr>
+      <w:tr>
+        <w:trPr>
+          <w:trHeight w:val="340"/>
+        </w:trPr>
+        <w:tc>
+          <w:tcPr>
+            <w:tcW w:w="1690" w:type="dxa"/>
+            <w:shd w:val="clear" w:color="auto" w:fill="8496B0"/>
+            <w:vAlign w:val="center"/>
+          </w:tcPr>
+          <w:p>
+            <w:pPr>
+              <w:rPr>
+                <w:b/>
+                <w:bCs/>
+              </w:rPr>
+            </w:pPr>
+          </w:p>
+        </w:tc>
+        <w:tc>
+          <w:tcPr>
+            <w:tcW w:w="1984" w:type="dxa"/>
+            <w:vAlign w:val="center"/>
+          </w:tcPr>
+          <w:p>
+            <w:proofErr w:type="spellStart"/>
+            <w:r>
+              <w:t>Nombre</w:t>
+            </w:r>
+            <w:proofErr w:type="spellEnd"/>
+          </w:p>
+        </w:tc>
+        <w:tc>
+          <w:tcPr>
+            <w:tcW w:w="1418" w:type="dxa"/>
+            <w:vAlign w:val="center"/>
+          </w:tcPr>
+          <w:p>
+            <w:r>
+              <w:t>VARCHAR</w:t>
+            </w:r>
+          </w:p>
+        </w:tc>
+        <w:tc>
+          <w:tcPr>
+            <w:tcW w:w="2708" w:type="dxa"/>
+            <w:vAlign w:val="center"/>
+          </w:tcPr>
+          <w:p>
+            <w:pPr>
+              <w:rPr>
+                <w:lang w:val="es-AR"/>
+              </w:rPr>
+            </w:pPr>
+            <w:r>
+              <w:rPr>
+                <w:lang w:val="es-AR"/>
+              </w:rPr>
+              <w:t xml:space="preserve">Nombre de la membresía, </w:t>
+            </w:r>
+            <w:proofErr w:type="spellStart"/>
+            <w:r>
+              <w:rPr>
+                <w:lang w:val="es-AR"/>
+              </w:rPr>
+              <w:t>ej</w:t>
+            </w:r>
+            <w:proofErr w:type="spellEnd"/>
+            <w:r>
+              <w:rPr>
+                <w:lang w:val="es-AR"/>
+              </w:rPr>
+              <w:t>: pack_8, pack_12, ilimitado</w:t>
+            </w:r>
+          </w:p>
+        </w:tc>
+        <w:tc>
+          <w:tcPr>
+            <w:tcW w:w="705" w:type="dxa"/>
+            <w:vAlign w:val="center"/>
+          </w:tcPr>
+          <w:p>
+            <w:pPr>
+              <w:rPr>
+                <w:lang w:val="es-AR"/>
+              </w:rPr>
+            </w:pPr>
+          </w:p>
+        </w:tc>
+        <w:tc>
+          <w:tcPr>
+            <w:tcW w:w="570" w:type="dxa"/>
+            <w:vAlign w:val="center"/>
+          </w:tcPr>
+          <w:p>
+            <w:pPr>
+              <w:rPr>
+                <w:lang w:val="es-AR"/>
+              </w:rPr>
+            </w:pPr>
+          </w:p>
+        </w:tc>
+      </w:tr>
+      <w:tr>
+        <w:trPr>
+          <w:trHeight w:val="340"/>
+        </w:trPr>
+        <w:tc>
+          <w:tcPr>
+            <w:tcW w:w="1690" w:type="dxa"/>
+            <w:shd w:val="clear" w:color="auto" w:fill="8496B0"/>
+            <w:vAlign w:val="center"/>
+          </w:tcPr>
+          <w:p>
+            <w:pPr>
+              <w:rPr>
+                <w:b/>
+                <w:bCs/>
+                <w:lang w:val="es-AR"/>
+              </w:rPr>
+            </w:pPr>
+          </w:p>
+        </w:tc>
+        <w:tc>
+          <w:tcPr>
+            <w:tcW w:w="1984" w:type="dxa"/>
+            <w:vAlign w:val="center"/>
+          </w:tcPr>
+          <w:p>
+            <w:proofErr w:type="spellStart"/>
+            <w:r>
+              <w:t>Descripcion</w:t>
+            </w:r>
+            <w:proofErr w:type="spellEnd"/>
+          </w:p>
+        </w:tc>
+        <w:tc>
+          <w:tcPr>
+            <w:tcW w:w="1418" w:type="dxa"/>
+            <w:vAlign w:val="center"/>
+          </w:tcPr>
+          <w:p>
+            <w:r>
+              <w:t>TEXT</w:t>
+            </w:r>
+          </w:p>
+        </w:tc>
+        <w:tc>
+          <w:tcPr>
+            <w:tcW w:w="2708" w:type="dxa"/>
+            <w:vAlign w:val="center"/>
+          </w:tcPr>
+          <w:p>
+            <w:pPr>
+              <w:rPr>
+                <w:lang w:val="es-AR"/>
+              </w:rPr>
+            </w:pPr>
+            <w:proofErr w:type="spellStart"/>
+            <w:r>
+              <w:rPr>
+                <w:lang w:val="es-AR"/>
+              </w:rPr>
+              <w:t>Descirpción</w:t>
+            </w:r>
+            <w:proofErr w:type="spellEnd"/>
+            <w:r>
+              <w:rPr>
+                <w:lang w:val="es-AR"/>
+              </w:rPr>
+              <w:t xml:space="preserve"> de lo que implica un pack de 8, 12 e ilimitado, </w:t>
+            </w:r>
+            <w:proofErr w:type="spellStart"/>
+            <w:r>
+              <w:rPr>
+                <w:lang w:val="es-AR"/>
+              </w:rPr>
+              <w:t>corerspondiendo</w:t>
+            </w:r>
+            <w:proofErr w:type="spellEnd"/>
+            <w:r>
+              <w:rPr>
+                <w:lang w:val="es-AR"/>
+              </w:rPr>
+              <w:t xml:space="preserve"> a 8, 12 clases o ilimitado</w:t>
+            </w:r>
+          </w:p>
+        </w:tc>
+        <w:tc>
+          <w:tcPr>
+            <w:tcW w:w="705" w:type="dxa"/>
+            <w:vAlign w:val="center"/>
+          </w:tcPr>
+          <w:p>
+            <w:pPr>
+              <w:rPr>
+                <w:lang w:val="es-AR"/>
+              </w:rPr>
+            </w:pPr>
+          </w:p>
+        </w:tc>
+        <w:tc>
+          <w:tcPr>
+            <w:tcW w:w="570" w:type="dxa"/>
+            <w:vAlign w:val="center"/>
+          </w:tcPr>
+          <w:p>
+            <w:pPr>
+              <w:rPr>
+                <w:lang w:val="es-AR"/>
+              </w:rPr>
+            </w:pPr>
+          </w:p>
+        </w:tc>
+      </w:tr>
+      <w:tr>
+        <w:trPr>
+          <w:trHeight w:val="340"/>
+        </w:trPr>
+        <w:tc>
+          <w:tcPr>
+            <w:tcW w:w="1690" w:type="dxa"/>
+            <w:shd w:val="clear" w:color="auto" w:fill="8496B0"/>
+            <w:vAlign w:val="center"/>
+          </w:tcPr>
+          <w:p>
+            <w:pPr>
+              <w:rPr>
+                <w:b/>
+                <w:bCs/>
+                <w:lang w:val="es-AR"/>
+              </w:rPr>
+            </w:pPr>
+          </w:p>
+        </w:tc>
+        <w:tc>
+          <w:tcPr>
+            <w:tcW w:w="1984" w:type="dxa"/>
+            <w:vAlign w:val="center"/>
+          </w:tcPr>
+          <w:p>
+            <w:proofErr w:type="spellStart"/>
+            <w:r>
+              <w:t>Precio</w:t>
+            </w:r>
+            <w:proofErr w:type="spellEnd"/>
+          </w:p>
+        </w:tc>
+        <w:tc>
+          <w:tcPr>
+            <w:tcW w:w="1418" w:type="dxa"/>
+            <w:vAlign w:val="center"/>
+          </w:tcPr>
+          <w:p>
+            <w:r>
+              <w:t>INT</w:t>
+            </w:r>
+          </w:p>
+        </w:tc>
+        <w:tc>
+          <w:tcPr>
+            <w:tcW w:w="2708" w:type="dxa"/>
+            <w:vAlign w:val="center"/>
+          </w:tcPr>
+          <w:p>
+            <w:proofErr w:type="spellStart"/>
+            <w:r>
+              <w:t>Precio</w:t>
+            </w:r>
+            <w:proofErr w:type="spellEnd"/>
+            <w:r>
+              <w:t xml:space="preserve"> de </w:t>
+            </w:r>
+            <w:proofErr w:type="spellStart"/>
+            <w:r>
+              <w:t>cada</w:t>
+            </w:r>
+            <w:proofErr w:type="spellEnd"/>
+            <w:r>
+              <w:t xml:space="preserve"> pack</w:t>
+            </w:r>
+          </w:p>
+        </w:tc>
+        <w:tc>
+          <w:tcPr>
+            <w:tcW w:w="705" w:type="dxa"/>
+            <w:vAlign w:val="center"/>
+          </w:tcPr>
+          <w:p/>
+        </w:tc>
+        <w:tc>
+          <w:tcPr>
+            <w:tcW w:w="570" w:type="dxa"/>
+            <w:vAlign w:val="center"/>
+          </w:tcPr>
+          <w:p/>
+        </w:tc>
+      </w:tr>
+      <w:tr>
+        <w:trPr>
+          <w:trHeight w:val="340"/>
+        </w:trPr>
+        <w:tc>
+          <w:tcPr>
+            <w:tcW w:w="1690" w:type="dxa"/>
+            <w:shd w:val="clear" w:color="auto" w:fill="8496B0"/>
+            <w:vAlign w:val="center"/>
+          </w:tcPr>
+          <w:p>
+            <w:pPr>
+              <w:rPr>
+                <w:b/>
+                <w:bCs/>
+              </w:rPr>
+            </w:pPr>
+          </w:p>
+        </w:tc>
+        <w:tc>
+          <w:tcPr>
+            <w:tcW w:w="1984" w:type="dxa"/>
+            <w:vAlign w:val="center"/>
+          </w:tcPr>
+          <w:p>
+            <w:proofErr w:type="spellStart"/>
+            <w:r>
+              <w:t>Duracion_dias</w:t>
+            </w:r>
+            <w:proofErr w:type="spellEnd"/>
+          </w:p>
+        </w:tc>
+        <w:tc>
+          <w:tcPr>
+            <w:tcW w:w="1418" w:type="dxa"/>
+            <w:vAlign w:val="center"/>
+          </w:tcPr>
+          <w:p>
+            <w:r>
+              <w:t>INT</w:t>
+            </w:r>
+          </w:p>
+        </w:tc>
+        <w:tc>
+          <w:tcPr>
+            <w:tcW w:w="2708" w:type="dxa"/>
+            <w:vAlign w:val="center"/>
+          </w:tcPr>
+          <w:p>
+            <w:pPr>
+              <w:rPr>
+                <w:lang w:val="es-AR"/>
+              </w:rPr>
+            </w:pPr>
+            <w:r>
+              <w:rPr>
+                <w:lang w:val="es-AR"/>
+              </w:rPr>
+              <w:t>Tiempo que dura el pack (1 mes)</w:t>
+            </w:r>
+          </w:p>
+        </w:tc>
+        <w:tc>
+          <w:tcPr>
+            <w:tcW w:w="705" w:type="dxa"/>
+            <w:vAlign w:val="center"/>
+          </w:tcPr>
+          <w:p>
+            <w:pPr>
+              <w:rPr>
+                <w:lang w:val="es-AR"/>
+              </w:rPr>
+            </w:pPr>
+          </w:p>
+        </w:tc>
+        <w:tc>
+          <w:tcPr>
+            <w:tcW w:w="570" w:type="dxa"/>
+            <w:vAlign w:val="center"/>
+          </w:tcPr>
+          <w:p>
+            <w:pPr>
+              <w:rPr>
+                <w:lang w:val="es-AR"/>
+              </w:rPr>
+            </w:pPr>
+          </w:p>
+        </w:tc>
+      </w:tr>
+      <w:tr>
+        <w:trPr>
+          <w:trHeight w:val="340"/>
+        </w:trPr>
+        <w:tc>
+          <w:tcPr>
+            <w:tcW w:w="1690" w:type="dxa"/>
+            <w:shd w:val="clear" w:color="auto" w:fill="8496B0"/>
+            <w:vAlign w:val="center"/>
+          </w:tcPr>
+          <w:p>
+            <w:pPr>
+              <w:rPr>
+                <w:b/>
+                <w:bCs/>
+                <w:lang w:val="es-AR"/>
+              </w:rPr>
+            </w:pPr>
+          </w:p>
+        </w:tc>
+        <w:tc>
+          <w:tcPr>
+            <w:tcW w:w="1984" w:type="dxa"/>
+            <w:vAlign w:val="center"/>
+          </w:tcPr>
+          <w:p>
+            <w:proofErr w:type="spellStart"/>
+            <w:r>
+              <w:t>Limite_clases</w:t>
+            </w:r>
+            <w:proofErr w:type="spellEnd"/>
+          </w:p>
+        </w:tc>
+        <w:tc>
+          <w:tcPr>
+            <w:tcW w:w="1418" w:type="dxa"/>
+            <w:vAlign w:val="center"/>
+          </w:tcPr>
+          <w:p>
+            <w:r>
+              <w:t>INT</w:t>
+            </w:r>
+          </w:p>
+        </w:tc>
+        <w:tc>
+          <w:tcPr>
+            <w:tcW w:w="2708" w:type="dxa"/>
+            <w:vAlign w:val="center"/>
+          </w:tcPr>
+          <w:p>
+            <w:pPr>
+              <w:rPr>
+                <w:lang w:val="es-AR"/>
+              </w:rPr>
+            </w:pPr>
+            <w:r>
+              <w:rPr>
+                <w:lang w:val="es-AR"/>
+              </w:rPr>
+              <w:t>8, 12, 100 en caso de que sea ilimitado</w:t>
+            </w:r>
+          </w:p>
+        </w:tc>
+        <w:tc>
+          <w:tcPr>
+            <w:tcW w:w="705" w:type="dxa"/>
+            <w:vAlign w:val="center"/>
+          </w:tcPr>
+          <w:p>
+            <w:pPr>
+              <w:rPr>
+                <w:lang w:val="es-AR"/>
+              </w:rPr>
+            </w:pPr>
+          </w:p>
+        </w:tc>
+        <w:tc>
+          <w:tcPr>
+            <w:tcW w:w="570" w:type="dxa"/>
+            <w:vAlign w:val="center"/>
+          </w:tcPr>
+          <w:p>
+            <w:pPr>
+              <w:rPr>
+                <w:lang w:val="es-AR"/>
+              </w:rPr>
+            </w:pPr>
+          </w:p>
+        </w:tc>
+      </w:tr>
+      <w:tr>
+        <w:trPr>
+          <w:trHeight w:val="340"/>
+        </w:trPr>
+        <w:tc>
+          <w:tcPr>
+            <w:tcW w:w="1690" w:type="dxa"/>
+            <w:tcBorders>
+              <w:bottom w:val="single" w:sz="12" w:space="0" w:color="000000"/>
+            </w:tcBorders>
+            <w:shd w:val="clear" w:color="auto" w:fill="8496B0"/>
+            <w:vAlign w:val="center"/>
+          </w:tcPr>
+          <w:p>
+            <w:pPr>
+              <w:rPr>
+                <w:b/>
+                <w:bCs/>
+                <w:lang w:val="es-AR"/>
+              </w:rPr>
+            </w:pPr>
+          </w:p>
+        </w:tc>
+        <w:tc>
+          <w:tcPr>
+            <w:tcW w:w="1984" w:type="dxa"/>
+            <w:tcBorders>
+              <w:bottom w:val="single" w:sz="12" w:space="0" w:color="000000"/>
+            </w:tcBorders>
+            <w:vAlign w:val="center"/>
+          </w:tcPr>
+          <w:p>
+            <w:pPr>
+              <w:rPr>
+                <w:lang w:val="es-AR"/>
+              </w:rPr>
+            </w:pPr>
+          </w:p>
+        </w:tc>
+        <w:tc>
+          <w:tcPr>
+            <w:tcW w:w="1418" w:type="dxa"/>
+            <w:tcBorders>
+              <w:bottom w:val="single" w:sz="12" w:space="0" w:color="000000"/>
+            </w:tcBorders>
+            <w:vAlign w:val="center"/>
+          </w:tcPr>
+          <w:p>
+            <w:pPr>
+              <w:rPr>
+                <w:lang w:val="es-AR"/>
+              </w:rPr>
+            </w:pPr>
+          </w:p>
+        </w:tc>
+        <w:tc>
+          <w:tcPr>
+            <w:tcW w:w="2708" w:type="dxa"/>
+            <w:tcBorders>
+              <w:bottom w:val="single" w:sz="12" w:space="0" w:color="000000"/>
+            </w:tcBorders>
+            <w:vAlign w:val="center"/>
+          </w:tcPr>
+          <w:p>
+            <w:pPr>
+              <w:rPr>
+                <w:lang w:val="es-AR"/>
+              </w:rPr>
+            </w:pPr>
+          </w:p>
+        </w:tc>
+        <w:tc>
+          <w:tcPr>
+            <w:tcW w:w="705" w:type="dxa"/>
+            <w:tcBorders>
+              <w:bottom w:val="single" w:sz="12" w:space="0" w:color="000000"/>
+            </w:tcBorders>
+            <w:vAlign w:val="center"/>
+          </w:tcPr>
+          <w:p>
+            <w:pPr>
+              <w:rPr>
+                <w:lang w:val="es-AR"/>
+              </w:rPr>
+            </w:pPr>
+          </w:p>
+        </w:tc>
+        <w:tc>
+          <w:tcPr>
+            <w:tcW w:w="570" w:type="dxa"/>
+            <w:tcBorders>
+              <w:bottom w:val="single" w:sz="12" w:space="0" w:color="000000"/>
+            </w:tcBorders>
+            <w:vAlign w:val="center"/>
+          </w:tcPr>
+          <w:p>
+            <w:pPr>
+              <w:rPr>
+                <w:lang w:val="es-AR"/>
+              </w:rPr>
+            </w:pPr>
+          </w:p>
+        </w:tc>
+      </w:tr>
+      <w:tr>
+        <w:trPr>
+          <w:trHeight w:val="340"/>
+        </w:trPr>
+        <w:tc>
+          <w:tcPr>
+            <w:tcW w:w="1690" w:type="dxa"/>
+            <w:tcBorders>
+              <w:top w:val="single" w:sz="12" w:space="0" w:color="000000"/>
+            </w:tcBorders>
+            <w:shd w:val="clear" w:color="auto" w:fill="8496B0"/>
+            <w:vAlign w:val="center"/>
+          </w:tcPr>
+          <w:p>
+            <w:pPr>
+              <w:rPr>
+                <w:b/>
+                <w:bCs/>
+              </w:rPr>
+            </w:pPr>
+            <w:proofErr w:type="spellStart"/>
+            <w:r>
+              <w:rPr>
+                <w:b/>
+                <w:bCs/>
+              </w:rPr>
+              <w:t>pagos</w:t>
+            </w:r>
+            <w:proofErr w:type="spellEnd"/>
+          </w:p>
+        </w:tc>
+        <w:tc>
+          <w:tcPr>
+            <w:tcW w:w="1984" w:type="dxa"/>
+            <w:tcBorders>
+              <w:top w:val="single" w:sz="12" w:space="0" w:color="000000"/>
+            </w:tcBorders>
+            <w:vAlign w:val="center"/>
+          </w:tcPr>
+          <w:p>
+            <w:proofErr w:type="spellStart"/>
+            <w:r>
+              <w:t>Id_pago</w:t>
+            </w:r>
+            <w:proofErr w:type="spellEnd"/>
+          </w:p>
+        </w:tc>
+        <w:tc>
+          <w:tcPr>
+            <w:tcW w:w="1418" w:type="dxa"/>
+            <w:tcBorders>
+              <w:top w:val="single" w:sz="12" w:space="0" w:color="000000"/>
+            </w:tcBorders>
+            <w:vAlign w:val="center"/>
+          </w:tcPr>
+          <w:p>
+            <w:r>
+              <w:t>INT</w:t>
+            </w:r>
+          </w:p>
+        </w:tc>
+        <w:tc>
+          <w:tcPr>
+            <w:tcW w:w="2708" w:type="dxa"/>
+            <w:tcBorders>
+              <w:top w:val="single" w:sz="12" w:space="0" w:color="000000"/>
+            </w:tcBorders>
+            <w:vAlign w:val="center"/>
+          </w:tcPr>
+          <w:p>
+            <w:proofErr w:type="spellStart"/>
+            <w:r>
+              <w:t>Identificador</w:t>
+            </w:r>
+            <w:proofErr w:type="spellEnd"/>
+            <w:r>
+              <w:t xml:space="preserve"> </w:t>
+            </w:r>
+            <w:proofErr w:type="spellStart"/>
+            <w:r>
+              <w:t>único</w:t>
+            </w:r>
+            <w:proofErr w:type="spellEnd"/>
+          </w:p>
+        </w:tc>
+        <w:tc>
+          <w:tcPr>
+            <w:tcW w:w="705" w:type="dxa"/>
+            <w:tcBorders>
+              <w:top w:val="single" w:sz="12" w:space="0" w:color="000000"/>
+            </w:tcBorders>
+            <w:vAlign w:val="center"/>
+          </w:tcPr>
+          <w:p>
+            <w:r>
+              <w:rPr>
+                <w:b/>
+                <w:bCs/>
+                <w:shd w:val="clear" w:color="auto" w:fill="FF9900"/>
+              </w:rPr>
+              <w:t>PK</w:t>
+            </w:r>
+          </w:p>
+        </w:tc>
+        <w:tc>
+          <w:tcPr>
+            <w:tcW w:w="570" w:type="dxa"/>
+            <w:tcBorders>
+              <w:top w:val="single" w:sz="12" w:space="0" w:color="000000"/>
+            </w:tcBorders>
+            <w:vAlign w:val="center"/>
+          </w:tcPr>
+          <w:p/>
+        </w:tc>
+      </w:tr>
+      <w:tr>
+        <w:trPr>
+          <w:trHeight w:val="340"/>
+        </w:trPr>
+        <w:tc>
+          <w:tcPr>
+            <w:tcW w:w="1690" w:type="dxa"/>
+            <w:shd w:val="clear" w:color="auto" w:fill="8496B0"/>
+            <w:vAlign w:val="center"/>
+          </w:tcPr>
+          <w:p>
+            <w:pPr>
+              <w:rPr>
+                <w:b/>
+                <w:bCs/>
+              </w:rPr>
+            </w:pPr>
+          </w:p>
+        </w:tc>
+        <w:tc>
+          <w:tcPr>
+            <w:tcW w:w="1984" w:type="dxa"/>
+            <w:vAlign w:val="center"/>
+          </w:tcPr>
+          <w:p>
+            <w:proofErr w:type="spellStart"/>
+            <w:r>
+              <w:t>Id_cliente</w:t>
+            </w:r>
+            <w:proofErr w:type="spellEnd"/>
+          </w:p>
+        </w:tc>
+        <w:tc>
+          <w:tcPr>
+            <w:tcW w:w="1418" w:type="dxa"/>
+            <w:vAlign w:val="center"/>
+          </w:tcPr>
+          <w:p>
+            <w:r>
+              <w:t>INT</w:t>
+            </w:r>
+          </w:p>
+        </w:tc>
+        <w:tc>
+          <w:tcPr>
+            <w:tcW w:w="2708" w:type="dxa"/>
+            <w:vAlign w:val="center"/>
+          </w:tcPr>
+          <w:p>
+            <w:proofErr w:type="spellStart"/>
+            <w:r>
+              <w:t>Identificador</w:t>
+            </w:r>
+            <w:proofErr w:type="spellEnd"/>
+            <w:r>
+              <w:t xml:space="preserve"> del </w:t>
+            </w:r>
+            <w:proofErr w:type="spellStart"/>
+            <w:r>
+              <w:t>cliente</w:t>
+            </w:r>
+            <w:proofErr w:type="spellEnd"/>
+          </w:p>
+        </w:tc>
+        <w:tc>
+          <w:tcPr>
+            <w:tcW w:w="705" w:type="dxa"/>
+            <w:vAlign w:val="center"/>
+          </w:tcPr>
+          <w:p/>
+        </w:tc>
+        <w:tc>
+          <w:tcPr>
+            <w:tcW w:w="570" w:type="dxa"/>
+            <w:vAlign w:val="center"/>
+          </w:tcPr>
+          <w:p>
+            <w:r>
+              <w:rPr>
+                <w:b/>
+                <w:bCs/>
+                <w:shd w:val="clear" w:color="auto" w:fill="6AA84F"/>
+              </w:rPr>
+              <w:t>FK</w:t>
+            </w:r>
+          </w:p>
+        </w:tc>
+      </w:tr>
+      <w:tr>
+        <w:trPr>
+          <w:trHeight w:val="340"/>
+        </w:trPr>
+        <w:tc>
+          <w:tcPr>
+            <w:tcW w:w="1690" w:type="dxa"/>
+            <w:shd w:val="clear" w:color="auto" w:fill="8496B0"/>
+            <w:vAlign w:val="center"/>
+          </w:tcPr>
+          <w:p/>
+        </w:tc>
+        <w:tc>
+          <w:tcPr>
+            <w:tcW w:w="1984" w:type="dxa"/>
+            <w:vAlign w:val="center"/>
+          </w:tcPr>
+          <w:p>
+            <w:proofErr w:type="spellStart"/>
+            <w:r>
+              <w:t>Id_membresia</w:t>
+            </w:r>
+            <w:proofErr w:type="spellEnd"/>
+          </w:p>
+        </w:tc>
+        <w:tc>
+          <w:tcPr>
+            <w:tcW w:w="1418" w:type="dxa"/>
+            <w:vAlign w:val="center"/>
+          </w:tcPr>
+          <w:p>
+            <w:r>
+              <w:t>INT</w:t>
+            </w:r>
+          </w:p>
+        </w:tc>
+        <w:tc>
+          <w:tcPr>
+            <w:tcW w:w="2708" w:type="dxa"/>
+            <w:vAlign w:val="center"/>
+          </w:tcPr>
+          <w:p>
+            <w:proofErr w:type="spellStart"/>
+            <w:r>
+              <w:t>Identificador</w:t>
+            </w:r>
+            <w:proofErr w:type="spellEnd"/>
+            <w:r>
+              <w:t xml:space="preserve"> </w:t>
+            </w:r>
+            <w:proofErr w:type="spellStart"/>
+            <w:r>
+              <w:t>membresía</w:t>
+            </w:r>
+            <w:proofErr w:type="spellEnd"/>
+          </w:p>
+        </w:tc>
+        <w:tc>
+          <w:tcPr>
+            <w:tcW w:w="705" w:type="dxa"/>
+            <w:vAlign w:val="center"/>
+          </w:tcPr>
+          <w:p/>
+        </w:tc>
+        <w:tc>
+          <w:tcPr>
+            <w:tcW w:w="570" w:type="dxa"/>
+            <w:vAlign w:val="center"/>
+          </w:tcPr>
+          <w:p>
+            <w:pPr>
+              <w:rPr>
+                <w:b/>
+                <w:bCs/>
+                <w:shd w:val="clear" w:color="auto" w:fill="6AA84F"/>
+              </w:rPr>
+            </w:pPr>
+            <w:r>
+              <w:rPr>
+                <w:b/>
+                <w:bCs/>
+                <w:shd w:val="clear" w:color="auto" w:fill="6AA84F"/>
+              </w:rPr>
+              <w:t>FK</w:t>
+            </w:r>
+          </w:p>
+        </w:tc>
+      </w:tr>
+      <w:tr>
+        <w:trPr>
+          <w:trHeight w:val="340"/>
+        </w:trPr>
+        <w:tc>
+          <w:tcPr>
+            <w:tcW w:w="1690" w:type="dxa"/>
+            <w:shd w:val="clear" w:color="auto" w:fill="8496B0"/>
+            <w:vAlign w:val="center"/>
+          </w:tcPr>
+          <w:p>
+            <w:pPr>
+              <w:spacing w:line="360" w:lineRule="auto"/>
+            </w:pPr>
+          </w:p>
+        </w:tc>
+        <w:tc>
+          <w:tcPr>
+            <w:tcW w:w="1984" w:type="dxa"/>
+            <w:vAlign w:val="center"/>
+          </w:tcPr>
+          <w:p>
+            <w:proofErr w:type="spellStart"/>
+            <w:r>
+              <w:t>Fecha_pago</w:t>
+            </w:r>
+            <w:proofErr w:type="spellEnd"/>
+          </w:p>
+        </w:tc>
+        <w:tc>
+          <w:tcPr>
+            <w:tcW w:w="1418" w:type="dxa"/>
+            <w:vAlign w:val="center"/>
+          </w:tcPr>
+          <w:p>
+            <w:r>
+              <w:t>DATE</w:t>
+            </w:r>
+          </w:p>
+        </w:tc>
+        <w:tc>
+          <w:tcPr>
+            <w:tcW w:w="2708" w:type="dxa"/>
+            <w:vAlign w:val="center"/>
+          </w:tcPr>
+          <w:p>
+            <w:pPr>
+              <w:rPr>
+                <w:lang w:val="es-AR"/>
+              </w:rPr>
+            </w:pPr>
+            <w:r>
+              <w:rPr>
+                <w:lang w:val="es-AR"/>
+              </w:rPr>
+              <w:t>Fecha en que realizó el pago</w:t>
+            </w:r>
+          </w:p>
+        </w:tc>
+        <w:tc>
+          <w:tcPr>
+            <w:tcW w:w="705" w:type="dxa"/>
+            <w:vAlign w:val="center"/>
+          </w:tcPr>
+          <w:p>
+            <w:pPr>
+              <w:rPr>
+                <w:lang w:val="es-AR"/>
+              </w:rPr>
+            </w:pPr>
+          </w:p>
+        </w:tc>
+        <w:tc>
+          <w:tcPr>
+            <w:tcW w:w="570" w:type="dxa"/>
+            <w:vAlign w:val="center"/>
+          </w:tcPr>
+          <w:p>
+            <w:pPr>
+              <w:rPr>
+                <w:lang w:val="es-AR"/>
+              </w:rPr>
+            </w:pPr>
+          </w:p>
+        </w:tc>
+      </w:tr>
+      <w:tr>
+        <w:trPr>
+          <w:trHeight w:val="340"/>
+        </w:trPr>
+        <w:tc>
+          <w:tcPr>
+            <w:tcW w:w="1690" w:type="dxa"/>
+            <w:shd w:val="clear" w:color="auto" w:fill="8496B0"/>
+            <w:vAlign w:val="center"/>
+          </w:tcPr>
+          <w:p>
+            <w:pPr>
+              <w:rPr>
+                <w:lang w:val="es-AR"/>
+              </w:rPr>
+            </w:pPr>
+          </w:p>
+        </w:tc>
+        <w:tc>
+          <w:tcPr>
+            <w:tcW w:w="1984" w:type="dxa"/>
+            <w:vAlign w:val="center"/>
+          </w:tcPr>
+          <w:p>
+            <w:proofErr w:type="spellStart"/>
+            <w:r>
+              <w:t>Metodo_pago</w:t>
+            </w:r>
+            <w:proofErr w:type="spellEnd"/>
+          </w:p>
+        </w:tc>
+        <w:tc>
+          <w:tcPr>
+            <w:tcW w:w="1418" w:type="dxa"/>
+            <w:vAlign w:val="center"/>
+          </w:tcPr>
+          <w:p>
+            <w:r>
+              <w:t>VARCHAR</w:t>
+            </w:r>
+          </w:p>
+        </w:tc>
+        <w:tc>
+          <w:tcPr>
+            <w:tcW w:w="2708" w:type="dxa"/>
+            <w:vAlign w:val="center"/>
+          </w:tcPr>
+          <w:p>
+            <w:pPr>
+              <w:rPr>
+                <w:lang w:val="es-AR"/>
+              </w:rPr>
+            </w:pPr>
+            <w:r>
+              <w:rPr>
+                <w:lang w:val="es-AR"/>
+              </w:rPr>
+              <w:t>Forma en la que realizó el pago (efectivo, MP, débito)</w:t>
+            </w:r>
+          </w:p>
+        </w:tc>
+        <w:tc>
+          <w:tcPr>
+            <w:tcW w:w="705" w:type="dxa"/>
+            <w:vAlign w:val="center"/>
+          </w:tcPr>
+          <w:p>
+            <w:pPr>
+              <w:rPr>
+                <w:lang w:val="es-AR"/>
+              </w:rPr>
+            </w:pPr>
+          </w:p>
+        </w:tc>
+        <w:tc>
+          <w:tcPr>
+            <w:tcW w:w="570" w:type="dxa"/>
+            <w:vAlign w:val="center"/>
+          </w:tcPr>
+          <w:p>
+            <w:pPr>
+              <w:rPr>
+                <w:lang w:val="es-AR"/>
+              </w:rPr>
+            </w:pPr>
+          </w:p>
+        </w:tc>
+      </w:tr>
+      <w:tr>
+        <w:trPr>
+          <w:trHeight w:val="340"/>
+        </w:trPr>
+        <w:tc>
+          <w:tcPr>
+            <w:tcW w:w="1690" w:type="dxa"/>
+            <w:shd w:val="clear" w:color="auto" w:fill="8496B0"/>
+            <w:vAlign w:val="center"/>
+          </w:tcPr>
+          <w:p>
+            <w:pPr>
+              <w:rPr>
+                <w:lang w:val="es-AR"/>
+              </w:rPr>
+            </w:pPr>
+          </w:p>
+        </w:tc>
+        <w:tc>
+          <w:tcPr>
+            <w:tcW w:w="1984" w:type="dxa"/>
+            <w:vAlign w:val="center"/>
+          </w:tcPr>
+          <w:p>
+            <w:pPr>
+              <w:rPr>
+                <w:lang w:val="es-AR"/>
+              </w:rPr>
+            </w:pPr>
+          </w:p>
+        </w:tc>
+        <w:tc>
+          <w:tcPr>
+            <w:tcW w:w="1418" w:type="dxa"/>
+            <w:vAlign w:val="center"/>
+          </w:tcPr>
+          <w:p>
+            <w:pPr>
+              <w:rPr>
+                <w:lang w:val="es-AR"/>
+              </w:rPr>
+            </w:pPr>
+          </w:p>
+        </w:tc>
+        <w:tc>
+          <w:tcPr>
+            <w:tcW w:w="2708" w:type="dxa"/>
+            <w:vAlign w:val="center"/>
+          </w:tcPr>
+          <w:p>
+            <w:pPr>
+              <w:rPr>
+                <w:lang w:val="es-AR"/>
+              </w:rPr>
+            </w:pPr>
+          </w:p>
+        </w:tc>
+        <w:tc>
+          <w:tcPr>
+            <w:tcW w:w="705" w:type="dxa"/>
+            <w:vAlign w:val="center"/>
+          </w:tcPr>
+          <w:p>
+            <w:pPr>
+              <w:rPr>
+                <w:lang w:val="es-AR"/>
+              </w:rPr>
+            </w:pPr>
+          </w:p>
+        </w:tc>
+        <w:tc>
+          <w:tcPr>
+            <w:tcW w:w="570" w:type="dxa"/>
+            <w:vAlign w:val="center"/>
+          </w:tcPr>
+          <w:p>
+            <w:pPr>
+              <w:rPr>
+                <w:lang w:val="es-AR"/>
+              </w:rPr>
+            </w:pPr>
+          </w:p>
+        </w:tc>
+      </w:tr>
+      <w:tr>
+        <w:trPr>
+          <w:trHeight w:val="340"/>
+        </w:trPr>
+        <w:tc>
+          <w:tcPr>
+            <w:tcW w:w="1690" w:type="dxa"/>
+            <w:shd w:val="clear" w:color="auto" w:fill="8496B0"/>
+            <w:vAlign w:val="center"/>
+          </w:tcPr>
+          <w:p>
+            <w:pPr>
+              <w:rPr>
+                <w:b/>
+                <w:bCs/>
+              </w:rPr>
+            </w:pPr>
+            <w:proofErr w:type="spellStart"/>
+            <w:r>
+              <w:rPr>
+                <w:b/>
+                <w:bCs/>
+              </w:rPr>
+              <w:t>entrenador_cliente</w:t>
+            </w:r>
+            <w:proofErr w:type="spellEnd"/>
+          </w:p>
+        </w:tc>
+        <w:tc>
+          <w:tcPr>
+            <w:tcW w:w="1984" w:type="dxa"/>
+            <w:vAlign w:val="center"/>
+          </w:tcPr>
+          <w:p>
+            <w:proofErr w:type="spellStart"/>
+            <w:r>
+              <w:t>id_entrenador</w:t>
+            </w:r>
+            <w:proofErr w:type="spellEnd"/>
+          </w:p>
+        </w:tc>
+        <w:tc>
+          <w:tcPr>
+            <w:tcW w:w="1418" w:type="dxa"/>
+            <w:vAlign w:val="center"/>
+          </w:tcPr>
+          <w:p>
+            <w:r>
+              <w:t>INT</w:t>
+            </w:r>
+          </w:p>
+        </w:tc>
+        <w:tc>
+          <w:tcPr>
+            <w:tcW w:w="2708" w:type="dxa"/>
+            <w:vAlign w:val="center"/>
+          </w:tcPr>
+          <w:p>
+            <w:proofErr w:type="spellStart"/>
+            <w:r>
+              <w:t>Identificador</w:t>
+            </w:r>
+            <w:proofErr w:type="spellEnd"/>
+            <w:r>
+              <w:t xml:space="preserve"> del </w:t>
+            </w:r>
+            <w:proofErr w:type="spellStart"/>
+            <w:r>
+              <w:t>entrenador</w:t>
+            </w:r>
+            <w:proofErr w:type="spellEnd"/>
+          </w:p>
+        </w:tc>
+        <w:tc>
+          <w:tcPr>
+            <w:tcW w:w="705" w:type="dxa"/>
+            <w:vAlign w:val="center"/>
+          </w:tcPr>
+          <w:p>
+            <w:r>
+              <w:rPr>
+                <w:b/>
+                <w:bCs/>
+                <w:shd w:val="clear" w:color="auto" w:fill="FF9900"/>
+              </w:rPr>
+              <w:t>PK</w:t>
+            </w:r>
+          </w:p>
+        </w:tc>
+        <w:tc>
+          <w:tcPr>
+            <w:tcW w:w="570" w:type="dxa"/>
+            <w:vAlign w:val="center"/>
+          </w:tcPr>
+          <w:p>
+            <w:r>
+              <w:rPr>
+                <w:b/>
+                <w:bCs/>
+                <w:shd w:val="clear" w:color="auto" w:fill="6AA84F"/>
+              </w:rPr>
+              <w:t>FK</w:t>
+            </w:r>
+          </w:p>
+        </w:tc>
+      </w:tr>
+      <w:tr>
+        <w:trPr>
+          <w:trHeight w:val="340"/>
+        </w:trPr>
+        <w:tc>
+          <w:tcPr>
+            <w:tcW w:w="1690" w:type="dxa"/>
+            <w:shd w:val="clear" w:color="auto" w:fill="8496B0"/>
+            <w:vAlign w:val="center"/>
+          </w:tcPr>
+          <w:p/>
+        </w:tc>
+        <w:tc>
+          <w:tcPr>
+            <w:tcW w:w="1984" w:type="dxa"/>
+            <w:vAlign w:val="center"/>
+          </w:tcPr>
+          <w:p>
+            <w:proofErr w:type="spellStart"/>
+            <w:r>
+              <w:t>id_cliente</w:t>
+            </w:r>
+            <w:proofErr w:type="spellEnd"/>
+          </w:p>
+        </w:tc>
+        <w:tc>
+          <w:tcPr>
+            <w:tcW w:w="1418" w:type="dxa"/>
+            <w:vAlign w:val="center"/>
+          </w:tcPr>
+          <w:p>
+            <w:r>
+              <w:t>INT</w:t>
+            </w:r>
+          </w:p>
+        </w:tc>
+        <w:tc>
+          <w:tcPr>
+            <w:tcW w:w="2708" w:type="dxa"/>
+            <w:vAlign w:val="center"/>
+          </w:tcPr>
+          <w:p>
+            <w:proofErr w:type="spellStart"/>
+            <w:r>
+              <w:t>Identificador</w:t>
+            </w:r>
+            <w:proofErr w:type="spellEnd"/>
+            <w:r>
+              <w:t xml:space="preserve"> del </w:t>
+            </w:r>
+            <w:proofErr w:type="spellStart"/>
+            <w:r>
+              <w:t>cliente</w:t>
+            </w:r>
+            <w:proofErr w:type="spellEnd"/>
+          </w:p>
+        </w:tc>
+        <w:tc>
+          <w:tcPr>
+            <w:tcW w:w="705" w:type="dxa"/>
+            <w:vAlign w:val="center"/>
+          </w:tcPr>
+          <w:p>
+            <w:r>
+              <w:rPr>
+                <w:b/>
+                <w:bCs/>
+                <w:shd w:val="clear" w:color="auto" w:fill="FF9900"/>
+              </w:rPr>
+              <w:t>PK</w:t>
+            </w:r>
+          </w:p>
+        </w:tc>
+        <w:tc>
+          <w:tcPr>
+            <w:tcW w:w="570" w:type="dxa"/>
+            <w:vAlign w:val="center"/>
+          </w:tcPr>
+          <w:p>
+            <w:r>
+              <w:rPr>
+                <w:b/>
+                <w:bCs/>
+                <w:shd w:val="clear" w:color="auto" w:fill="6AA84F"/>
+              </w:rPr>
+              <w:t>FK</w:t>
+            </w:r>
+          </w:p>
+        </w:tc>
+      </w:tr>
+    </w:tbl>
+    <w:p>
+      <w:pPr>
+        <w:rPr>
+          <w:rFonts w:ascii="Arial" w:hAnsi="Arial" w:cs="Arial"/>
+          <w:b/>
+          <w:bCs/>
+          <w:sz w:val="24"/>
+          <w:szCs w:val="24"/>
+          <w:lang w:val="es-MX"/>
+        </w:rPr>
+      </w:pPr>
+    </w:p>
+    <w:p>
+      <w:pPr>
         <w:rPr>
           <w:rFonts w:ascii="Arial" w:hAnsi="Arial" w:cs="Arial"/>
           <w:b/>
@@ -5588,7 +10867,6 @@
           <w:rFonts w:ascii="Arial" w:hAnsi="Arial" w:cs="Arial"/>
           <w:lang w:val="es-MX"/>
         </w:rPr>
-        <w:lastRenderedPageBreak/>
         <w:t>El objetivo es ver qué membresía tiene cada cliente. Necesitamos las tablas clientes y membresías.</w:t>
       </w:r>
       <w:r>
@@ -5709,6 +10987,7 @@
           <w:bCs/>
           <w:lang w:val="es-MX"/>
         </w:rPr>
+        <w:lastRenderedPageBreak/>
         <w:t>Vista_pagos_clientes</w:t>
       </w:r>
       <w:proofErr w:type="spellEnd"/>
@@ -6202,15 +11481,7 @@
           <w:rFonts w:ascii="Arial" w:hAnsi="Arial" w:cs="Arial"/>
           <w:lang w:val="es-MX"/>
         </w:rPr>
-        <w:t xml:space="preserve"> </w:t>
-      </w:r>
-      <w:r>
-        <w:rPr>
-          <w:rFonts w:ascii="Arial" w:hAnsi="Arial" w:cs="Arial"/>
-          <w:lang w:val="es-MX"/>
-        </w:rPr>
-        <w:lastRenderedPageBreak/>
-        <w:t>Así activa automáticamente al cliente cuando paga</w:t>
+        <w:t xml:space="preserve"> Así activa automáticamente al cliente cuando paga</w:t>
       </w:r>
       <w:r>
         <w:rPr>
@@ -6289,6 +11560,7 @@
           <w:rFonts w:ascii="Arial" w:hAnsi="Arial" w:cs="Arial"/>
           <w:lang w:val="es-MX"/>
         </w:rPr>
+        <w:lastRenderedPageBreak/>
         <w:t xml:space="preserve">El objetivo de este </w:t>
       </w:r>
       <w:proofErr w:type="spellStart"/>
@@ -7640,6 +12912,7 @@
   <w:style w:type="character" w:default="1" w:styleId="Fuentedeprrafopredeter">
     <w:name w:val="Default Paragraph Font"/>
     <w:uiPriority w:val="1"/>
+    <w:semiHidden/>
     <w:unhideWhenUsed/>
   </w:style>
   <w:style w:type="table" w:default="1" w:styleId="Tablanormal">
@@ -8395,7 +13668,7 @@
 
 <file path=customXml/item1.xml><?xml version="1.0" encoding="utf-8"?>
 <CoverPageProperties xmlns="http://schemas.microsoft.com/office/2006/coverPageProps">
-  <PublishDate>Entregable n2</PublishDate>
+  <PublishDate>Proyecto Final</PublishDate>
   <Abstract/>
   <CompanyAddress/>
   <CompanyPhone/>
